--- a/eng/docx/019.content.docx
+++ b/eng/docx/019.content.docx
@@ -324,18 +324,12 @@
         </w:rPr>
         <w:t>:</w:t>
       </w:r>
-      <w:hyperlink r:id="rId13">
-        <w:r>
-          <w:rPr>
-            <w:lang w:val="en_US" w:bidi="en_US"/>
-          </w:rPr>
-          <w:rPr>
-            <w:color w:val="0000EE"/>
-            <w:u w:val="single"/>
-          </w:rPr>
-          <w:t>Dn 2:8</w:t>
-        </w:r>
-      </w:hyperlink>
+      <w:r>
+        <w:rPr>
+          <w:lang w:val="en_US" w:bidi="en_US"/>
+        </w:rPr>
+        <w:t>Dn 2:8</w:t>
+      </w:r>
       <w:r>
         <w:rPr>
           <w:lang w:val="en_US" w:bidi="en_US"/>
@@ -526,18 +520,12 @@
         </w:rPr>
         <w:t xml:space="preserve">, cf. </w:t>
       </w:r>
-      <w:hyperlink r:id="rId14">
-        <w:r>
-          <w:rPr>
-            <w:lang w:val="en_US" w:bidi="en_US"/>
-          </w:rPr>
-          <w:rPr>
-            <w:color w:val="0000EE"/>
-            <w:u w:val="single"/>
-          </w:rPr>
-          <w:t>Gn 15:10</w:t>
-        </w:r>
-      </w:hyperlink>
+      <w:r>
+        <w:rPr>
+          <w:lang w:val="en_US" w:bidi="en_US"/>
+        </w:rPr>
+        <w:t>Gn 15:10</w:t>
+      </w:r>
       <w:r>
         <w:rPr>
           <w:lang w:val="en_US" w:bidi="en_US"/>
@@ -600,18 +588,12 @@
         </w:rPr>
         <w:t xml:space="preserve"> </w:t>
       </w:r>
-      <w:hyperlink r:id="rId13">
-        <w:r>
-          <w:rPr>
-            <w:lang w:val="en_US" w:bidi="en_US"/>
-          </w:rPr>
-          <w:rPr>
-            <w:color w:val="0000EE"/>
-            <w:u w:val="single"/>
-          </w:rPr>
-          <w:t>Dn 2:8</w:t>
-        </w:r>
-      </w:hyperlink>
+      <w:r>
+        <w:rPr>
+          <w:lang w:val="en_US" w:bidi="en_US"/>
+        </w:rPr>
+        <w:t>Dn 2:8</w:t>
+      </w:r>
       <w:r>
         <w:rPr>
           <w:lang w:val="en_US" w:bidi="en_US"/>
@@ -630,18 +612,12 @@
         </w:rPr>
         <w:t xml:space="preserve"> † </w:t>
       </w:r>
-      <w:hyperlink r:id="rId15">
-        <w:r>
-          <w:rPr>
-            <w:lang w:val="en_US" w:bidi="en_US"/>
-          </w:rPr>
-          <w:rPr>
-            <w:color w:val="0000EE"/>
-            <w:u w:val="single"/>
-          </w:rPr>
-          <w:t>2:31</w:t>
-        </w:r>
-      </w:hyperlink>
+      <w:r>
+        <w:rPr>
+          <w:lang w:val="en_US" w:bidi="en_US"/>
+        </w:rPr>
+        <w:t>2:31</w:t>
+      </w:r>
       <w:r>
         <w:rPr>
           <w:lang w:val="en_US" w:bidi="en_US"/>
@@ -698,18 +674,12 @@
         </w:rPr>
         <w:t xml:space="preserve"> </w:t>
       </w:r>
-      <w:hyperlink r:id="rId16">
-        <w:r>
-          <w:rPr>
-            <w:lang w:val="en_US" w:bidi="en_US"/>
-          </w:rPr>
-          <w:rPr>
-            <w:color w:val="0000EE"/>
-            <w:u w:val="single"/>
-          </w:rPr>
-          <w:t>Dn 3:3</w:t>
-        </w:r>
-      </w:hyperlink>
+      <w:r>
+        <w:rPr>
+          <w:lang w:val="en_US" w:bidi="en_US"/>
+        </w:rPr>
+        <w:t>Dn 3:3</w:t>
+      </w:r>
       <w:r>
         <w:rPr>
           <w:lang w:val="en_US" w:bidi="en_US"/>
@@ -753,54 +723,36 @@
         </w:rPr>
         <w:t xml:space="preserve">, </w:t>
       </w:r>
-      <w:hyperlink r:id="rId15">
-        <w:r>
-          <w:rPr>
-            <w:lang w:val="en_US" w:bidi="en_US"/>
-          </w:rPr>
-          <w:rPr>
-            <w:color w:val="0000EE"/>
-            <w:u w:val="single"/>
-          </w:rPr>
-          <w:t>2:31</w:t>
-        </w:r>
-      </w:hyperlink>
+      <w:r>
+        <w:rPr>
+          <w:lang w:val="en_US" w:bidi="en_US"/>
+        </w:rPr>
+        <w:t>2:31</w:t>
+      </w:r>
       <w:r>
         <w:rPr>
           <w:lang w:val="en_US" w:bidi="en_US"/>
         </w:rPr>
         <w:t xml:space="preserve">, </w:t>
       </w:r>
-      <w:hyperlink r:id="rId17">
-        <w:r>
-          <w:rPr>
-            <w:lang w:val="en_US" w:bidi="en_US"/>
-          </w:rPr>
-          <w:rPr>
-            <w:color w:val="0000EE"/>
-            <w:u w:val="single"/>
-          </w:rPr>
-          <w:t>5:1</w:t>
-        </w:r>
-      </w:hyperlink>
+      <w:r>
+        <w:rPr>
+          <w:lang w:val="en_US" w:bidi="en_US"/>
+        </w:rPr>
+        <w:t>5:1</w:t>
+      </w:r>
       <w:r>
         <w:rPr>
           <w:lang w:val="en_US" w:bidi="en_US"/>
         </w:rPr>
         <w:t xml:space="preserve">, </w:t>
       </w:r>
-      <w:hyperlink r:id="rId18">
-        <w:r>
-          <w:rPr>
-            <w:lang w:val="en_US" w:bidi="en_US"/>
-          </w:rPr>
-          <w:rPr>
-            <w:color w:val="0000EE"/>
-            <w:u w:val="single"/>
-          </w:rPr>
-          <w:t>5:5</w:t>
-        </w:r>
-      </w:hyperlink>
+      <w:r>
+        <w:rPr>
+          <w:lang w:val="en_US" w:bidi="en_US"/>
+        </w:rPr>
+        <w:t>5:5</w:t>
+      </w:r>
       <w:r>
         <w:rPr>
           <w:lang w:val="en_US" w:bidi="en_US"/>
@@ -820,18 +772,12 @@
         </w:rPr>
         <w:t xml:space="preserve">, </w:t>
       </w:r>
-      <w:hyperlink r:id="rId19">
-        <w:r>
-          <w:rPr>
-            <w:lang w:val="en_US" w:bidi="en_US"/>
-          </w:rPr>
-          <w:rPr>
-            <w:color w:val="0000EE"/>
-            <w:u w:val="single"/>
-          </w:rPr>
-          <w:t>5:10</w:t>
-        </w:r>
-      </w:hyperlink>
+      <w:r>
+        <w:rPr>
+          <w:lang w:val="en_US" w:bidi="en_US"/>
+        </w:rPr>
+        <w:t>5:10</w:t>
+      </w:r>
       <w:r>
         <w:rPr>
           <w:lang w:val="en_US" w:bidi="en_US"/>
@@ -887,18 +833,12 @@
         </w:rPr>
         <w:t xml:space="preserve"> the words, etc., </w:t>
       </w:r>
-      <w:hyperlink r:id="rId20">
-        <w:r>
-          <w:rPr>
-            <w:lang w:val="en_US" w:bidi="en_US"/>
-          </w:rPr>
-          <w:rPr>
-            <w:color w:val="0000EE"/>
-            <w:u w:val="single"/>
-          </w:rPr>
-          <w:t>Ezr 4:16</w:t>
-        </w:r>
-      </w:hyperlink>
+      <w:r>
+        <w:rPr>
+          <w:lang w:val="en_US" w:bidi="en_US"/>
+        </w:rPr>
+        <w:t>Ezr 4:16</w:t>
+      </w:r>
       <w:r>
         <w:rPr>
           <w:lang w:val="en_US" w:bidi="en_US"/>
@@ -1005,18 +945,12 @@
         </w:rPr>
         <w:t xml:space="preserve"> </w:t>
       </w:r>
-      <w:hyperlink r:id="rId21">
-        <w:r>
-          <w:rPr>
-            <w:lang w:val="en_US" w:bidi="en_US"/>
-          </w:rPr>
-          <w:rPr>
-            <w:color w:val="0000EE"/>
-            <w:u w:val="single"/>
-          </w:rPr>
-          <w:t>Ezr 6:13</w:t>
-        </w:r>
-      </w:hyperlink>
+      <w:r>
+        <w:rPr>
+          <w:lang w:val="en_US" w:bidi="en_US"/>
+        </w:rPr>
+        <w:t>Ezr 6:13</w:t>
+      </w:r>
       <w:r>
         <w:rPr>
           <w:lang w:val="en_US" w:bidi="en_US"/>
@@ -1331,126 +1265,84 @@
         </w:rPr>
         <w:t xml:space="preserve">, † </w:t>
       </w:r>
-      <w:hyperlink r:id="rId22">
-        <w:r>
-          <w:rPr>
-            <w:lang w:val="en_US" w:bidi="en_US"/>
-          </w:rPr>
-          <w:rPr>
-            <w:color w:val="0000EE"/>
-            <w:u w:val="single"/>
-          </w:rPr>
-          <w:t>Dn 2:12</w:t>
-        </w:r>
-      </w:hyperlink>
+      <w:r>
+        <w:rPr>
+          <w:lang w:val="en_US" w:bidi="en_US"/>
+        </w:rPr>
+        <w:t>Dn 2:12</w:t>
+      </w:r>
       <w:r>
         <w:rPr>
           <w:lang w:val="en_US" w:bidi="en_US"/>
         </w:rPr>
         <w:t xml:space="preserve">, </w:t>
       </w:r>
-      <w:hyperlink r:id="rId23">
-        <w:r>
-          <w:rPr>
-            <w:lang w:val="en_US" w:bidi="en_US"/>
-          </w:rPr>
-          <w:rPr>
-            <w:color w:val="0000EE"/>
-            <w:u w:val="single"/>
-          </w:rPr>
-          <w:t>2:24</w:t>
-        </w:r>
-      </w:hyperlink>
+      <w:r>
+        <w:rPr>
+          <w:lang w:val="en_US" w:bidi="en_US"/>
+        </w:rPr>
+        <w:t>2:24</w:t>
+      </w:r>
       <w:r>
         <w:rPr>
           <w:lang w:val="en_US" w:bidi="en_US"/>
         </w:rPr>
         <w:t xml:space="preserve">, </w:t>
       </w:r>
-      <w:hyperlink r:id="rId24">
-        <w:r>
-          <w:rPr>
-            <w:lang w:val="en_US" w:bidi="en_US"/>
-          </w:rPr>
-          <w:rPr>
-            <w:color w:val="0000EE"/>
-            <w:u w:val="single"/>
-          </w:rPr>
-          <w:t>3:7</w:t>
-        </w:r>
-      </w:hyperlink>
+      <w:r>
+        <w:rPr>
+          <w:lang w:val="en_US" w:bidi="en_US"/>
+        </w:rPr>
+        <w:t>3:7</w:t>
+      </w:r>
       <w:r>
         <w:rPr>
           <w:lang w:val="en_US" w:bidi="en_US"/>
         </w:rPr>
         <w:t xml:space="preserve">, </w:t>
       </w:r>
-      <w:hyperlink r:id="rId25">
-        <w:r>
-          <w:rPr>
-            <w:lang w:val="en_US" w:bidi="en_US"/>
-          </w:rPr>
-          <w:rPr>
-            <w:color w:val="0000EE"/>
-            <w:u w:val="single"/>
-          </w:rPr>
-          <w:t>3:8</w:t>
-        </w:r>
-      </w:hyperlink>
+      <w:r>
+        <w:rPr>
+          <w:lang w:val="en_US" w:bidi="en_US"/>
+        </w:rPr>
+        <w:t>3:8</w:t>
+      </w:r>
       <w:r>
         <w:rPr>
           <w:lang w:val="en_US" w:bidi="en_US"/>
         </w:rPr>
         <w:t xml:space="preserve">, </w:t>
       </w:r>
-      <w:hyperlink r:id="rId26">
-        <w:r>
-          <w:rPr>
-            <w:lang w:val="en_US" w:bidi="en_US"/>
-          </w:rPr>
-          <w:rPr>
-            <w:color w:val="0000EE"/>
-            <w:u w:val="single"/>
-          </w:rPr>
-          <w:t>6:10</w:t>
-        </w:r>
-      </w:hyperlink>
+      <w:r>
+        <w:rPr>
+          <w:lang w:val="en_US" w:bidi="en_US"/>
+        </w:rPr>
+        <w:t>6:10</w:t>
+      </w:r>
       <w:r>
         <w:rPr>
           <w:lang w:val="en_US" w:bidi="en_US"/>
         </w:rPr>
         <w:t xml:space="preserve">, </w:t>
       </w:r>
-      <w:hyperlink r:id="rId27">
-        <w:r>
-          <w:rPr>
-            <w:lang w:val="en_US" w:bidi="en_US"/>
-          </w:rPr>
-          <w:rPr>
-            <w:color w:val="0000EE"/>
-            <w:u w:val="single"/>
-          </w:rPr>
-          <w:t>Ezr 7:17</w:t>
-        </w:r>
-      </w:hyperlink>
+      <w:r>
+        <w:rPr>
+          <w:lang w:val="en_US" w:bidi="en_US"/>
+        </w:rPr>
+        <w:t>Ezr 7:17</w:t>
+      </w:r>
       <w:r>
         <w:rPr>
           <w:lang w:val="en_US" w:bidi="en_US"/>
         </w:rPr>
         <w:t xml:space="preserve">, </w:t>
       </w:r>
-      <w:hyperlink r:id="rId28">
-        <w:r>
-          <w:rPr>
-            <w:lang w:val="en_US" w:bidi="en_US"/>
-          </w:rPr>
-          <w:rPr>
-            <w:color w:val="0000EE"/>
-            <w:u w:val="single"/>
-          </w:rPr>
-          <w:t>Dn 3:22</w:t>
-        </w:r>
-      </w:hyperlink>
+      <w:r>
+        <w:rPr>
+          <w:lang w:val="en_US" w:bidi="en_US"/>
+        </w:rPr>
+        <w:t>Dn 3:22</w:t>
+      </w:r>
       <w:r>
         <w:rPr>
           <w:lang w:val="en_US" w:bidi="en_US"/>
@@ -1545,18 +1437,12 @@
         </w:rPr>
         <w:t xml:space="preserve">, </w:t>
       </w:r>
-      <w:hyperlink r:id="rId13">
-        <w:r>
-          <w:rPr>
-            <w:lang w:val="en_US" w:bidi="en_US"/>
-          </w:rPr>
-          <w:rPr>
-            <w:color w:val="0000EE"/>
-            <w:u w:val="single"/>
-          </w:rPr>
-          <w:t>Dn 2:8</w:t>
-        </w:r>
-      </w:hyperlink>
+      <w:r>
+        <w:rPr>
+          <w:lang w:val="en_US" w:bidi="en_US"/>
+        </w:rPr>
+        <w:t>Dn 2:8</w:t>
+      </w:r>
       <w:r>
         <w:rPr>
           <w:lang w:val="en_US" w:bidi="en_US"/>
@@ -1612,108 +1498,72 @@
         </w:rPr>
         <w:t xml:space="preserve"> ye see, v:</w:t>
       </w:r>
-      <w:hyperlink r:id="rId29">
-        <w:r>
-          <w:rPr>
-            <w:lang w:val="en_US" w:bidi="en_US"/>
-          </w:rPr>
-          <w:rPr>
-            <w:color w:val="0000EE"/>
-            <w:u w:val="single"/>
-          </w:rPr>
-          <w:t>10</w:t>
-        </w:r>
-      </w:hyperlink>
+      <w:r>
+        <w:rPr>
+          <w:lang w:val="en_US" w:bidi="en_US"/>
+        </w:rPr>
+        <w:t>10</w:t>
+      </w:r>
       <w:r>
         <w:rPr>
           <w:lang w:val="en_US" w:bidi="en_US"/>
         </w:rPr>
         <w:t>, v:</w:t>
       </w:r>
-      <w:hyperlink r:id="rId30">
-        <w:r>
-          <w:rPr>
-            <w:lang w:val="en_US" w:bidi="en_US"/>
-          </w:rPr>
-          <w:rPr>
-            <w:color w:val="0000EE"/>
-            <w:u w:val="single"/>
-          </w:rPr>
-          <w:t>41</w:t>
-        </w:r>
-      </w:hyperlink>
+      <w:r>
+        <w:rPr>
+          <w:lang w:val="en_US" w:bidi="en_US"/>
+        </w:rPr>
+        <w:t>41</w:t>
+      </w:r>
       <w:r>
         <w:rPr>
           <w:lang w:val="en_US" w:bidi="en_US"/>
         </w:rPr>
         <w:t>, v:</w:t>
       </w:r>
-      <w:hyperlink r:id="rId31">
-        <w:r>
-          <w:rPr>
-            <w:lang w:val="en_US" w:bidi="en_US"/>
-          </w:rPr>
-          <w:rPr>
-            <w:color w:val="0000EE"/>
-            <w:u w:val="single"/>
-          </w:rPr>
-          <w:t>45</w:t>
-        </w:r>
-      </w:hyperlink>
+      <w:r>
+        <w:rPr>
+          <w:lang w:val="en_US" w:bidi="en_US"/>
+        </w:rPr>
+        <w:t>45</w:t>
+      </w:r>
       <w:r>
         <w:rPr>
           <w:lang w:val="en_US" w:bidi="en_US"/>
         </w:rPr>
         <w:t xml:space="preserve"> +, </w:t>
       </w:r>
-      <w:hyperlink r:id="rId32">
-        <w:r>
-          <w:rPr>
-            <w:lang w:val="en_US" w:bidi="en_US"/>
-          </w:rPr>
-          <w:rPr>
-            <w:color w:val="0000EE"/>
-            <w:u w:val="single"/>
-          </w:rPr>
-          <w:t>Ezr 4:14</w:t>
-        </w:r>
-      </w:hyperlink>
+      <w:r>
+        <w:rPr>
+          <w:lang w:val="en_US" w:bidi="en_US"/>
+        </w:rPr>
+        <w:t>Ezr 4:14</w:t>
+      </w:r>
       <w:r>
         <w:rPr>
           <w:lang w:val="en_US" w:bidi="en_US"/>
         </w:rPr>
         <w:t xml:space="preserve">, </w:t>
       </w:r>
-      <w:hyperlink r:id="rId33">
-        <w:r>
-          <w:rPr>
-            <w:lang w:val="en_US" w:bidi="en_US"/>
-          </w:rPr>
-          <w:rPr>
-            <w:color w:val="0000EE"/>
-            <w:u w:val="single"/>
-          </w:rPr>
-          <w:t>7:14</w:t>
-        </w:r>
-      </w:hyperlink>
+      <w:r>
+        <w:rPr>
+          <w:lang w:val="en_US" w:bidi="en_US"/>
+        </w:rPr>
+        <w:t>7:14</w:t>
+      </w:r>
       <w:r>
         <w:rPr>
           <w:lang w:val="en_US" w:bidi="en_US"/>
         </w:rPr>
         <w:t xml:space="preserve">; </w:t>
       </w:r>
-      <w:hyperlink r:id="rId34">
-        <w:r>
-          <w:rPr>
-            <w:lang w:val="en_US" w:bidi="en_US"/>
-          </w:rPr>
-          <w:rPr>
-            <w:color w:val="0000EE"/>
-            <w:u w:val="single"/>
-          </w:rPr>
-          <w:t>Dn 5:22</w:t>
-        </w:r>
-      </w:hyperlink>
+      <w:r>
+        <w:rPr>
+          <w:lang w:val="en_US" w:bidi="en_US"/>
+        </w:rPr>
+        <w:t>Dn 5:22</w:t>
+      </w:r>
       <w:r>
         <w:rPr>
           <w:lang w:val="en_US" w:bidi="en_US"/>
@@ -1733,36 +1583,24 @@
         </w:rPr>
         <w:t xml:space="preserve"> In </w:t>
       </w:r>
-      <w:hyperlink r:id="rId35">
-        <w:r>
-          <w:rPr>
-            <w:lang w:val="en_US" w:bidi="en_US"/>
-          </w:rPr>
-          <w:rPr>
-            <w:color w:val="0000EE"/>
-            <w:u w:val="single"/>
-          </w:rPr>
-          <w:t>Dn 2:40</w:t>
-        </w:r>
-      </w:hyperlink>
+      <w:r>
+        <w:rPr>
+          <w:lang w:val="en_US" w:bidi="en_US"/>
+        </w:rPr>
+        <w:t>Dn 2:40</w:t>
+      </w:r>
       <w:r>
         <w:rPr>
           <w:lang w:val="en_US" w:bidi="en_US"/>
         </w:rPr>
         <w:t xml:space="preserve">, </w:t>
       </w:r>
-      <w:hyperlink r:id="rId36">
-        <w:r>
-          <w:rPr>
-            <w:lang w:val="en_US" w:bidi="en_US"/>
-          </w:rPr>
-          <w:rPr>
-            <w:color w:val="0000EE"/>
-            <w:u w:val="single"/>
-          </w:rPr>
-          <w:t>6:11</w:t>
-        </w:r>
-      </w:hyperlink>
+      <w:r>
+        <w:rPr>
+          <w:lang w:val="en_US" w:bidi="en_US"/>
+        </w:rPr>
+        <w:t>6:11</w:t>
+      </w:r>
       <w:r>
         <w:rPr>
           <w:lang w:val="en_US" w:bidi="en_US"/>
@@ -1854,18 +1692,12 @@
         </w:rPr>
         <w:t xml:space="preserve"> (as </w:t>
       </w:r>
-      <w:hyperlink r:id="rId37">
-        <w:r>
-          <w:rPr>
-            <w:lang w:val="en_US" w:bidi="en_US"/>
-          </w:rPr>
-          <w:rPr>
-            <w:color w:val="0000EE"/>
-            <w:u w:val="single"/>
-          </w:rPr>
-          <w:t>Ec 5:15</w:t>
-        </w:r>
-      </w:hyperlink>
+      <w:r>
+        <w:rPr>
+          <w:lang w:val="en_US" w:bidi="en_US"/>
+        </w:rPr>
+        <w:t>Ec 5:15</w:t>
+      </w:r>
       <w:r>
         <w:rPr>
           <w:lang w:val="en_US" w:bidi="en_US"/>
@@ -1971,36 +1803,24 @@
         </w:rPr>
         <w:t xml:space="preserve"> </w:t>
       </w:r>
-      <w:hyperlink r:id="rId38">
-        <w:r>
-          <w:rPr>
-            <w:lang w:val="en_US" w:bidi="en_US"/>
-          </w:rPr>
-          <w:rPr>
-            <w:color w:val="0000EE"/>
-            <w:u w:val="single"/>
-          </w:rPr>
-          <w:t>Gn 28:17</w:t>
-        </w:r>
-      </w:hyperlink>
+      <w:r>
+        <w:rPr>
+          <w:lang w:val="en_US" w:bidi="en_US"/>
+        </w:rPr>
+        <w:t>Gn 28:17</w:t>
+      </w:r>
       <w:r>
         <w:rPr>
           <w:lang w:val="en_US" w:bidi="en_US"/>
         </w:rPr>
         <w:t xml:space="preserve">, </w:t>
       </w:r>
-      <w:hyperlink r:id="rId39">
-        <w:r>
-          <w:rPr>
-            <w:lang w:val="en_US" w:bidi="en_US"/>
-          </w:rPr>
-          <w:rPr>
-            <w:color w:val="0000EE"/>
-            <w:u w:val="single"/>
-          </w:rPr>
-          <w:t>31:32</w:t>
-        </w:r>
-      </w:hyperlink>
+      <w:r>
+        <w:rPr>
+          <w:lang w:val="en_US" w:bidi="en_US"/>
+        </w:rPr>
+        <w:t>31:32</w:t>
+      </w:r>
       <w:r>
         <w:rPr>
           <w:lang w:val="en_US" w:bidi="en_US"/>
@@ -2147,18 +1967,12 @@
         </w:rPr>
         <w:t xml:space="preserve"> </w:t>
       </w:r>
-      <w:hyperlink r:id="rId40">
-        <w:r>
-          <w:rPr>
-            <w:lang w:val="en_US" w:bidi="en_US"/>
-          </w:rPr>
-          <w:rPr>
-            <w:color w:val="0000EE"/>
-            <w:u w:val="single"/>
-          </w:rPr>
-          <w:t>Dn 6:1</w:t>
-        </w:r>
-      </w:hyperlink>
+      <w:r>
+        <w:rPr>
+          <w:lang w:val="en_US" w:bidi="en_US"/>
+        </w:rPr>
+        <w:t>Dn 6:1</w:t>
+      </w:r>
       <w:r>
         <w:rPr>
           <w:lang w:val="en_US" w:bidi="en_US"/>
@@ -2203,18 +2017,12 @@
         </w:rPr>
         <w:t xml:space="preserve"> </w:t>
       </w:r>
-      <w:hyperlink r:id="rId41">
-        <w:r>
-          <w:rPr>
-            <w:lang w:val="en_US" w:bidi="en_US"/>
-          </w:rPr>
-          <w:rPr>
-            <w:color w:val="0000EE"/>
-            <w:u w:val="single"/>
-          </w:rPr>
-          <w:t>2:6</w:t>
-        </w:r>
-      </w:hyperlink>
+      <w:r>
+        <w:rPr>
+          <w:lang w:val="en_US" w:bidi="en_US"/>
+        </w:rPr>
+        <w:t>2:6</w:t>
+      </w:r>
       <w:r>
         <w:rPr>
           <w:lang w:val="en_US" w:bidi="en_US"/>
@@ -2233,18 +2041,12 @@
         </w:rPr>
         <w:t xml:space="preserve"> </w:t>
       </w:r>
-      <w:hyperlink r:id="rId42">
-        <w:r>
-          <w:rPr>
-            <w:lang w:val="en_US" w:bidi="en_US"/>
-          </w:rPr>
-          <w:rPr>
-            <w:color w:val="0000EE"/>
-            <w:u w:val="single"/>
-          </w:rPr>
-          <w:t>7:18</w:t>
-        </w:r>
-      </w:hyperlink>
+      <w:r>
+        <w:rPr>
+          <w:lang w:val="en_US" w:bidi="en_US"/>
+        </w:rPr>
+        <w:t>7:18</w:t>
+      </w:r>
       <w:r>
         <w:rPr>
           <w:lang w:val="en_US" w:bidi="en_US"/>
@@ -2467,18 +2269,12 @@
         </w:rPr>
         <w:t xml:space="preserve"> </w:t>
       </w:r>
-      <w:hyperlink r:id="rId43">
-        <w:r>
-          <w:rPr>
-            <w:lang w:val="en_US" w:bidi="en_US"/>
-          </w:rPr>
-          <w:rPr>
-            <w:color w:val="0000EE"/>
-            <w:u w:val="single"/>
-          </w:rPr>
-          <w:t>Dn 2:9</w:t>
-        </w:r>
-      </w:hyperlink>
+      <w:r>
+        <w:rPr>
+          <w:lang w:val="en_US" w:bidi="en_US"/>
+        </w:rPr>
+        <w:t>Dn 2:9</w:t>
+      </w:r>
       <w:r>
         <w:rPr>
           <w:lang w:val="en_US" w:bidi="en_US"/>
@@ -2497,18 +2293,12 @@
         </w:rPr>
         <w:t>- v:</w:t>
       </w:r>
-      <w:hyperlink r:id="rId41">
-        <w:r>
-          <w:rPr>
-            <w:lang w:val="en_US" w:bidi="en_US"/>
-          </w:rPr>
-          <w:rPr>
-            <w:color w:val="0000EE"/>
-            <w:u w:val="single"/>
-          </w:rPr>
-          <w:t>6</w:t>
-        </w:r>
-      </w:hyperlink>
+      <w:r>
+        <w:rPr>
+          <w:lang w:val="en_US" w:bidi="en_US"/>
+        </w:rPr>
+        <w:t>6</w:t>
+      </w:r>
       <w:r>
         <w:rPr>
           <w:lang w:val="en_US" w:bidi="en_US"/>
@@ -2563,36 +2353,24 @@
         </w:rPr>
         <w:t xml:space="preserve">, † </w:t>
       </w:r>
-      <w:hyperlink r:id="rId44">
-        <w:r>
-          <w:rPr>
-            <w:lang w:val="en_US" w:bidi="en_US"/>
-          </w:rPr>
-          <w:rPr>
-            <w:color w:val="0000EE"/>
-            <w:u w:val="single"/>
-          </w:rPr>
-          <w:t>5:23</w:t>
-        </w:r>
-      </w:hyperlink>
+      <w:r>
+        <w:rPr>
+          <w:lang w:val="en_US" w:bidi="en_US"/>
+        </w:rPr>
+        <w:t>5:23</w:t>
+      </w:r>
       <w:r>
         <w:rPr>
           <w:lang w:val="en_US" w:bidi="en_US"/>
         </w:rPr>
         <w:t xml:space="preserve">, </w:t>
       </w:r>
-      <w:hyperlink r:id="rId45">
-        <w:r>
-          <w:rPr>
-            <w:lang w:val="en_US" w:bidi="en_US"/>
-          </w:rPr>
-          <w:rPr>
-            <w:color w:val="0000EE"/>
-            <w:u w:val="single"/>
-          </w:rPr>
-          <w:t>6:23</w:t>
-        </w:r>
-      </w:hyperlink>
+      <w:r>
+        <w:rPr>
+          <w:lang w:val="en_US" w:bidi="en_US"/>
+        </w:rPr>
+        <w:t>6:23</w:t>
+      </w:r>
       <w:r>
         <w:rPr>
           <w:lang w:val="en_US" w:bidi="en_US"/>
@@ -2611,18 +2389,12 @@
         </w:rPr>
         <w:t xml:space="preserve"> </w:t>
       </w:r>
-      <w:hyperlink r:id="rId46">
-        <w:r>
-          <w:rPr>
-            <w:lang w:val="en_US" w:bidi="en_US"/>
-          </w:rPr>
-          <w:rPr>
-            <w:color w:val="0000EE"/>
-            <w:u w:val="single"/>
-          </w:rPr>
-          <w:t>4:5</w:t>
-        </w:r>
-      </w:hyperlink>
+      <w:r>
+        <w:rPr>
+          <w:lang w:val="en_US" w:bidi="en_US"/>
+        </w:rPr>
+        <w:t>4:5</w:t>
+      </w:r>
       <w:r>
         <w:rPr>
           <w:lang w:val="en_US" w:bidi="en_US"/>
@@ -2708,54 +2480,36 @@
         </w:rPr>
         <w:t xml:space="preserve">, † </w:t>
       </w:r>
-      <w:hyperlink r:id="rId47">
-        <w:r>
-          <w:rPr>
-            <w:lang w:val="en_US" w:bidi="en_US"/>
-          </w:rPr>
-          <w:rPr>
-            <w:color w:val="0000EE"/>
-            <w:u w:val="single"/>
-          </w:rPr>
-          <w:t>7:7</w:t>
-        </w:r>
-      </w:hyperlink>
+      <w:r>
+        <w:rPr>
+          <w:lang w:val="en_US" w:bidi="en_US"/>
+        </w:rPr>
+        <w:t>7:7</w:t>
+      </w:r>
       <w:r>
         <w:rPr>
           <w:lang w:val="en_US" w:bidi="en_US"/>
         </w:rPr>
         <w:t xml:space="preserve">, </w:t>
       </w:r>
-      <w:hyperlink r:id="rId48">
-        <w:r>
-          <w:rPr>
-            <w:lang w:val="en_US" w:bidi="en_US"/>
-          </w:rPr>
-          <w:rPr>
-            <w:color w:val="0000EE"/>
-            <w:u w:val="single"/>
-          </w:rPr>
-          <w:t>7:8</w:t>
-        </w:r>
-      </w:hyperlink>
+      <w:r>
+        <w:rPr>
+          <w:lang w:val="en_US" w:bidi="en_US"/>
+        </w:rPr>
+        <w:t>7:8</w:t>
+      </w:r>
       <w:r>
         <w:rPr>
           <w:lang w:val="en_US" w:bidi="en_US"/>
         </w:rPr>
         <w:t xml:space="preserve">, </w:t>
       </w:r>
-      <w:hyperlink r:id="rId49">
-        <w:r>
-          <w:rPr>
-            <w:lang w:val="en_US" w:bidi="en_US"/>
-          </w:rPr>
-          <w:rPr>
-            <w:color w:val="0000EE"/>
-            <w:u w:val="single"/>
-          </w:rPr>
-          <w:t>7:20</w:t>
-        </w:r>
-      </w:hyperlink>
+      <w:r>
+        <w:rPr>
+          <w:lang w:val="en_US" w:bidi="en_US"/>
+        </w:rPr>
+        <w:t>7:20</w:t>
+      </w:r>
       <w:r>
         <w:rPr>
           <w:lang w:val="en_US" w:bidi="en_US"/>
@@ -2774,18 +2528,12 @@
         </w:rPr>
         <w:t xml:space="preserve"> † </w:t>
       </w:r>
-      <w:hyperlink r:id="rId50">
-        <w:r>
-          <w:rPr>
-            <w:lang w:val="en_US" w:bidi="en_US"/>
-          </w:rPr>
-          <w:rPr>
-            <w:color w:val="0000EE"/>
-            <w:u w:val="single"/>
-          </w:rPr>
-          <w:t>4:4</w:t>
-        </w:r>
-      </w:hyperlink>
+      <w:r>
+        <w:rPr>
+          <w:lang w:val="en_US" w:bidi="en_US"/>
+        </w:rPr>
+        <w:t>4:4</w:t>
+      </w:r>
       <w:r>
         <w:rPr>
           <w:lang w:val="en_US" w:bidi="en_US"/>
@@ -2856,18 +2604,12 @@
         </w:rPr>
         <w:t xml:space="preserve">), </w:t>
       </w:r>
-      <w:hyperlink r:id="rId43">
-        <w:r>
-          <w:rPr>
-            <w:lang w:val="en_US" w:bidi="en_US"/>
-          </w:rPr>
-          <w:rPr>
-            <w:color w:val="0000EE"/>
-            <w:u w:val="single"/>
-          </w:rPr>
-          <w:t>Dn 2:9</w:t>
-        </w:r>
-      </w:hyperlink>
+      <w:r>
+        <w:rPr>
+          <w:lang w:val="en_US" w:bidi="en_US"/>
+        </w:rPr>
+        <w:t>Dn 2:9</w:t>
+      </w:r>
       <w:r>
         <w:rPr>
           <w:lang w:val="en_US" w:bidi="en_US"/>
@@ -2886,72 +2628,48 @@
         </w:rPr>
         <w:t>, v:</w:t>
       </w:r>
-      <w:hyperlink r:id="rId29">
-        <w:r>
-          <w:rPr>
-            <w:lang w:val="en_US" w:bidi="en_US"/>
-          </w:rPr>
-          <w:rPr>
-            <w:color w:val="0000EE"/>
-            <w:u w:val="single"/>
-          </w:rPr>
-          <w:t>10</w:t>
-        </w:r>
-      </w:hyperlink>
+      <w:r>
+        <w:rPr>
+          <w:lang w:val="en_US" w:bidi="en_US"/>
+        </w:rPr>
+        <w:t>10</w:t>
+      </w:r>
       <w:r>
         <w:rPr>
           <w:lang w:val="en_US" w:bidi="en_US"/>
         </w:rPr>
         <w:t>, v:</w:t>
       </w:r>
-      <w:hyperlink r:id="rId51">
-        <w:r>
-          <w:rPr>
-            <w:lang w:val="en_US" w:bidi="en_US"/>
-          </w:rPr>
-          <w:rPr>
-            <w:color w:val="0000EE"/>
-            <w:u w:val="single"/>
-          </w:rPr>
-          <w:t>11</w:t>
-        </w:r>
-      </w:hyperlink>
+      <w:r>
+        <w:rPr>
+          <w:lang w:val="en_US" w:bidi="en_US"/>
+        </w:rPr>
+        <w:t>11</w:t>
+      </w:r>
       <w:r>
         <w:rPr>
           <w:lang w:val="en_US" w:bidi="en_US"/>
         </w:rPr>
         <w:t>, v:</w:t>
       </w:r>
-      <w:hyperlink r:id="rId52">
-        <w:r>
-          <w:rPr>
-            <w:lang w:val="en_US" w:bidi="en_US"/>
-          </w:rPr>
-          <w:rPr>
-            <w:color w:val="0000EE"/>
-            <w:u w:val="single"/>
-          </w:rPr>
-          <w:t>27</w:t>
-        </w:r>
-      </w:hyperlink>
+      <w:r>
+        <w:rPr>
+          <w:lang w:val="en_US" w:bidi="en_US"/>
+        </w:rPr>
+        <w:t>27</w:t>
+      </w:r>
       <w:r>
         <w:rPr>
           <w:lang w:val="en_US" w:bidi="en_US"/>
         </w:rPr>
         <w:t xml:space="preserve">, </w:t>
       </w:r>
-      <w:hyperlink r:id="rId36">
-        <w:r>
-          <w:rPr>
-            <w:lang w:val="en_US" w:bidi="en_US"/>
-          </w:rPr>
-          <w:rPr>
-            <w:color w:val="0000EE"/>
-            <w:u w:val="single"/>
-          </w:rPr>
-          <w:t>6:11</w:t>
-        </w:r>
-      </w:hyperlink>
+      <w:r>
+        <w:rPr>
+          <w:lang w:val="en_US" w:bidi="en_US"/>
+        </w:rPr>
+        <w:t>6:11</w:t>
+      </w:r>
       <w:r>
         <w:rPr>
           <w:lang w:val="en_US" w:bidi="en_US"/>
@@ -2970,54 +2688,36 @@
         </w:rPr>
         <w:t>), v:</w:t>
       </w:r>
-      <w:hyperlink r:id="rId53">
-        <w:r>
-          <w:rPr>
-            <w:lang w:val="en_US" w:bidi="en_US"/>
-          </w:rPr>
-          <w:rPr>
-            <w:color w:val="0000EE"/>
-            <w:u w:val="single"/>
-          </w:rPr>
-          <w:t>12</w:t>
-        </w:r>
-      </w:hyperlink>
+      <w:r>
+        <w:rPr>
+          <w:lang w:val="en_US" w:bidi="en_US"/>
+        </w:rPr>
+        <w:t>12</w:t>
+      </w:r>
       <w:r>
         <w:rPr>
           <w:lang w:val="en_US" w:bidi="en_US"/>
         </w:rPr>
         <w:t>, v:</w:t>
       </w:r>
-      <w:hyperlink r:id="rId54">
-        <w:r>
-          <w:rPr>
-            <w:lang w:val="en_US" w:bidi="en_US"/>
-          </w:rPr>
-          <w:rPr>
-            <w:color w:val="0000EE"/>
-            <w:u w:val="single"/>
-          </w:rPr>
-          <w:t>13</w:t>
-        </w:r>
-      </w:hyperlink>
+      <w:r>
+        <w:rPr>
+          <w:lang w:val="en_US" w:bidi="en_US"/>
+        </w:rPr>
+        <w:t>13</w:t>
+      </w:r>
       <w:r>
         <w:rPr>
           <w:lang w:val="en_US" w:bidi="en_US"/>
         </w:rPr>
         <w:t>, v:</w:t>
       </w:r>
-      <w:hyperlink r:id="rId55">
-        <w:r>
-          <w:rPr>
-            <w:lang w:val="en_US" w:bidi="en_US"/>
-          </w:rPr>
-          <w:rPr>
-            <w:color w:val="0000EE"/>
-            <w:u w:val="single"/>
-          </w:rPr>
-          <w:t>14</w:t>
-        </w:r>
-      </w:hyperlink>
+      <w:r>
+        <w:rPr>
+          <w:lang w:val="en_US" w:bidi="en_US"/>
+        </w:rPr>
+        <w:t>14</w:t>
+      </w:r>
       <w:r>
         <w:rPr>
           <w:lang w:val="en_US" w:bidi="en_US"/>
@@ -3036,54 +2736,36 @@
         </w:rPr>
         <w:t xml:space="preserve">: </w:t>
       </w:r>
-      <w:hyperlink r:id="rId56">
-        <w:r>
-          <w:rPr>
-            <w:lang w:val="en_US" w:bidi="en_US"/>
-          </w:rPr>
-          <w:rPr>
-            <w:color w:val="0000EE"/>
-            <w:u w:val="single"/>
-          </w:rPr>
-          <w:t>Ezr 4:18</w:t>
-        </w:r>
-      </w:hyperlink>
+      <w:r>
+        <w:rPr>
+          <w:lang w:val="en_US" w:bidi="en_US"/>
+        </w:rPr>
+        <w:t>Ezr 4:18</w:t>
+      </w:r>
       <w:r>
         <w:rPr>
           <w:lang w:val="en_US" w:bidi="en_US"/>
         </w:rPr>
         <w:t xml:space="preserve">, </w:t>
       </w:r>
-      <w:hyperlink r:id="rId57">
-        <w:r>
-          <w:rPr>
-            <w:lang w:val="en_US" w:bidi="en_US"/>
-          </w:rPr>
-          <w:rPr>
-            <w:color w:val="0000EE"/>
-            <w:u w:val="single"/>
-          </w:rPr>
-          <w:t>4:23</w:t>
-        </w:r>
-      </w:hyperlink>
+      <w:r>
+        <w:rPr>
+          <w:lang w:val="en_US" w:bidi="en_US"/>
+        </w:rPr>
+        <w:t>4:23</w:t>
+      </w:r>
       <w:r>
         <w:rPr>
           <w:lang w:val="en_US" w:bidi="en_US"/>
         </w:rPr>
         <w:t xml:space="preserve">, </w:t>
       </w:r>
-      <w:hyperlink r:id="rId58">
-        <w:r>
-          <w:rPr>
-            <w:lang w:val="en_US" w:bidi="en_US"/>
-          </w:rPr>
-          <w:rPr>
-            <w:color w:val="0000EE"/>
-            <w:u w:val="single"/>
-          </w:rPr>
-          <w:t>5:23</w:t>
-        </w:r>
-      </w:hyperlink>
+      <w:r>
+        <w:rPr>
+          <w:lang w:val="en_US" w:bidi="en_US"/>
+        </w:rPr>
+        <w:t>5:23</w:t>
+      </w:r>
       <w:r>
         <w:rPr>
           <w:lang w:val="en_US" w:bidi="en_US"/>
@@ -3115,36 +2797,24 @@
         </w:rPr>
         <w:t xml:space="preserve"> </w:t>
       </w:r>
-      <w:hyperlink r:id="rId59">
-        <w:r>
-          <w:rPr>
-            <w:lang w:val="en_US" w:bidi="en_US"/>
-          </w:rPr>
-          <w:rPr>
-            <w:color w:val="0000EE"/>
-            <w:u w:val="single"/>
-          </w:rPr>
-          <w:t>Dn 3:32</w:t>
-        </w:r>
-      </w:hyperlink>
+      <w:r>
+        <w:rPr>
+          <w:lang w:val="en_US" w:bidi="en_US"/>
+        </w:rPr>
+        <w:t>Dn 3:32</w:t>
+      </w:r>
       <w:r>
         <w:rPr>
           <w:lang w:val="en_US" w:bidi="en_US"/>
         </w:rPr>
         <w:t xml:space="preserve">, </w:t>
       </w:r>
-      <w:hyperlink r:id="rId60">
-        <w:r>
-          <w:rPr>
-            <w:lang w:val="en_US" w:bidi="en_US"/>
-          </w:rPr>
-          <w:rPr>
-            <w:color w:val="0000EE"/>
-            <w:u w:val="single"/>
-          </w:rPr>
-          <w:t>6:2</w:t>
-        </w:r>
-      </w:hyperlink>
+      <w:r>
+        <w:rPr>
+          <w:lang w:val="en_US" w:bidi="en_US"/>
+        </w:rPr>
+        <w:t>6:2</w:t>
+      </w:r>
       <w:r>
         <w:rPr>
           <w:lang w:val="en_US" w:bidi="en_US"/>
@@ -3164,90 +2834,60 @@
         </w:rPr>
         <w:t xml:space="preserve">, </w:t>
       </w:r>
-      <w:hyperlink r:id="rId23">
-        <w:r>
-          <w:rPr>
-            <w:lang w:val="en_US" w:bidi="en_US"/>
-          </w:rPr>
-          <w:rPr>
-            <w:color w:val="0000EE"/>
-            <w:u w:val="single"/>
-          </w:rPr>
-          <w:t>Dn 2:24</w:t>
-        </w:r>
-      </w:hyperlink>
+      <w:r>
+        <w:rPr>
+          <w:lang w:val="en_US" w:bidi="en_US"/>
+        </w:rPr>
+        <w:t>Dn 2:24</w:t>
+      </w:r>
       <w:r>
         <w:rPr>
           <w:lang w:val="en_US" w:bidi="en_US"/>
         </w:rPr>
         <w:t xml:space="preserve">, </w:t>
       </w:r>
-      <w:hyperlink r:id="rId61">
-        <w:r>
-          <w:rPr>
-            <w:lang w:val="en_US" w:bidi="en_US"/>
-          </w:rPr>
-          <w:rPr>
-            <w:color w:val="0000EE"/>
-            <w:u w:val="single"/>
-          </w:rPr>
-          <w:t>2:25</w:t>
-        </w:r>
-      </w:hyperlink>
+      <w:r>
+        <w:rPr>
+          <w:lang w:val="en_US" w:bidi="en_US"/>
+        </w:rPr>
+        <w:t>2:25</w:t>
+      </w:r>
       <w:r>
         <w:rPr>
           <w:lang w:val="en_US" w:bidi="en_US"/>
         </w:rPr>
         <w:t xml:space="preserve">, </w:t>
       </w:r>
-      <w:hyperlink r:id="rId62">
-        <w:r>
-          <w:rPr>
-            <w:lang w:val="en_US" w:bidi="en_US"/>
-          </w:rPr>
-          <w:rPr>
-            <w:color w:val="0000EE"/>
-            <w:u w:val="single"/>
-          </w:rPr>
-          <w:t>3:13</w:t>
-        </w:r>
-      </w:hyperlink>
+      <w:r>
+        <w:rPr>
+          <w:lang w:val="en_US" w:bidi="en_US"/>
+        </w:rPr>
+        <w:t>3:13</w:t>
+      </w:r>
       <w:r>
         <w:rPr>
           <w:lang w:val="en_US" w:bidi="en_US"/>
         </w:rPr>
         <w:t xml:space="preserve">, </w:t>
       </w:r>
-      <w:hyperlink r:id="rId63">
-        <w:r>
-          <w:rPr>
-            <w:lang w:val="en_US" w:bidi="en_US"/>
-          </w:rPr>
-          <w:rPr>
-            <w:color w:val="0000EE"/>
-            <w:u w:val="single"/>
-          </w:rPr>
-          <w:t>4:3</w:t>
-        </w:r>
-      </w:hyperlink>
+      <w:r>
+        <w:rPr>
+          <w:lang w:val="en_US" w:bidi="en_US"/>
+        </w:rPr>
+        <w:t>4:3</w:t>
+      </w:r>
       <w:r>
         <w:rPr>
           <w:lang w:val="en_US" w:bidi="en_US"/>
         </w:rPr>
         <w:t xml:space="preserve"> +; of time </w:t>
       </w:r>
-      <w:hyperlink r:id="rId47">
-        <w:r>
-          <w:rPr>
-            <w:lang w:val="en_US" w:bidi="en_US"/>
-          </w:rPr>
-          <w:rPr>
-            <w:color w:val="0000EE"/>
-            <w:u w:val="single"/>
-          </w:rPr>
-          <w:t>7:7</w:t>
-        </w:r>
-      </w:hyperlink>
+      <w:r>
+        <w:rPr>
+          <w:lang w:val="en_US" w:bidi="en_US"/>
+        </w:rPr>
+        <w:t>7:7</w:t>
+      </w:r>
       <w:r>
         <w:rPr>
           <w:lang w:val="en_US" w:bidi="en_US"/>
@@ -3317,36 +2957,24 @@
         </w:rPr>
         <w:t xml:space="preserve"> Heb., </w:t>
       </w:r>
-      <w:hyperlink r:id="rId64">
-        <w:r>
-          <w:rPr>
-            <w:lang w:val="en_US" w:bidi="en_US"/>
-          </w:rPr>
-          <w:rPr>
-            <w:color w:val="0000EE"/>
-            <w:u w:val="single"/>
-          </w:rPr>
-          <w:t>Est 1:19</w:t>
-        </w:r>
-      </w:hyperlink>
+      <w:r>
+        <w:rPr>
+          <w:lang w:val="en_US" w:bidi="en_US"/>
+        </w:rPr>
+        <w:t>Est 1:19</w:t>
+      </w:r>
       <w:r>
         <w:rPr>
           <w:lang w:val="en_US" w:bidi="en_US"/>
         </w:rPr>
         <w:t xml:space="preserve">, </w:t>
       </w:r>
-      <w:hyperlink r:id="rId65">
-        <w:r>
-          <w:rPr>
-            <w:lang w:val="en_US" w:bidi="en_US"/>
-          </w:rPr>
-          <w:rPr>
-            <w:color w:val="0000EE"/>
-            <w:u w:val="single"/>
-          </w:rPr>
-          <w:t>4:8</w:t>
-        </w:r>
-      </w:hyperlink>
+      <w:r>
+        <w:rPr>
+          <w:lang w:val="en_US" w:bidi="en_US"/>
+        </w:rPr>
+        <w:t>4:8</w:t>
+      </w:r>
       <w:r>
         <w:rPr>
           <w:lang w:val="en_US" w:bidi="en_US"/>
@@ -3377,18 +3005,12 @@
         </w:rPr>
         <w:t xml:space="preserve"> </w:t>
       </w:r>
-      <w:hyperlink r:id="rId41">
-        <w:r>
-          <w:rPr>
-            <w:lang w:val="en_US" w:bidi="en_US"/>
-          </w:rPr>
-          <w:rPr>
-            <w:color w:val="0000EE"/>
-            <w:u w:val="single"/>
-          </w:rPr>
-          <w:t>Dn 2:6</w:t>
-        </w:r>
-      </w:hyperlink>
+      <w:r>
+        <w:rPr>
+          <w:lang w:val="en_US" w:bidi="en_US"/>
+        </w:rPr>
+        <w:t>Dn 2:6</w:t>
+      </w:r>
       <w:r>
         <w:rPr>
           <w:lang w:val="en_US" w:bidi="en_US"/>
@@ -3407,36 +3029,24 @@
         </w:rPr>
         <w:t xml:space="preserve"> v:</w:t>
       </w:r>
-      <w:hyperlink r:id="rId66">
-        <w:r>
-          <w:rPr>
-            <w:lang w:val="en_US" w:bidi="en_US"/>
-          </w:rPr>
-          <w:rPr>
-            <w:color w:val="0000EE"/>
-            <w:u w:val="single"/>
-          </w:rPr>
-          <w:t>18</w:t>
-        </w:r>
-      </w:hyperlink>
+      <w:r>
+        <w:rPr>
+          <w:lang w:val="en_US" w:bidi="en_US"/>
+        </w:rPr>
+        <w:t>18</w:t>
+      </w:r>
       <w:r>
         <w:rPr>
           <w:lang w:val="en_US" w:bidi="en_US"/>
         </w:rPr>
         <w:t xml:space="preserve">; of a decree, </w:t>
       </w:r>
-      <w:hyperlink r:id="rId67">
-        <w:r>
-          <w:rPr>
-            <w:lang w:val="en_US" w:bidi="en_US"/>
-          </w:rPr>
-          <w:rPr>
-            <w:color w:val="0000EE"/>
-            <w:u w:val="single"/>
-          </w:rPr>
-          <w:t>6:27</w:t>
-        </w:r>
-      </w:hyperlink>
+      <w:r>
+        <w:rPr>
+          <w:lang w:val="en_US" w:bidi="en_US"/>
+        </w:rPr>
+        <w:t>6:27</w:t>
+      </w:r>
       <w:r>
         <w:rPr>
           <w:lang w:val="en_US" w:bidi="en_US"/>
@@ -3479,72 +3089,48 @@
         </w:rPr>
         <w:t xml:space="preserve"> </w:t>
       </w:r>
-      <w:hyperlink r:id="rId68">
-        <w:r>
-          <w:rPr>
-            <w:lang w:val="en_US" w:bidi="en_US"/>
-          </w:rPr>
-          <w:rPr>
-            <w:color w:val="0000EE"/>
-            <w:u w:val="single"/>
-          </w:rPr>
-          <w:t>3:29</w:t>
-        </w:r>
-      </w:hyperlink>
+      <w:r>
+        <w:rPr>
+          <w:lang w:val="en_US" w:bidi="en_US"/>
+        </w:rPr>
+        <w:t>3:29</w:t>
+      </w:r>
       <w:r>
         <w:rPr>
           <w:lang w:val="en_US" w:bidi="en_US"/>
         </w:rPr>
         <w:t xml:space="preserve"> +), cf. </w:t>
       </w:r>
-      <w:hyperlink r:id="rId69">
-        <w:r>
-          <w:rPr>
-            <w:lang w:val="en_US" w:bidi="en_US"/>
-          </w:rPr>
-          <w:rPr>
-            <w:color w:val="0000EE"/>
-            <w:u w:val="single"/>
-          </w:rPr>
-          <w:t>2:15</w:t>
-        </w:r>
-      </w:hyperlink>
+      <w:r>
+        <w:rPr>
+          <w:lang w:val="en_US" w:bidi="en_US"/>
+        </w:rPr>
+        <w:t>2:15</w:t>
+      </w:r>
       <w:r>
         <w:rPr>
           <w:lang w:val="en_US" w:bidi="en_US"/>
         </w:rPr>
         <w:t xml:space="preserve">, </w:t>
       </w:r>
-      <w:hyperlink r:id="rId33">
-        <w:r>
-          <w:rPr>
-            <w:lang w:val="en_US" w:bidi="en_US"/>
-          </w:rPr>
-          <w:rPr>
-            <w:color w:val="0000EE"/>
-            <w:u w:val="single"/>
-          </w:rPr>
-          <w:t>Ezr 7:14</w:t>
-        </w:r>
-      </w:hyperlink>
+      <w:r>
+        <w:rPr>
+          <w:lang w:val="en_US" w:bidi="en_US"/>
+        </w:rPr>
+        <w:t>Ezr 7:14</w:t>
+      </w:r>
       <w:r>
         <w:rPr>
           <w:lang w:val="en_US" w:bidi="en_US"/>
         </w:rPr>
         <w:t xml:space="preserve">; of God, </w:t>
       </w:r>
-      <w:hyperlink r:id="rId70">
-        <w:r>
-          <w:rPr>
-            <w:lang w:val="en_US" w:bidi="en_US"/>
-          </w:rPr>
-          <w:rPr>
-            <w:color w:val="0000EE"/>
-            <w:u w:val="single"/>
-          </w:rPr>
-          <w:t>Dn 5:24</w:t>
-        </w:r>
-      </w:hyperlink>
+      <w:r>
+        <w:rPr>
+          <w:lang w:val="en_US" w:bidi="en_US"/>
+        </w:rPr>
+        <w:t>Dn 5:24</w:t>
+      </w:r>
       <w:r>
         <w:rPr>
           <w:lang w:val="en_US" w:bidi="en_US"/>
@@ -3563,18 +3149,12 @@
         </w:rPr>
         <w:t xml:space="preserve">, </w:t>
       </w:r>
-      <w:hyperlink r:id="rId71">
-        <w:r>
-          <w:rPr>
-            <w:lang w:val="en_US" w:bidi="en_US"/>
-          </w:rPr>
-          <w:rPr>
-            <w:color w:val="0000EE"/>
-            <w:u w:val="single"/>
-          </w:rPr>
-          <w:t>7:10</w:t>
-        </w:r>
-      </w:hyperlink>
+      <w:r>
+        <w:rPr>
+          <w:lang w:val="en_US" w:bidi="en_US"/>
+        </w:rPr>
+        <w:t>7:10</w:t>
+      </w:r>
       <w:r>
         <w:rPr>
           <w:lang w:val="en_US" w:bidi="en_US"/>
@@ -3637,36 +3217,24 @@
         </w:rPr>
         <w:t xml:space="preserve"> </w:t>
       </w:r>
-      <w:hyperlink r:id="rId72">
-        <w:r>
-          <w:rPr>
-            <w:lang w:val="en_US" w:bidi="en_US"/>
-          </w:rPr>
-          <w:rPr>
-            <w:color w:val="0000EE"/>
-            <w:u w:val="single"/>
-          </w:rPr>
-          <w:t>Dn 5:19</w:t>
-        </w:r>
-      </w:hyperlink>
+      <w:r>
+        <w:rPr>
+          <w:lang w:val="en_US" w:bidi="en_US"/>
+        </w:rPr>
+        <w:t>Dn 5:19</w:t>
+      </w:r>
       <w:r>
         <w:rPr>
           <w:lang w:val="en_US" w:bidi="en_US"/>
         </w:rPr>
         <w:t xml:space="preserve">, </w:t>
       </w:r>
-      <w:hyperlink r:id="rId67">
-        <w:r>
-          <w:rPr>
-            <w:lang w:val="en_US" w:bidi="en_US"/>
-          </w:rPr>
-          <w:rPr>
-            <w:color w:val="0000EE"/>
-            <w:u w:val="single"/>
-          </w:rPr>
-          <w:t>6:27</w:t>
-        </w:r>
-      </w:hyperlink>
+      <w:r>
+        <w:rPr>
+          <w:lang w:val="en_US" w:bidi="en_US"/>
+        </w:rPr>
+        <w:t>6:27</w:t>
+      </w:r>
       <w:r>
         <w:rPr>
           <w:lang w:val="en_US" w:bidi="en_US"/>
@@ -3686,18 +3254,12 @@
         </w:rPr>
         <w:t xml:space="preserve"> </w:t>
       </w:r>
-      <w:hyperlink r:id="rId48">
-        <w:r>
-          <w:rPr>
-            <w:lang w:val="en_US" w:bidi="en_US"/>
-          </w:rPr>
-          <w:rPr>
-            <w:color w:val="0000EE"/>
-            <w:u w:val="single"/>
-          </w:rPr>
-          <w:t>7:8</w:t>
-        </w:r>
-      </w:hyperlink>
+      <w:r>
+        <w:rPr>
+          <w:lang w:val="en_US" w:bidi="en_US"/>
+        </w:rPr>
+        <w:t>7:8</w:t>
+      </w:r>
       <w:r>
         <w:rPr>
           <w:lang w:val="en_US" w:bidi="en_US"/>
@@ -3717,18 +3279,12 @@
         </w:rPr>
         <w:t xml:space="preserve"> v:</w:t>
       </w:r>
-      <w:hyperlink r:id="rId49">
-        <w:r>
-          <w:rPr>
-            <w:lang w:val="en_US" w:bidi="en_US"/>
-          </w:rPr>
-          <w:rPr>
-            <w:color w:val="0000EE"/>
-            <w:u w:val="single"/>
-          </w:rPr>
-          <w:t>20</w:t>
-        </w:r>
-      </w:hyperlink>
+      <w:r>
+        <w:rPr>
+          <w:lang w:val="en_US" w:bidi="en_US"/>
+        </w:rPr>
+        <w:t>20</w:t>
+      </w:r>
       <w:r>
         <w:rPr>
           <w:lang w:val="en_US" w:bidi="en_US"/>
@@ -3866,18 +3422,12 @@
         </w:rPr>
         <w:t xml:space="preserve">);—cstr. </w:t>
       </w:r>
-      <w:hyperlink r:id="rId36">
-        <w:r>
-          <w:rPr>
-            <w:lang w:val="en_US" w:bidi="en_US"/>
-          </w:rPr>
-          <w:rPr>
-            <w:color w:val="0000EE"/>
-            <w:u w:val="single"/>
-          </w:rPr>
-          <w:t>Dn 6:11</w:t>
-        </w:r>
-      </w:hyperlink>
+      <w:r>
+        <w:rPr>
+          <w:lang w:val="en_US" w:bidi="en_US"/>
+        </w:rPr>
+        <w:t>Dn 6:11</w:t>
+      </w:r>
       <w:r>
         <w:rPr>
           <w:lang w:val="en_US" w:bidi="en_US"/>
@@ -3909,18 +3459,12 @@
         </w:rPr>
         <w:t xml:space="preserve"> so </w:t>
       </w:r>
-      <w:hyperlink r:id="rId73">
-        <w:r>
-          <w:rPr>
-            <w:lang w:val="en_US" w:bidi="en_US"/>
-          </w:rPr>
-          <w:rPr>
-            <w:color w:val="0000EE"/>
-            <w:u w:val="single"/>
-          </w:rPr>
-          <w:t>Ezr 5:11</w:t>
-        </w:r>
-      </w:hyperlink>
+      <w:r>
+        <w:rPr>
+          <w:lang w:val="en_US" w:bidi="en_US"/>
+        </w:rPr>
+        <w:t>Ezr 5:11</w:t>
+      </w:r>
       <w:r>
         <w:rPr>
           <w:lang w:val="en_US" w:bidi="en_US"/>
@@ -3939,18 +3483,12 @@
         </w:rPr>
         <w:t xml:space="preserve">:. Cf. </w:t>
       </w:r>
-      <w:hyperlink r:id="rId74">
-        <w:r>
-          <w:rPr>
-            <w:lang w:val="en_US" w:bidi="en_US"/>
-          </w:rPr>
-          <w:rPr>
-            <w:color w:val="0000EE"/>
-            <w:u w:val="single"/>
-          </w:rPr>
-          <w:t>Gn 28:19</w:t>
-        </w:r>
-      </w:hyperlink>
+      <w:r>
+        <w:rPr>
+          <w:lang w:val="en_US" w:bidi="en_US"/>
+        </w:rPr>
+        <w:t>Gn 28:19</w:t>
+      </w:r>
       <w:r>
         <w:rPr>
           <w:lang w:val="en_US" w:bidi="en_US"/>
@@ -3970,18 +3508,12 @@
         </w:rPr>
         <w:t xml:space="preserve">, Ez </w:t>
       </w:r>
-      <w:hyperlink r:id="rId75">
-        <w:r>
-          <w:rPr>
-            <w:lang w:val="en_US" w:bidi="en_US"/>
-          </w:rPr>
-          <w:rPr>
-            <w:color w:val="0000EE"/>
-            <w:u w:val="single"/>
-          </w:rPr>
-          <w:t>38:17</w:t>
-        </w:r>
-      </w:hyperlink>
+      <w:r>
+        <w:rPr>
+          <w:lang w:val="en_US" w:bidi="en_US"/>
+        </w:rPr>
+        <w:t>38:17</w:t>
+      </w:r>
       <w:r>
         <w:rPr>
           <w:lang w:val="en_US" w:bidi="en_US"/>
@@ -4088,18 +3620,12 @@
         </w:rPr>
         <w:t xml:space="preserve"> </w:t>
       </w:r>
-      <w:hyperlink r:id="rId76">
-        <w:r>
-          <w:rPr>
-            <w:lang w:val="en_US" w:bidi="en_US"/>
-          </w:rPr>
-          <w:rPr>
-            <w:color w:val="0000EE"/>
-            <w:u w:val="single"/>
-          </w:rPr>
-          <w:t>Dn 7:4</w:t>
-        </w:r>
-      </w:hyperlink>
+      <w:r>
+        <w:rPr>
+          <w:lang w:val="en_US" w:bidi="en_US"/>
+        </w:rPr>
+        <w:t>Dn 7:4</w:t>
+      </w:r>
       <w:r>
         <w:rPr>
           <w:lang w:val="en_US" w:bidi="en_US"/>
@@ -4131,18 +3657,12 @@
         </w:rPr>
         <w:t xml:space="preserve"> horms v:</w:t>
       </w:r>
-      <w:hyperlink r:id="rId48">
-        <w:r>
-          <w:rPr>
-            <w:lang w:val="en_US" w:bidi="en_US"/>
-          </w:rPr>
-          <w:rPr>
-            <w:color w:val="0000EE"/>
-            <w:u w:val="single"/>
-          </w:rPr>
-          <w:t>8</w:t>
-        </w:r>
-      </w:hyperlink>
+      <w:r>
+        <w:rPr>
+          <w:lang w:val="en_US" w:bidi="en_US"/>
+        </w:rPr>
+        <w:t>8</w:t>
+      </w:r>
       <w:r>
         <w:rPr>
           <w:lang w:val="en_US" w:bidi="en_US"/>
@@ -4161,18 +3681,12 @@
         </w:rPr>
         <w:t xml:space="preserve"> v:</w:t>
       </w:r>
-      <w:hyperlink r:id="rId77">
-        <w:r>
-          <w:rPr>
-            <w:lang w:val="en_US" w:bidi="en_US"/>
-          </w:rPr>
-          <w:rPr>
-            <w:color w:val="0000EE"/>
-            <w:u w:val="single"/>
-          </w:rPr>
-          <w:t>24</w:t>
-        </w:r>
-      </w:hyperlink>
+      <w:r>
+        <w:rPr>
+          <w:lang w:val="en_US" w:bidi="en_US"/>
+        </w:rPr>
+        <w:t>24</w:t>
+      </w:r>
       <w:r>
         <w:rPr>
           <w:lang w:val="en_US" w:bidi="en_US"/>
@@ -4357,36 +3871,24 @@
         </w:rPr>
         <w:t xml:space="preserve">: </w:t>
       </w:r>
-      <w:hyperlink r:id="rId78">
-        <w:r>
-          <w:rPr>
-            <w:lang w:val="en_US" w:bidi="en_US"/>
-          </w:rPr>
-          <w:rPr>
-            <w:color w:val="0000EE"/>
-            <w:u w:val="single"/>
-          </w:rPr>
-          <w:t>Dn 4:10</w:t>
-        </w:r>
-      </w:hyperlink>
+      <w:r>
+        <w:rPr>
+          <w:lang w:val="en_US" w:bidi="en_US"/>
+        </w:rPr>
+        <w:t>Dn 4:10</w:t>
+      </w:r>
       <w:r>
         <w:rPr>
           <w:lang w:val="en_US" w:bidi="en_US"/>
         </w:rPr>
         <w:t xml:space="preserve">, </w:t>
       </w:r>
-      <w:hyperlink r:id="rId79">
-        <w:r>
-          <w:rPr>
-            <w:lang w:val="en_US" w:bidi="en_US"/>
-          </w:rPr>
-          <w:rPr>
-            <w:color w:val="0000EE"/>
-            <w:u w:val="single"/>
-          </w:rPr>
-          <w:t>4:20</w:t>
-        </w:r>
-      </w:hyperlink>
+      <w:r>
+        <w:rPr>
+          <w:lang w:val="en_US" w:bidi="en_US"/>
+        </w:rPr>
+        <w:t>4:20</w:t>
+      </w:r>
       <w:r>
         <w:rPr>
           <w:lang w:val="en_US" w:bidi="en_US"/>
@@ -4417,18 +3919,12 @@
         </w:rPr>
         <w:t xml:space="preserve">- </w:t>
       </w:r>
-      <w:hyperlink r:id="rId46">
-        <w:r>
-          <w:rPr>
-            <w:lang w:val="en_US" w:bidi="en_US"/>
-          </w:rPr>
-          <w:rPr>
-            <w:color w:val="0000EE"/>
-            <w:u w:val="single"/>
-          </w:rPr>
-          <w:t>4:5</w:t>
-        </w:r>
-      </w:hyperlink>
+      <w:r>
+        <w:rPr>
+          <w:lang w:val="en_US" w:bidi="en_US"/>
+        </w:rPr>
+        <w:t>4:5</w:t>
+      </w:r>
       <w:r>
         <w:rPr>
           <w:lang w:val="en_US" w:bidi="en_US"/>
@@ -4447,90 +3943,60 @@
         </w:rPr>
         <w:t xml:space="preserve">- </w:t>
       </w:r>
-      <w:hyperlink r:id="rId42">
-        <w:r>
-          <w:rPr>
-            <w:lang w:val="en_US" w:bidi="en_US"/>
-          </w:rPr>
-          <w:rPr>
-            <w:color w:val="0000EE"/>
-            <w:u w:val="single"/>
-          </w:rPr>
-          <w:t>7:18</w:t>
-        </w:r>
-      </w:hyperlink>
+      <w:r>
+        <w:rPr>
+          <w:lang w:val="en_US" w:bidi="en_US"/>
+        </w:rPr>
+        <w:t>7:18</w:t>
+      </w:r>
       <w:r>
         <w:rPr>
           <w:lang w:val="en_US" w:bidi="en_US"/>
         </w:rPr>
         <w:t xml:space="preserve"> +;—gods </w:t>
       </w:r>
-      <w:hyperlink r:id="rId46">
-        <w:r>
-          <w:rPr>
-            <w:lang w:val="en_US" w:bidi="en_US"/>
-          </w:rPr>
-          <w:rPr>
-            <w:color w:val="0000EE"/>
-            <w:u w:val="single"/>
-          </w:rPr>
-          <w:t>Dn 4:5</w:t>
-        </w:r>
-      </w:hyperlink>
+      <w:r>
+        <w:rPr>
+          <w:lang w:val="en_US" w:bidi="en_US"/>
+        </w:rPr>
+        <w:t>Dn 4:5</w:t>
+      </w:r>
       <w:r>
         <w:rPr>
           <w:lang w:val="en_US" w:bidi="en_US"/>
         </w:rPr>
         <w:t xml:space="preserve">, </w:t>
       </w:r>
-      <w:hyperlink r:id="rId80">
-        <w:r>
-          <w:rPr>
-            <w:lang w:val="en_US" w:bidi="en_US"/>
-          </w:rPr>
-          <w:rPr>
-            <w:color w:val="0000EE"/>
-            <w:u w:val="single"/>
-          </w:rPr>
-          <w:t>4:6</w:t>
-        </w:r>
-      </w:hyperlink>
+      <w:r>
+        <w:rPr>
+          <w:lang w:val="en_US" w:bidi="en_US"/>
+        </w:rPr>
+        <w:t>4:6</w:t>
+      </w:r>
       <w:r>
         <w:rPr>
           <w:lang w:val="en_US" w:bidi="en_US"/>
         </w:rPr>
         <w:t xml:space="preserve">, </w:t>
       </w:r>
-      <w:hyperlink r:id="rId81">
-        <w:r>
-          <w:rPr>
-            <w:lang w:val="en_US" w:bidi="en_US"/>
-          </w:rPr>
-          <w:rPr>
-            <w:color w:val="0000EE"/>
-            <w:u w:val="single"/>
-          </w:rPr>
-          <w:t>4:15</w:t>
-        </w:r>
-      </w:hyperlink>
+      <w:r>
+        <w:rPr>
+          <w:lang w:val="en_US" w:bidi="en_US"/>
+        </w:rPr>
+        <w:t>4:15</w:t>
+      </w:r>
       <w:r>
         <w:rPr>
           <w:lang w:val="en_US" w:bidi="en_US"/>
         </w:rPr>
         <w:t xml:space="preserve">, </w:t>
       </w:r>
-      <w:hyperlink r:id="rId82">
-        <w:r>
-          <w:rPr>
-            <w:lang w:val="en_US" w:bidi="en_US"/>
-          </w:rPr>
-          <w:rPr>
-            <w:color w:val="0000EE"/>
-            <w:u w:val="single"/>
-          </w:rPr>
-          <w:t>5:11</w:t>
-        </w:r>
-      </w:hyperlink>
+      <w:r>
+        <w:rPr>
+          <w:lang w:val="en_US" w:bidi="en_US"/>
+        </w:rPr>
+        <w:t>5:11</w:t>
+      </w:r>
       <w:r>
         <w:rPr>
           <w:lang w:val="en_US" w:bidi="en_US"/>
@@ -4549,90 +4015,60 @@
         </w:rPr>
         <w:t xml:space="preserve">, of angels </w:t>
       </w:r>
-      <w:hyperlink r:id="rId78">
-        <w:r>
-          <w:rPr>
-            <w:lang w:val="en_US" w:bidi="en_US"/>
-          </w:rPr>
-          <w:rPr>
-            <w:color w:val="0000EE"/>
-            <w:u w:val="single"/>
-          </w:rPr>
-          <w:t>4:10</w:t>
-        </w:r>
-      </w:hyperlink>
+      <w:r>
+        <w:rPr>
+          <w:lang w:val="en_US" w:bidi="en_US"/>
+        </w:rPr>
+        <w:t>4:10</w:t>
+      </w:r>
       <w:r>
         <w:rPr>
           <w:lang w:val="en_US" w:bidi="en_US"/>
         </w:rPr>
         <w:t xml:space="preserve">, </w:t>
       </w:r>
-      <w:hyperlink r:id="rId83">
-        <w:r>
-          <w:rPr>
-            <w:lang w:val="en_US" w:bidi="en_US"/>
-          </w:rPr>
-          <w:rPr>
-            <w:color w:val="0000EE"/>
-            <w:u w:val="single"/>
-          </w:rPr>
-          <w:t>4:14</w:t>
-        </w:r>
-      </w:hyperlink>
+      <w:r>
+        <w:rPr>
+          <w:lang w:val="en_US" w:bidi="en_US"/>
+        </w:rPr>
+        <w:t>4:14</w:t>
+      </w:r>
       <w:r>
         <w:rPr>
           <w:lang w:val="en_US" w:bidi="en_US"/>
         </w:rPr>
         <w:t xml:space="preserve">, </w:t>
       </w:r>
-      <w:hyperlink r:id="rId79">
-        <w:r>
-          <w:rPr>
-            <w:lang w:val="en_US" w:bidi="en_US"/>
-          </w:rPr>
-          <w:rPr>
-            <w:color w:val="0000EE"/>
-            <w:u w:val="single"/>
-          </w:rPr>
-          <w:t>4:20</w:t>
-        </w:r>
-      </w:hyperlink>
+      <w:r>
+        <w:rPr>
+          <w:lang w:val="en_US" w:bidi="en_US"/>
+        </w:rPr>
+        <w:t>4:20</w:t>
+      </w:r>
       <w:r>
         <w:rPr>
           <w:lang w:val="en_US" w:bidi="en_US"/>
         </w:rPr>
         <w:t xml:space="preserve">; of Isr. (as holy ones, saints) </w:t>
       </w:r>
-      <w:hyperlink r:id="rId84">
-        <w:r>
-          <w:rPr>
-            <w:lang w:val="en_US" w:bidi="en_US"/>
-          </w:rPr>
-          <w:rPr>
-            <w:color w:val="0000EE"/>
-            <w:u w:val="single"/>
-          </w:rPr>
-          <w:t>7:21</w:t>
-        </w:r>
-      </w:hyperlink>
+      <w:r>
+        <w:rPr>
+          <w:lang w:val="en_US" w:bidi="en_US"/>
+        </w:rPr>
+        <w:t>7:21</w:t>
+      </w:r>
       <w:r>
         <w:rPr>
           <w:lang w:val="en_US" w:bidi="en_US"/>
         </w:rPr>
         <w:t xml:space="preserve">, </w:t>
       </w:r>
-      <w:hyperlink r:id="rId85">
-        <w:r>
-          <w:rPr>
-            <w:lang w:val="en_US" w:bidi="en_US"/>
-          </w:rPr>
-          <w:rPr>
-            <w:color w:val="0000EE"/>
-            <w:u w:val="single"/>
-          </w:rPr>
-          <w:t>7:22</w:t>
-        </w:r>
-      </w:hyperlink>
+      <w:r>
+        <w:rPr>
+          <w:lang w:val="en_US" w:bidi="en_US"/>
+        </w:rPr>
+        <w:t>7:22</w:t>
+      </w:r>
       <w:r>
         <w:rPr>
           <w:lang w:val="en_US" w:bidi="en_US"/>
@@ -4664,72 +4100,48 @@
         </w:rPr>
         <w:t xml:space="preserve"> v:</w:t>
       </w:r>
-      <w:hyperlink r:id="rId42">
-        <w:r>
-          <w:rPr>
-            <w:lang w:val="en_US" w:bidi="en_US"/>
-          </w:rPr>
-          <w:rPr>
-            <w:color w:val="0000EE"/>
-            <w:u w:val="single"/>
-          </w:rPr>
-          <w:t>18</w:t>
-        </w:r>
-      </w:hyperlink>
+      <w:r>
+        <w:rPr>
+          <w:lang w:val="en_US" w:bidi="en_US"/>
+        </w:rPr>
+        <w:t>18</w:t>
+      </w:r>
       <w:r>
         <w:rPr>
           <w:lang w:val="en_US" w:bidi="en_US"/>
         </w:rPr>
         <w:t>, v:</w:t>
       </w:r>
-      <w:hyperlink r:id="rId85">
-        <w:r>
-          <w:rPr>
-            <w:lang w:val="en_US" w:bidi="en_US"/>
-          </w:rPr>
-          <w:rPr>
-            <w:color w:val="0000EE"/>
-            <w:u w:val="single"/>
-          </w:rPr>
-          <w:t>22</w:t>
-        </w:r>
-      </w:hyperlink>
+      <w:r>
+        <w:rPr>
+          <w:lang w:val="en_US" w:bidi="en_US"/>
+        </w:rPr>
+        <w:t>22</w:t>
+      </w:r>
       <w:r>
         <w:rPr>
           <w:lang w:val="en_US" w:bidi="en_US"/>
         </w:rPr>
         <w:t>, v:</w:t>
       </w:r>
-      <w:hyperlink r:id="rId86">
-        <w:r>
-          <w:rPr>
-            <w:lang w:val="en_US" w:bidi="en_US"/>
-          </w:rPr>
-          <w:rPr>
-            <w:color w:val="0000EE"/>
-            <w:u w:val="single"/>
-          </w:rPr>
-          <w:t>25</w:t>
-        </w:r>
-      </w:hyperlink>
+      <w:r>
+        <w:rPr>
+          <w:lang w:val="en_US" w:bidi="en_US"/>
+        </w:rPr>
+        <w:t>25</w:t>
+      </w:r>
       <w:r>
         <w:rPr>
           <w:lang w:val="en_US" w:bidi="en_US"/>
         </w:rPr>
         <w:t>, v:</w:t>
       </w:r>
-      <w:hyperlink r:id="rId87">
-        <w:r>
-          <w:rPr>
-            <w:lang w:val="en_US" w:bidi="en_US"/>
-          </w:rPr>
-          <w:rPr>
-            <w:color w:val="0000EE"/>
-            <w:u w:val="single"/>
-          </w:rPr>
-          <w:t>27</w:t>
-        </w:r>
-      </w:hyperlink>
+      <w:r>
+        <w:rPr>
+          <w:lang w:val="en_US" w:bidi="en_US"/>
+        </w:rPr>
+        <w:t>27</w:t>
+      </w:r>
       <w:r>
         <w:rPr>
           <w:lang w:val="en_US" w:bidi="en_US"/>
@@ -4901,18 +4313,12 @@
         </w:rPr>
         <w:t>:</w:t>
       </w:r>
-      <w:hyperlink r:id="rId88">
-        <w:r>
-          <w:rPr>
-            <w:lang w:val="en_US" w:bidi="en_US"/>
-          </w:rPr>
-          <w:rPr>
-            <w:color w:val="0000EE"/>
-            <w:u w:val="single"/>
-          </w:rPr>
-          <w:t>Dn 4:28</w:t>
-        </w:r>
-      </w:hyperlink>
+      <w:r>
+        <w:rPr>
+          <w:lang w:val="en_US" w:bidi="en_US"/>
+        </w:rPr>
+        <w:t>Dn 4:28</w:t>
+      </w:r>
       <w:r>
         <w:rPr>
           <w:lang w:val="en_US" w:bidi="en_US"/>
@@ -4944,36 +4350,24 @@
         </w:rPr>
         <w:t xml:space="preserve">: abs. </w:t>
       </w:r>
-      <w:hyperlink r:id="rId88">
-        <w:r>
-          <w:rPr>
-            <w:lang w:val="en_US" w:bidi="en_US"/>
-          </w:rPr>
-          <w:rPr>
-            <w:color w:val="0000EE"/>
-            <w:u w:val="single"/>
-          </w:rPr>
-          <w:t>Dn 4:28</w:t>
-        </w:r>
-      </w:hyperlink>
+      <w:r>
+        <w:rPr>
+          <w:lang w:val="en_US" w:bidi="en_US"/>
+        </w:rPr>
+        <w:t>Dn 4:28</w:t>
+      </w:r>
       <w:r>
         <w:rPr>
           <w:lang w:val="en_US" w:bidi="en_US"/>
         </w:rPr>
         <w:t xml:space="preserve">, </w:t>
       </w:r>
-      <w:hyperlink r:id="rId89">
-        <w:r>
-          <w:rPr>
-            <w:lang w:val="en_US" w:bidi="en_US"/>
-          </w:rPr>
-          <w:rPr>
-            <w:color w:val="0000EE"/>
-            <w:u w:val="single"/>
-          </w:rPr>
-          <w:t>6:21</w:t>
-        </w:r>
-      </w:hyperlink>
+      <w:r>
+        <w:rPr>
+          <w:lang w:val="en_US" w:bidi="en_US"/>
+        </w:rPr>
+        <w:t>6:21</w:t>
+      </w:r>
       <w:r>
         <w:rPr>
           <w:lang w:val="en_US" w:bidi="en_US"/>
@@ -4993,90 +4387,60 @@
         </w:rPr>
         <w:t xml:space="preserve"> of words </w:t>
       </w:r>
-      <w:hyperlink r:id="rId90">
-        <w:r>
-          <w:rPr>
-            <w:lang w:val="en_US" w:bidi="en_US"/>
-          </w:rPr>
-          <w:rPr>
-            <w:color w:val="0000EE"/>
-            <w:u w:val="single"/>
-          </w:rPr>
-          <w:t>7:11</w:t>
-        </w:r>
-      </w:hyperlink>
+      <w:r>
+        <w:rPr>
+          <w:lang w:val="en_US" w:bidi="en_US"/>
+        </w:rPr>
+        <w:t>7:11</w:t>
+      </w:r>
       <w:r>
         <w:rPr>
           <w:lang w:val="en_US" w:bidi="en_US"/>
         </w:rPr>
         <w:t xml:space="preserve">, instr. </w:t>
       </w:r>
-      <w:hyperlink r:id="rId91">
-        <w:r>
-          <w:rPr>
-            <w:lang w:val="en_US" w:bidi="en_US"/>
-          </w:rPr>
-          <w:rPr>
-            <w:color w:val="0000EE"/>
-            <w:u w:val="single"/>
-          </w:rPr>
-          <w:t>3:5</w:t>
-        </w:r>
-      </w:hyperlink>
+      <w:r>
+        <w:rPr>
+          <w:lang w:val="en_US" w:bidi="en_US"/>
+        </w:rPr>
+        <w:t>3:5</w:t>
+      </w:r>
       <w:r>
         <w:rPr>
           <w:lang w:val="en_US" w:bidi="en_US"/>
         </w:rPr>
         <w:t xml:space="preserve">, </w:t>
       </w:r>
-      <w:hyperlink r:id="rId24">
-        <w:r>
-          <w:rPr>
-            <w:lang w:val="en_US" w:bidi="en_US"/>
-          </w:rPr>
-          <w:rPr>
-            <w:color w:val="0000EE"/>
-            <w:u w:val="single"/>
-          </w:rPr>
-          <w:t>3:7</w:t>
-        </w:r>
-      </w:hyperlink>
+      <w:r>
+        <w:rPr>
+          <w:lang w:val="en_US" w:bidi="en_US"/>
+        </w:rPr>
+        <w:t>3:7</w:t>
+      </w:r>
       <w:r>
         <w:rPr>
           <w:lang w:val="en_US" w:bidi="en_US"/>
         </w:rPr>
         <w:t xml:space="preserve">, </w:t>
       </w:r>
-      <w:hyperlink r:id="rId92">
-        <w:r>
-          <w:rPr>
-            <w:lang w:val="en_US" w:bidi="en_US"/>
-          </w:rPr>
-          <w:rPr>
-            <w:color w:val="0000EE"/>
-            <w:u w:val="single"/>
-          </w:rPr>
-          <w:t>3:10</w:t>
-        </w:r>
-      </w:hyperlink>
+      <w:r>
+        <w:rPr>
+          <w:lang w:val="en_US" w:bidi="en_US"/>
+        </w:rPr>
+        <w:t>3:10</w:t>
+      </w:r>
       <w:r>
         <w:rPr>
           <w:lang w:val="en_US" w:bidi="en_US"/>
         </w:rPr>
         <w:t xml:space="preserve">, </w:t>
       </w:r>
-      <w:hyperlink r:id="rId93">
-        <w:r>
-          <w:rPr>
-            <w:lang w:val="en_US" w:bidi="en_US"/>
-          </w:rPr>
-          <w:rPr>
-            <w:color w:val="0000EE"/>
-            <w:u w:val="single"/>
-          </w:rPr>
-          <w:t>3:15</w:t>
-        </w:r>
-      </w:hyperlink>
+      <w:r>
+        <w:rPr>
+          <w:lang w:val="en_US" w:bidi="en_US"/>
+        </w:rPr>
+        <w:t>3:15</w:t>
+      </w:r>
       <w:r>
         <w:rPr>
           <w:lang w:val="en_US" w:bidi="en_US"/>
@@ -5226,18 +4590,12 @@
         </w:rPr>
         <w:t xml:space="preserve"> </w:t>
       </w:r>
-      <w:hyperlink r:id="rId94">
-        <w:r>
-          <w:rPr>
-            <w:lang w:val="en_US" w:bidi="en_US"/>
-          </w:rPr>
-          <w:rPr>
-            <w:color w:val="0000EE"/>
-            <w:u w:val="single"/>
-          </w:rPr>
-          <w:t>Dn 3:24</w:t>
-        </w:r>
-      </w:hyperlink>
+      <w:r>
+        <w:rPr>
+          <w:lang w:val="en_US" w:bidi="en_US"/>
+        </w:rPr>
+        <w:t>Dn 3:24</w:t>
+      </w:r>
       <w:r>
         <w:rPr>
           <w:lang w:val="en_US" w:bidi="en_US"/>
@@ -5256,18 +4614,12 @@
         </w:rPr>
         <w:t xml:space="preserve"> </w:t>
       </w:r>
-      <w:hyperlink r:id="rId95">
-        <w:r>
-          <w:rPr>
-            <w:lang w:val="en_US" w:bidi="en_US"/>
-          </w:rPr>
-          <w:rPr>
-            <w:color w:val="0000EE"/>
-            <w:u w:val="single"/>
-          </w:rPr>
-          <w:t>Ezr 5:2</w:t>
-        </w:r>
-      </w:hyperlink>
+      <w:r>
+        <w:rPr>
+          <w:lang w:val="en_US" w:bidi="en_US"/>
+        </w:rPr>
+        <w:t>Ezr 5:2</w:t>
+      </w:r>
       <w:r>
         <w:rPr>
           <w:lang w:val="en_US" w:bidi="en_US"/>
@@ -5299,36 +4651,24 @@
         </w:rPr>
         <w:t xml:space="preserve"> </w:t>
       </w:r>
-      <w:hyperlink r:id="rId96">
-        <w:r>
-          <w:rPr>
-            <w:lang w:val="en_US" w:bidi="en_US"/>
-          </w:rPr>
-          <w:rPr>
-            <w:color w:val="0000EE"/>
-            <w:u w:val="single"/>
-          </w:rPr>
-          <w:t>Dn 6:20</w:t>
-        </w:r>
-      </w:hyperlink>
+      <w:r>
+        <w:rPr>
+          <w:lang w:val="en_US" w:bidi="en_US"/>
+        </w:rPr>
+        <w:t>Dn 6:20</w:t>
+      </w:r>
       <w:r>
         <w:rPr>
           <w:lang w:val="en_US" w:bidi="en_US"/>
         </w:rPr>
         <w:t xml:space="preserve">, </w:t>
       </w:r>
-      <w:hyperlink r:id="rId77">
-        <w:r>
-          <w:rPr>
-            <w:lang w:val="en_US" w:bidi="en_US"/>
-          </w:rPr>
-          <w:rPr>
-            <w:color w:val="0000EE"/>
-            <w:u w:val="single"/>
-          </w:rPr>
-          <w:t>7:24</w:t>
-        </w:r>
-      </w:hyperlink>
+      <w:r>
+        <w:rPr>
+          <w:lang w:val="en_US" w:bidi="en_US"/>
+        </w:rPr>
+        <w:t>7:24</w:t>
+      </w:r>
       <w:r>
         <w:rPr>
           <w:lang w:val="en_US" w:bidi="en_US"/>
@@ -5347,36 +4687,24 @@
         </w:rPr>
         <w:t xml:space="preserve"> </w:t>
       </w:r>
-      <w:hyperlink r:id="rId97">
-        <w:r>
-          <w:rPr>
-            <w:lang w:val="en_US" w:bidi="en_US"/>
-          </w:rPr>
-          <w:rPr>
-            <w:color w:val="0000EE"/>
-            <w:u w:val="single"/>
-          </w:rPr>
-          <w:t>2:39</w:t>
-        </w:r>
-      </w:hyperlink>
+      <w:r>
+        <w:rPr>
+          <w:lang w:val="en_US" w:bidi="en_US"/>
+        </w:rPr>
+        <w:t>2:39</w:t>
+      </w:r>
       <w:r>
         <w:rPr>
           <w:lang w:val="en_US" w:bidi="en_US"/>
         </w:rPr>
         <w:t xml:space="preserve">, </w:t>
       </w:r>
-      <w:hyperlink r:id="rId98">
-        <w:r>
-          <w:rPr>
-            <w:lang w:val="en_US" w:bidi="en_US"/>
-          </w:rPr>
-          <w:rPr>
-            <w:color w:val="0000EE"/>
-            <w:u w:val="single"/>
-          </w:rPr>
-          <w:t>2:44</w:t>
-        </w:r>
-      </w:hyperlink>
+      <w:r>
+        <w:rPr>
+          <w:lang w:val="en_US" w:bidi="en_US"/>
+        </w:rPr>
+        <w:t>2:44</w:t>
+      </w:r>
       <w:r>
         <w:rPr>
           <w:lang w:val="en_US" w:bidi="en_US"/>
@@ -5395,54 +4723,36 @@
         </w:rPr>
         <w:t xml:space="preserve"> </w:t>
       </w:r>
-      <w:hyperlink r:id="rId71">
-        <w:r>
-          <w:rPr>
-            <w:lang w:val="en_US" w:bidi="en_US"/>
-          </w:rPr>
-          <w:rPr>
-            <w:color w:val="0000EE"/>
-            <w:u w:val="single"/>
-          </w:rPr>
-          <w:t>7:10</w:t>
-        </w:r>
-      </w:hyperlink>
+      <w:r>
+        <w:rPr>
+          <w:lang w:val="en_US" w:bidi="en_US"/>
+        </w:rPr>
+        <w:t>7:10</w:t>
+      </w:r>
       <w:r>
         <w:rPr>
           <w:lang w:val="en_US" w:bidi="en_US"/>
         </w:rPr>
         <w:t xml:space="preserve">, </w:t>
       </w:r>
-      <w:hyperlink r:id="rId99">
-        <w:r>
-          <w:rPr>
-            <w:lang w:val="en_US" w:bidi="en_US"/>
-          </w:rPr>
-          <w:rPr>
-            <w:color w:val="0000EE"/>
-            <w:u w:val="single"/>
-          </w:rPr>
-          <w:t>7:17</w:t>
-        </w:r>
-      </w:hyperlink>
+      <w:r>
+        <w:rPr>
+          <w:lang w:val="en_US" w:bidi="en_US"/>
+        </w:rPr>
+        <w:t>7:17</w:t>
+      </w:r>
       <w:r>
         <w:rPr>
           <w:lang w:val="en_US" w:bidi="en_US"/>
         </w:rPr>
         <w:t xml:space="preserve">, </w:t>
       </w:r>
-      <w:hyperlink r:id="rId77">
-        <w:r>
-          <w:rPr>
-            <w:lang w:val="en_US" w:bidi="en_US"/>
-          </w:rPr>
-          <w:rPr>
-            <w:color w:val="0000EE"/>
-            <w:u w:val="single"/>
-          </w:rPr>
-          <w:t>7:24</w:t>
-        </w:r>
-      </w:hyperlink>
+      <w:r>
+        <w:rPr>
+          <w:lang w:val="en_US" w:bidi="en_US"/>
+        </w:rPr>
+        <w:t>7:24</w:t>
+      </w:r>
       <w:r>
         <w:rPr>
           <w:lang w:val="en_US" w:bidi="en_US"/>
@@ -5486,18 +4796,12 @@
         </w:rPr>
         <w:t xml:space="preserve"> </w:t>
       </w:r>
-      <w:hyperlink r:id="rId15">
-        <w:r>
-          <w:rPr>
-            <w:lang w:val="en_US" w:bidi="en_US"/>
-          </w:rPr>
-          <w:rPr>
-            <w:color w:val="0000EE"/>
-            <w:u w:val="single"/>
-          </w:rPr>
-          <w:t>2:31</w:t>
-        </w:r>
-      </w:hyperlink>
+      <w:r>
+        <w:rPr>
+          <w:lang w:val="en_US" w:bidi="en_US"/>
+        </w:rPr>
+        <w:t>2:31</w:t>
+      </w:r>
       <w:r>
         <w:rPr>
           <w:lang w:val="en_US" w:bidi="en_US"/>
@@ -5564,18 +4868,12 @@
         </w:rPr>
         <w:t xml:space="preserve">, </w:t>
       </w:r>
-      <w:hyperlink r:id="rId16">
-        <w:r>
-          <w:rPr>
-            <w:lang w:val="en_US" w:bidi="en_US"/>
-          </w:rPr>
-          <w:rPr>
-            <w:color w:val="0000EE"/>
-            <w:u w:val="single"/>
-          </w:rPr>
-          <w:t>3:3</w:t>
-        </w:r>
-      </w:hyperlink>
+      <w:r>
+        <w:rPr>
+          <w:lang w:val="en_US" w:bidi="en_US"/>
+        </w:rPr>
+        <w:t>3:3</w:t>
+      </w:r>
       <w:r>
         <w:rPr>
           <w:lang w:val="en_US" w:bidi="en_US"/>
@@ -5594,18 +4892,12 @@
         </w:rPr>
         <w:t xml:space="preserve"> </w:t>
       </w:r>
-      <w:hyperlink r:id="rId100">
-        <w:r>
-          <w:rPr>
-            <w:lang w:val="en_US" w:bidi="en_US"/>
-          </w:rPr>
-          <w:rPr>
-            <w:color w:val="0000EE"/>
-            <w:u w:val="single"/>
-          </w:rPr>
-          <w:t>7:16</w:t>
-        </w:r>
-      </w:hyperlink>
+      <w:r>
+        <w:rPr>
+          <w:lang w:val="en_US" w:bidi="en_US"/>
+        </w:rPr>
+        <w:t>7:16</w:t>
+      </w:r>
       <w:r>
         <w:rPr>
           <w:lang w:val="en_US" w:bidi="en_US"/>
@@ -5638,36 +4930,24 @@
         </w:rPr>
         <w:t xml:space="preserve"> </w:t>
       </w:r>
-      <w:hyperlink r:id="rId94">
-        <w:r>
-          <w:rPr>
-            <w:lang w:val="en_US" w:bidi="en_US"/>
-          </w:rPr>
-          <w:rPr>
-            <w:color w:val="0000EE"/>
-            <w:u w:val="single"/>
-          </w:rPr>
-          <w:t>Dn 3:24</w:t>
-        </w:r>
-      </w:hyperlink>
+      <w:r>
+        <w:rPr>
+          <w:lang w:val="en_US" w:bidi="en_US"/>
+        </w:rPr>
+        <w:t>Dn 3:24</w:t>
+      </w:r>
       <w:r>
         <w:rPr>
           <w:lang w:val="en_US" w:bidi="en_US"/>
         </w:rPr>
         <w:t xml:space="preserve"> (i.e. from throne), </w:t>
       </w:r>
-      <w:hyperlink r:id="rId96">
-        <w:r>
-          <w:rPr>
-            <w:lang w:val="en_US" w:bidi="en_US"/>
-          </w:rPr>
-          <w:rPr>
-            <w:color w:val="0000EE"/>
-            <w:u w:val="single"/>
-          </w:rPr>
-          <w:t>6:20</w:t>
-        </w:r>
-      </w:hyperlink>
+      <w:r>
+        <w:rPr>
+          <w:lang w:val="en_US" w:bidi="en_US"/>
+        </w:rPr>
+        <w:t>6:20</w:t>
+      </w:r>
       <w:r>
         <w:rPr>
           <w:lang w:val="en_US" w:bidi="en_US"/>
@@ -5687,54 +4967,36 @@
         </w:rPr>
         <w:t xml:space="preserve"> fig. = come on the scene of history: of kingdom </w:t>
       </w:r>
-      <w:hyperlink r:id="rId97">
-        <w:r>
-          <w:rPr>
-            <w:lang w:val="en_US" w:bidi="en_US"/>
-          </w:rPr>
-          <w:rPr>
-            <w:color w:val="0000EE"/>
-            <w:u w:val="single"/>
-          </w:rPr>
-          <w:t>2:39</w:t>
-        </w:r>
-      </w:hyperlink>
+      <w:r>
+        <w:rPr>
+          <w:lang w:val="en_US" w:bidi="en_US"/>
+        </w:rPr>
+        <w:t>2:39</w:t>
+      </w:r>
       <w:r>
         <w:rPr>
           <w:lang w:val="en_US" w:bidi="en_US"/>
         </w:rPr>
         <w:t xml:space="preserve">, king </w:t>
       </w:r>
-      <w:hyperlink r:id="rId99">
-        <w:r>
-          <w:rPr>
-            <w:lang w:val="en_US" w:bidi="en_US"/>
-          </w:rPr>
-          <w:rPr>
-            <w:color w:val="0000EE"/>
-            <w:u w:val="single"/>
-          </w:rPr>
-          <w:t>7:17</w:t>
-        </w:r>
-      </w:hyperlink>
+      <w:r>
+        <w:rPr>
+          <w:lang w:val="en_US" w:bidi="en_US"/>
+        </w:rPr>
+        <w:t>7:17</w:t>
+      </w:r>
       <w:r>
         <w:rPr>
           <w:lang w:val="en_US" w:bidi="en_US"/>
         </w:rPr>
         <w:t xml:space="preserve">, </w:t>
       </w:r>
-      <w:hyperlink r:id="rId77">
-        <w:r>
-          <w:rPr>
-            <w:lang w:val="en_US" w:bidi="en_US"/>
-          </w:rPr>
-          <w:rPr>
-            <w:color w:val="0000EE"/>
-            <w:u w:val="single"/>
-          </w:rPr>
-          <w:t>7:24</w:t>
-        </w:r>
-      </w:hyperlink>
+      <w:r>
+        <w:rPr>
+          <w:lang w:val="en_US" w:bidi="en_US"/>
+        </w:rPr>
+        <w:t>7:24</w:t>
+      </w:r>
       <w:r>
         <w:rPr>
           <w:lang w:val="en_US" w:bidi="en_US"/>
@@ -5753,18 +5015,12 @@
         </w:rPr>
         <w:t xml:space="preserve"> of source), v:</w:t>
       </w:r>
-      <w:hyperlink r:id="rId77">
-        <w:r>
-          <w:rPr>
-            <w:lang w:val="en_US" w:bidi="en_US"/>
-          </w:rPr>
-          <w:rPr>
-            <w:color w:val="0000EE"/>
-            <w:u w:val="single"/>
-          </w:rPr>
-          <w:t>24</w:t>
-        </w:r>
-      </w:hyperlink>
+      <w:r>
+        <w:rPr>
+          <w:lang w:val="en_US" w:bidi="en_US"/>
+        </w:rPr>
+        <w:t>24</w:t>
+      </w:r>
       <w:r>
         <w:rPr>
           <w:lang w:val="en_US" w:bidi="en_US"/>
@@ -5797,36 +5053,24 @@
         </w:rPr>
         <w:t xml:space="preserve"> (out of inaction), and build </w:t>
       </w:r>
-      <w:hyperlink r:id="rId95">
-        <w:r>
-          <w:rPr>
-            <w:lang w:val="en_US" w:bidi="en_US"/>
-          </w:rPr>
-          <w:rPr>
-            <w:color w:val="0000EE"/>
-            <w:u w:val="single"/>
-          </w:rPr>
-          <w:t>Ezr 5:2</w:t>
-        </w:r>
-      </w:hyperlink>
+      <w:r>
+        <w:rPr>
+          <w:lang w:val="en_US" w:bidi="en_US"/>
+        </w:rPr>
+        <w:t>Ezr 5:2</w:t>
+      </w:r>
       <w:r>
         <w:rPr>
           <w:lang w:val="en_US" w:bidi="en_US"/>
         </w:rPr>
         <w:t xml:space="preserve">, devour </w:t>
       </w:r>
-      <w:hyperlink r:id="rId101">
-        <w:r>
-          <w:rPr>
-            <w:lang w:val="en_US" w:bidi="en_US"/>
-          </w:rPr>
-          <w:rPr>
-            <w:color w:val="0000EE"/>
-            <w:u w:val="single"/>
-          </w:rPr>
-          <w:t>Dn 7:5b</w:t>
-        </w:r>
-      </w:hyperlink>
+      <w:r>
+        <w:rPr>
+          <w:lang w:val="en_US" w:bidi="en_US"/>
+        </w:rPr>
+        <w:t>Dn 7:5b</w:t>
+      </w:r>
       <w:r>
         <w:rPr>
           <w:lang w:val="en_US" w:bidi="en_US"/>
@@ -5883,36 +5127,24 @@
         </w:rPr>
         <w:t xml:space="preserve"> </w:t>
       </w:r>
-      <w:hyperlink r:id="rId15">
-        <w:r>
-          <w:rPr>
-            <w:lang w:val="en_US" w:bidi="en_US"/>
-          </w:rPr>
-          <w:rPr>
-            <w:color w:val="0000EE"/>
-            <w:u w:val="single"/>
-          </w:rPr>
-          <w:t>2:31</w:t>
-        </w:r>
-      </w:hyperlink>
+      <w:r>
+        <w:rPr>
+          <w:lang w:val="en_US" w:bidi="en_US"/>
+        </w:rPr>
+        <w:t>2:31</w:t>
+      </w:r>
       <w:r>
         <w:rPr>
           <w:lang w:val="en_US" w:bidi="en_US"/>
         </w:rPr>
         <w:t xml:space="preserve">, cf. </w:t>
       </w:r>
-      <w:hyperlink r:id="rId16">
-        <w:r>
-          <w:rPr>
-            <w:lang w:val="en_US" w:bidi="en_US"/>
-          </w:rPr>
-          <w:rPr>
-            <w:color w:val="0000EE"/>
-            <w:u w:val="single"/>
-          </w:rPr>
-          <w:t>3:3</w:t>
-        </w:r>
-      </w:hyperlink>
+      <w:r>
+        <w:rPr>
+          <w:lang w:val="en_US" w:bidi="en_US"/>
+        </w:rPr>
+        <w:t>3:3</w:t>
+      </w:r>
       <w:r>
         <w:rPr>
           <w:lang w:val="en_US" w:bidi="en_US"/>
@@ -5943,18 +5175,12 @@
         </w:rPr>
         <w:t xml:space="preserve"> </w:t>
       </w:r>
-      <w:hyperlink r:id="rId71">
-        <w:r>
-          <w:rPr>
-            <w:lang w:val="en_US" w:bidi="en_US"/>
-          </w:rPr>
-          <w:rPr>
-            <w:color w:val="0000EE"/>
-            <w:u w:val="single"/>
-          </w:rPr>
-          <w:t>7:10</w:t>
-        </w:r>
-      </w:hyperlink>
+      <w:r>
+        <w:rPr>
+          <w:lang w:val="en_US" w:bidi="en_US"/>
+        </w:rPr>
+        <w:t>7:10</w:t>
+      </w:r>
       <w:r>
         <w:rPr>
           <w:lang w:val="en_US" w:bidi="en_US"/>
@@ -5974,18 +5200,12 @@
         </w:rPr>
         <w:t xml:space="preserve"> (there) v:</w:t>
       </w:r>
-      <w:hyperlink r:id="rId100">
-        <w:r>
-          <w:rPr>
-            <w:lang w:val="en_US" w:bidi="en_US"/>
-          </w:rPr>
-          <w:rPr>
-            <w:color w:val="0000EE"/>
-            <w:u w:val="single"/>
-          </w:rPr>
-          <w:t>16</w:t>
-        </w:r>
-      </w:hyperlink>
+      <w:r>
+        <w:rPr>
+          <w:lang w:val="en_US" w:bidi="en_US"/>
+        </w:rPr>
+        <w:t>16</w:t>
+      </w:r>
       <w:r>
         <w:rPr>
           <w:lang w:val="en_US" w:bidi="en_US"/>
@@ -6018,18 +5238,12 @@
         </w:rPr>
         <w:t xml:space="preserve">, kingdom </w:t>
       </w:r>
-      <w:hyperlink r:id="rId98">
-        <w:r>
-          <w:rPr>
-            <w:lang w:val="en_US" w:bidi="en_US"/>
-          </w:rPr>
-          <w:rPr>
-            <w:color w:val="0000EE"/>
-            <w:u w:val="single"/>
-          </w:rPr>
-          <w:t>2:44</w:t>
-        </w:r>
-      </w:hyperlink>
+      <w:r>
+        <w:rPr>
+          <w:lang w:val="en_US" w:bidi="en_US"/>
+        </w:rPr>
+        <w:t>2:44</w:t>
+      </w:r>
       <w:r>
         <w:rPr>
           <w:lang w:val="en_US" w:bidi="en_US"/>
@@ -6099,18 +5313,12 @@
         </w:rPr>
         <w:t xml:space="preserve"> </w:t>
       </w:r>
-      <w:hyperlink r:id="rId102">
-        <w:r>
-          <w:rPr>
-            <w:lang w:val="en_US" w:bidi="en_US"/>
-          </w:rPr>
-          <w:rPr>
-            <w:color w:val="0000EE"/>
-            <w:u w:val="single"/>
-          </w:rPr>
-          <w:t>6:8</w:t>
-        </w:r>
-      </w:hyperlink>
+      <w:r>
+        <w:rPr>
+          <w:lang w:val="en_US" w:bidi="en_US"/>
+        </w:rPr>
+        <w:t>6:8</w:t>
+      </w:r>
       <w:r>
         <w:rPr>
           <w:lang w:val="en_US" w:bidi="en_US"/>
@@ -6174,18 +5382,12 @@
         </w:rPr>
         <w:t xml:space="preserve"> </w:t>
       </w:r>
-      <w:hyperlink r:id="rId103">
-        <w:r>
-          <w:rPr>
-            <w:lang w:val="en_US" w:bidi="en_US"/>
-          </w:rPr>
-          <w:rPr>
-            <w:color w:val="0000EE"/>
-            <w:u w:val="single"/>
-          </w:rPr>
-          <w:t>Dn 3:2</w:t>
-        </w:r>
-      </w:hyperlink>
+      <w:r>
+        <w:rPr>
+          <w:lang w:val="en_US" w:bidi="en_US"/>
+        </w:rPr>
+        <w:t>Dn 3:2</w:t>
+      </w:r>
       <w:r>
         <w:rPr>
           <w:lang w:val="en_US" w:bidi="en_US"/>
@@ -6204,18 +5406,12 @@
         </w:rPr>
         <w:t xml:space="preserve"> </w:t>
       </w:r>
-      <w:hyperlink r:id="rId60">
-        <w:r>
-          <w:rPr>
-            <w:lang w:val="en_US" w:bidi="en_US"/>
-          </w:rPr>
-          <w:rPr>
-            <w:color w:val="0000EE"/>
-            <w:u w:val="single"/>
-          </w:rPr>
-          <w:t>6:2</w:t>
-        </w:r>
-      </w:hyperlink>
+      <w:r>
+        <w:rPr>
+          <w:lang w:val="en_US" w:bidi="en_US"/>
+        </w:rPr>
+        <w:t>6:2</w:t>
+      </w:r>
       <w:r>
         <w:rPr>
           <w:lang w:val="en_US" w:bidi="en_US"/>
@@ -6234,18 +5430,12 @@
         </w:rPr>
         <w:t xml:space="preserve"> </w:t>
       </w:r>
-      <w:hyperlink r:id="rId82">
-        <w:r>
-          <w:rPr>
-            <w:lang w:val="en_US" w:bidi="en_US"/>
-          </w:rPr>
-          <w:rPr>
-            <w:color w:val="0000EE"/>
-            <w:u w:val="single"/>
-          </w:rPr>
-          <w:t>5:11</w:t>
-        </w:r>
-      </w:hyperlink>
+      <w:r>
+        <w:rPr>
+          <w:lang w:val="en_US" w:bidi="en_US"/>
+        </w:rPr>
+        <w:t>5:11</w:t>
+      </w:r>
       <w:r>
         <w:rPr>
           <w:lang w:val="en_US" w:bidi="en_US"/>
@@ -6264,18 +5454,12 @@
         </w:rPr>
         <w:t xml:space="preserve"> </w:t>
       </w:r>
-      <w:hyperlink r:id="rId104">
-        <w:r>
-          <w:rPr>
-            <w:lang w:val="en_US" w:bidi="en_US"/>
-          </w:rPr>
-          <w:rPr>
-            <w:color w:val="0000EE"/>
-            <w:u w:val="single"/>
-          </w:rPr>
-          <w:t>3:1</w:t>
-        </w:r>
-      </w:hyperlink>
+      <w:r>
+        <w:rPr>
+          <w:lang w:val="en_US" w:bidi="en_US"/>
+        </w:rPr>
+        <w:t>3:1</w:t>
+      </w:r>
       <w:r>
         <w:rPr>
           <w:lang w:val="en_US" w:bidi="en_US"/>
@@ -6294,18 +5478,12 @@
         </w:rPr>
         <w:t xml:space="preserve"> </w:t>
       </w:r>
-      <w:hyperlink r:id="rId101">
-        <w:r>
-          <w:rPr>
-            <w:lang w:val="en_US" w:bidi="en_US"/>
-          </w:rPr>
-          <w:rPr>
-            <w:color w:val="0000EE"/>
-            <w:u w:val="single"/>
-          </w:rPr>
-          <w:t>7:5</w:t>
-        </w:r>
-      </w:hyperlink>
+      <w:r>
+        <w:rPr>
+          <w:lang w:val="en_US" w:bidi="en_US"/>
+        </w:rPr>
+        <w:t>7:5</w:t>
+      </w:r>
       <w:r>
         <w:rPr>
           <w:lang w:val="en_US" w:bidi="en_US"/>
@@ -6324,36 +5502,24 @@
         </w:rPr>
         <w:t xml:space="preserve"> </w:t>
       </w:r>
-      <w:hyperlink r:id="rId105">
-        <w:r>
-          <w:rPr>
-            <w:lang w:val="en_US" w:bidi="en_US"/>
-          </w:rPr>
-          <w:rPr>
-            <w:color w:val="0000EE"/>
-            <w:u w:val="single"/>
-          </w:rPr>
-          <w:t>3:12</w:t>
-        </w:r>
-      </w:hyperlink>
+      <w:r>
+        <w:rPr>
+          <w:lang w:val="en_US" w:bidi="en_US"/>
+        </w:rPr>
+        <w:t>3:12</w:t>
+      </w:r>
       <w:r>
         <w:rPr>
           <w:lang w:val="en_US" w:bidi="en_US"/>
         </w:rPr>
         <w:t xml:space="preserve">, </w:t>
       </w:r>
-      <w:hyperlink r:id="rId106">
-        <w:r>
-          <w:rPr>
-            <w:lang w:val="en_US" w:bidi="en_US"/>
-          </w:rPr>
-          <w:rPr>
-            <w:color w:val="0000EE"/>
-            <w:u w:val="single"/>
-          </w:rPr>
-          <w:t>3:18</w:t>
-        </w:r>
-      </w:hyperlink>
+      <w:r>
+        <w:rPr>
+          <w:lang w:val="en_US" w:bidi="en_US"/>
+        </w:rPr>
+        <w:t>3:18</w:t>
+      </w:r>
       <w:r>
         <w:rPr>
           <w:lang w:val="en_US" w:bidi="en_US"/>
@@ -6372,18 +5538,12 @@
         </w:rPr>
         <w:t xml:space="preserve"> </w:t>
       </w:r>
-      <w:hyperlink r:id="rId107">
-        <w:r>
-          <w:rPr>
-            <w:lang w:val="en_US" w:bidi="en_US"/>
-          </w:rPr>
-          <w:rPr>
-            <w:color w:val="0000EE"/>
-            <w:u w:val="single"/>
-          </w:rPr>
-          <w:t>3:14</w:t>
-        </w:r>
-      </w:hyperlink>
+      <w:r>
+        <w:rPr>
+          <w:lang w:val="en_US" w:bidi="en_US"/>
+        </w:rPr>
+        <w:t>3:14</w:t>
+      </w:r>
       <w:r>
         <w:rPr>
           <w:lang w:val="en_US" w:bidi="en_US"/>
@@ -6434,36 +5594,24 @@
         </w:rPr>
         <w:t xml:space="preserve"> 45, b)) </w:t>
       </w:r>
-      <w:hyperlink r:id="rId108">
-        <w:r>
-          <w:rPr>
-            <w:lang w:val="en_US" w:bidi="en_US"/>
-          </w:rPr>
-          <w:rPr>
-            <w:color w:val="0000EE"/>
-            <w:u w:val="single"/>
-          </w:rPr>
-          <w:t>5:21</w:t>
-        </w:r>
-      </w:hyperlink>
+      <w:r>
+        <w:rPr>
+          <w:lang w:val="en_US" w:bidi="en_US"/>
+        </w:rPr>
+        <w:t>5:21</w:t>
+      </w:r>
       <w:r>
         <w:rPr>
           <w:lang w:val="en_US" w:bidi="en_US"/>
         </w:rPr>
         <w:t xml:space="preserve">, </w:t>
       </w:r>
-      <w:hyperlink r:id="rId109">
-        <w:r>
-          <w:rPr>
-            <w:lang w:val="en_US" w:bidi="en_US"/>
-          </w:rPr>
-          <w:rPr>
-            <w:color w:val="0000EE"/>
-            <w:u w:val="single"/>
-          </w:rPr>
-          <w:t>6:16</w:t>
-        </w:r>
-      </w:hyperlink>
+      <w:r>
+        <w:rPr>
+          <w:lang w:val="en_US" w:bidi="en_US"/>
+        </w:rPr>
+        <w:t>6:16</w:t>
+      </w:r>
       <w:r>
         <w:rPr>
           <w:lang w:val="en_US" w:bidi="en_US"/>
@@ -6482,36 +5630,24 @@
         </w:rPr>
         <w:t xml:space="preserve"> </w:t>
       </w:r>
-      <w:hyperlink r:id="rId98">
-        <w:r>
-          <w:rPr>
-            <w:lang w:val="en_US" w:bidi="en_US"/>
-          </w:rPr>
-          <w:rPr>
-            <w:color w:val="0000EE"/>
-            <w:u w:val="single"/>
-          </w:rPr>
-          <w:t>2:44</w:t>
-        </w:r>
-      </w:hyperlink>
+      <w:r>
+        <w:rPr>
+          <w:lang w:val="en_US" w:bidi="en_US"/>
+        </w:rPr>
+        <w:t>2:44</w:t>
+      </w:r>
       <w:r>
         <w:rPr>
           <w:lang w:val="en_US" w:bidi="en_US"/>
         </w:rPr>
         <w:t xml:space="preserve">, </w:t>
       </w:r>
-      <w:hyperlink r:id="rId83">
-        <w:r>
-          <w:rPr>
-            <w:lang w:val="en_US" w:bidi="en_US"/>
-          </w:rPr>
-          <w:rPr>
-            <w:color w:val="0000EE"/>
-            <w:u w:val="single"/>
-          </w:rPr>
-          <w:t>4:14</w:t>
-        </w:r>
-      </w:hyperlink>
+      <w:r>
+        <w:rPr>
+          <w:lang w:val="en_US" w:bidi="en_US"/>
+        </w:rPr>
+        <w:t>4:14</w:t>
+      </w:r>
       <w:r>
         <w:rPr>
           <w:lang w:val="en_US" w:bidi="en_US"/>
@@ -6543,18 +5679,12 @@
         </w:rPr>
         <w:t xml:space="preserve"> </w:t>
       </w:r>
-      <w:hyperlink r:id="rId110">
-        <w:r>
-          <w:rPr>
-            <w:lang w:val="en_US" w:bidi="en_US"/>
-          </w:rPr>
-          <w:rPr>
-            <w:color w:val="0000EE"/>
-            <w:u w:val="single"/>
-          </w:rPr>
-          <w:t>6:4</w:t>
-        </w:r>
-      </w:hyperlink>
+      <w:r>
+        <w:rPr>
+          <w:lang w:val="en_US" w:bidi="en_US"/>
+        </w:rPr>
+        <w:t>6:4</w:t>
+      </w:r>
       <w:r>
         <w:rPr>
           <w:lang w:val="en_US" w:bidi="en_US"/>
@@ -6586,18 +5716,12 @@
         </w:rPr>
         <w:t xml:space="preserve"> </w:t>
       </w:r>
-      <w:hyperlink r:id="rId111">
-        <w:r>
-          <w:rPr>
-            <w:lang w:val="en_US" w:bidi="en_US"/>
-          </w:rPr>
-          <w:rPr>
-            <w:color w:val="0000EE"/>
-            <w:u w:val="single"/>
-          </w:rPr>
-          <w:t>2:21</w:t>
-        </w:r>
-      </w:hyperlink>
+      <w:r>
+        <w:rPr>
+          <w:lang w:val="en_US" w:bidi="en_US"/>
+        </w:rPr>
+        <w:t>2:21</w:t>
+      </w:r>
       <w:r>
         <w:rPr>
           <w:lang w:val="en_US" w:bidi="en_US"/>
@@ -6630,198 +5754,132 @@
         </w:rPr>
         <w:t xml:space="preserve">, lit. image </w:t>
       </w:r>
-      <w:hyperlink r:id="rId104">
-        <w:r>
-          <w:rPr>
-            <w:lang w:val="en_US" w:bidi="en_US"/>
-          </w:rPr>
-          <w:rPr>
-            <w:color w:val="0000EE"/>
-            <w:u w:val="single"/>
-          </w:rPr>
-          <w:t>3:1</w:t>
-        </w:r>
-      </w:hyperlink>
+      <w:r>
+        <w:rPr>
+          <w:lang w:val="en_US" w:bidi="en_US"/>
+        </w:rPr>
+        <w:t>3:1</w:t>
+      </w:r>
       <w:r>
         <w:rPr>
           <w:lang w:val="en_US" w:bidi="en_US"/>
         </w:rPr>
         <w:t xml:space="preserve">, </w:t>
       </w:r>
-      <w:hyperlink r:id="rId103">
-        <w:r>
-          <w:rPr>
-            <w:lang w:val="en_US" w:bidi="en_US"/>
-          </w:rPr>
-          <w:rPr>
-            <w:color w:val="0000EE"/>
-            <w:u w:val="single"/>
-          </w:rPr>
-          <w:t>3:2</w:t>
-        </w:r>
-      </w:hyperlink>
+      <w:r>
+        <w:rPr>
+          <w:lang w:val="en_US" w:bidi="en_US"/>
+        </w:rPr>
+        <w:t>3:2</w:t>
+      </w:r>
       <w:r>
         <w:rPr>
           <w:lang w:val="en_US" w:bidi="en_US"/>
         </w:rPr>
         <w:t xml:space="preserve">, </w:t>
       </w:r>
-      <w:hyperlink r:id="rId16">
-        <w:r>
-          <w:rPr>
-            <w:lang w:val="en_US" w:bidi="en_US"/>
-          </w:rPr>
-          <w:rPr>
-            <w:color w:val="0000EE"/>
-            <w:u w:val="single"/>
-          </w:rPr>
-          <w:t>3:3</w:t>
-        </w:r>
-      </w:hyperlink>
+      <w:r>
+        <w:rPr>
+          <w:lang w:val="en_US" w:bidi="en_US"/>
+        </w:rPr>
+        <w:t>3:3</w:t>
+      </w:r>
       <w:r>
         <w:rPr>
           <w:lang w:val="en_US" w:bidi="en_US"/>
         </w:rPr>
         <w:t xml:space="preserve">, </w:t>
       </w:r>
-      <w:hyperlink r:id="rId16">
-        <w:r>
-          <w:rPr>
-            <w:lang w:val="en_US" w:bidi="en_US"/>
-          </w:rPr>
-          <w:rPr>
-            <w:color w:val="0000EE"/>
-            <w:u w:val="single"/>
-          </w:rPr>
-          <w:t>3:3</w:t>
-        </w:r>
-      </w:hyperlink>
+      <w:r>
+        <w:rPr>
+          <w:lang w:val="en_US" w:bidi="en_US"/>
+        </w:rPr>
+        <w:t>3:3</w:t>
+      </w:r>
       <w:r>
         <w:rPr>
           <w:lang w:val="en_US" w:bidi="en_US"/>
         </w:rPr>
         <w:t xml:space="preserve">, </w:t>
       </w:r>
-      <w:hyperlink r:id="rId91">
-        <w:r>
-          <w:rPr>
-            <w:lang w:val="en_US" w:bidi="en_US"/>
-          </w:rPr>
-          <w:rPr>
-            <w:color w:val="0000EE"/>
-            <w:u w:val="single"/>
-          </w:rPr>
-          <w:t>3:5</w:t>
-        </w:r>
-      </w:hyperlink>
+      <w:r>
+        <w:rPr>
+          <w:lang w:val="en_US" w:bidi="en_US"/>
+        </w:rPr>
+        <w:t>3:5</w:t>
+      </w:r>
       <w:r>
         <w:rPr>
           <w:lang w:val="en_US" w:bidi="en_US"/>
         </w:rPr>
         <w:t xml:space="preserve">, </w:t>
       </w:r>
-      <w:hyperlink r:id="rId24">
-        <w:r>
-          <w:rPr>
-            <w:lang w:val="en_US" w:bidi="en_US"/>
-          </w:rPr>
-          <w:rPr>
-            <w:color w:val="0000EE"/>
-            <w:u w:val="single"/>
-          </w:rPr>
-          <w:t>3:7</w:t>
-        </w:r>
-      </w:hyperlink>
+      <w:r>
+        <w:rPr>
+          <w:lang w:val="en_US" w:bidi="en_US"/>
+        </w:rPr>
+        <w:t>3:7</w:t>
+      </w:r>
       <w:r>
         <w:rPr>
           <w:lang w:val="en_US" w:bidi="en_US"/>
         </w:rPr>
         <w:t xml:space="preserve">, </w:t>
       </w:r>
-      <w:hyperlink r:id="rId105">
-        <w:r>
-          <w:rPr>
-            <w:lang w:val="en_US" w:bidi="en_US"/>
-          </w:rPr>
-          <w:rPr>
-            <w:color w:val="0000EE"/>
-            <w:u w:val="single"/>
-          </w:rPr>
-          <w:t>3:12</w:t>
-        </w:r>
-      </w:hyperlink>
+      <w:r>
+        <w:rPr>
+          <w:lang w:val="en_US" w:bidi="en_US"/>
+        </w:rPr>
+        <w:t>3:12</w:t>
+      </w:r>
       <w:r>
         <w:rPr>
           <w:lang w:val="en_US" w:bidi="en_US"/>
         </w:rPr>
         <w:t xml:space="preserve">, </w:t>
       </w:r>
-      <w:hyperlink r:id="rId107">
-        <w:r>
-          <w:rPr>
-            <w:lang w:val="en_US" w:bidi="en_US"/>
-          </w:rPr>
-          <w:rPr>
-            <w:color w:val="0000EE"/>
-            <w:u w:val="single"/>
-          </w:rPr>
-          <w:t>3:14</w:t>
-        </w:r>
-      </w:hyperlink>
+      <w:r>
+        <w:rPr>
+          <w:lang w:val="en_US" w:bidi="en_US"/>
+        </w:rPr>
+        <w:t>3:14</w:t>
+      </w:r>
       <w:r>
         <w:rPr>
           <w:lang w:val="en_US" w:bidi="en_US"/>
         </w:rPr>
         <w:t xml:space="preserve">, </w:t>
       </w:r>
-      <w:hyperlink r:id="rId106">
-        <w:r>
-          <w:rPr>
-            <w:lang w:val="en_US" w:bidi="en_US"/>
-          </w:rPr>
-          <w:rPr>
-            <w:color w:val="0000EE"/>
-            <w:u w:val="single"/>
-          </w:rPr>
-          <w:t>3:18</w:t>
-        </w:r>
-      </w:hyperlink>
+      <w:r>
+        <w:rPr>
+          <w:lang w:val="en_US" w:bidi="en_US"/>
+        </w:rPr>
+        <w:t>3:18</w:t>
+      </w:r>
       <w:r>
         <w:rPr>
           <w:lang w:val="en_US" w:bidi="en_US"/>
         </w:rPr>
         <w:t xml:space="preserve">; fig. kings </w:t>
       </w:r>
-      <w:hyperlink r:id="rId111">
-        <w:r>
-          <w:rPr>
-            <w:lang w:val="en_US" w:bidi="en_US"/>
-          </w:rPr>
-          <w:rPr>
-            <w:color w:val="0000EE"/>
-            <w:u w:val="single"/>
-          </w:rPr>
-          <w:t>2:21</w:t>
-        </w:r>
-      </w:hyperlink>
+      <w:r>
+        <w:rPr>
+          <w:lang w:val="en_US" w:bidi="en_US"/>
+        </w:rPr>
+        <w:t>2:21</w:t>
+      </w:r>
       <w:r>
         <w:rPr>
           <w:lang w:val="en_US" w:bidi="en_US"/>
         </w:rPr>
         <w:t>, kingdom v:</w:t>
       </w:r>
-      <w:hyperlink r:id="rId98">
-        <w:r>
-          <w:rPr>
-            <w:lang w:val="en_US" w:bidi="en_US"/>
-          </w:rPr>
-          <w:rPr>
-            <w:color w:val="0000EE"/>
-            <w:u w:val="single"/>
-          </w:rPr>
-          <w:t>44</w:t>
-        </w:r>
-      </w:hyperlink>
+      <w:r>
+        <w:rPr>
+          <w:lang w:val="en_US" w:bidi="en_US"/>
+        </w:rPr>
+        <w:t>44</w:t>
+      </w:r>
       <w:r>
         <w:rPr>
           <w:lang w:val="en_US" w:bidi="en_US"/>
@@ -6854,18 +5912,12 @@
         </w:rPr>
         <w:t xml:space="preserve"> one side </w:t>
       </w:r>
-      <w:hyperlink r:id="rId101">
-        <w:r>
-          <w:rPr>
-            <w:lang w:val="en_US" w:bidi="en_US"/>
-          </w:rPr>
-          <w:rPr>
-            <w:color w:val="0000EE"/>
-            <w:u w:val="single"/>
-          </w:rPr>
-          <w:t>7:5</w:t>
-        </w:r>
-      </w:hyperlink>
+      <w:r>
+        <w:rPr>
+          <w:lang w:val="en_US" w:bidi="en_US"/>
+        </w:rPr>
+        <w:t>7:5</w:t>
+      </w:r>
       <w:r>
         <w:rPr>
           <w:lang w:val="en_US" w:bidi="en_US"/>
@@ -6934,18 +5986,12 @@
         </w:rPr>
         <w:t xml:space="preserve"> </w:t>
       </w:r>
-      <w:hyperlink r:id="rId109">
-        <w:r>
-          <w:rPr>
-            <w:lang w:val="en_US" w:bidi="en_US"/>
-          </w:rPr>
-          <w:rPr>
-            <w:color w:val="0000EE"/>
-            <w:u w:val="single"/>
-          </w:rPr>
-          <w:t>6:16</w:t>
-        </w:r>
-      </w:hyperlink>
+      <w:r>
+        <w:rPr>
+          <w:lang w:val="en_US" w:bidi="en_US"/>
+        </w:rPr>
+        <w:t>6:16</w:t>
+      </w:r>
       <w:r>
         <w:rPr>
           <w:lang w:val="en_US" w:bidi="en_US"/>
@@ -6977,18 +6023,12 @@
         </w:rPr>
         <w:t xml:space="preserve"> v:</w:t>
       </w:r>
-      <w:hyperlink r:id="rId112">
-        <w:r>
-          <w:rPr>
-            <w:lang w:val="en_US" w:bidi="en_US"/>
-          </w:rPr>
-          <w:rPr>
-            <w:color w:val="0000EE"/>
-            <w:u w:val="single"/>
-          </w:rPr>
-          <w:t>9</w:t>
-        </w:r>
-      </w:hyperlink>
+      <w:r>
+        <w:rPr>
+          <w:lang w:val="en_US" w:bidi="en_US"/>
+        </w:rPr>
+        <w:t>9</w:t>
+      </w:r>
       <w:r>
         <w:rPr>
           <w:lang w:val="en_US" w:bidi="en_US"/>
@@ -7021,36 +6061,24 @@
         </w:rPr>
         <w:t xml:space="preserve"> </w:t>
       </w:r>
-      <w:hyperlink r:id="rId113">
-        <w:r>
-          <w:rPr>
-            <w:lang w:val="en_US" w:bidi="en_US"/>
-          </w:rPr>
-          <w:rPr>
-            <w:color w:val="0000EE"/>
-            <w:u w:val="single"/>
-          </w:rPr>
-          <w:t>Ezr 6:18</w:t>
-        </w:r>
-      </w:hyperlink>
+      <w:r>
+        <w:rPr>
+          <w:lang w:val="en_US" w:bidi="en_US"/>
+        </w:rPr>
+        <w:t>Ezr 6:18</w:t>
+      </w:r>
       <w:r>
         <w:rPr>
           <w:lang w:val="en_US" w:bidi="en_US"/>
         </w:rPr>
         <w:t xml:space="preserve">, 2 acc. </w:t>
       </w:r>
-      <w:hyperlink r:id="rId82">
-        <w:r>
-          <w:rPr>
-            <w:lang w:val="en_US" w:bidi="en_US"/>
-          </w:rPr>
-          <w:rPr>
-            <w:color w:val="0000EE"/>
-            <w:u w:val="single"/>
-          </w:rPr>
-          <w:t>Dn 5:11</w:t>
-        </w:r>
-      </w:hyperlink>
+      <w:r>
+        <w:rPr>
+          <w:lang w:val="en_US" w:bidi="en_US"/>
+        </w:rPr>
+        <w:t>Dn 5:11</w:t>
+      </w:r>
       <w:r>
         <w:rPr>
           <w:lang w:val="en_US" w:bidi="en_US"/>
@@ -7081,18 +6109,12 @@
         </w:rPr>
         <w:t xml:space="preserve"> </w:t>
       </w:r>
-      <w:hyperlink r:id="rId110">
-        <w:r>
-          <w:rPr>
-            <w:lang w:val="en_US" w:bidi="en_US"/>
-          </w:rPr>
-          <w:rPr>
-            <w:color w:val="0000EE"/>
-            <w:u w:val="single"/>
-          </w:rPr>
-          <w:t>6:4</w:t>
-        </w:r>
-      </w:hyperlink>
+      <w:r>
+        <w:rPr>
+          <w:lang w:val="en_US" w:bidi="en_US"/>
+        </w:rPr>
+        <w:t>6:4</w:t>
+      </w:r>
       <w:r>
         <w:rPr>
           <w:lang w:val="en_US" w:bidi="en_US"/>
@@ -7135,54 +6157,36 @@
         </w:rPr>
         <w:t xml:space="preserve"> </w:t>
       </w:r>
-      <w:hyperlink r:id="rId83">
-        <w:r>
-          <w:rPr>
-            <w:lang w:val="en_US" w:bidi="en_US"/>
-          </w:rPr>
-          <w:rPr>
-            <w:color w:val="0000EE"/>
-            <w:u w:val="single"/>
-          </w:rPr>
-          <w:t>4:14</w:t>
-        </w:r>
-      </w:hyperlink>
+      <w:r>
+        <w:rPr>
+          <w:lang w:val="en_US" w:bidi="en_US"/>
+        </w:rPr>
+        <w:t>4:14</w:t>
+      </w:r>
       <w:r>
         <w:rPr>
           <w:lang w:val="en_US" w:bidi="en_US"/>
         </w:rPr>
         <w:t xml:space="preserve">, </w:t>
       </w:r>
-      <w:hyperlink r:id="rId108">
-        <w:r>
-          <w:rPr>
-            <w:lang w:val="en_US" w:bidi="en_US"/>
-          </w:rPr>
-          <w:rPr>
-            <w:color w:val="0000EE"/>
-            <w:u w:val="single"/>
-          </w:rPr>
-          <w:t>5:21</w:t>
-        </w:r>
-      </w:hyperlink>
+      <w:r>
+        <w:rPr>
+          <w:lang w:val="en_US" w:bidi="en_US"/>
+        </w:rPr>
+        <w:t>5:21</w:t>
+      </w:r>
       <w:r>
         <w:rPr>
           <w:lang w:val="en_US" w:bidi="en_US"/>
         </w:rPr>
         <w:t xml:space="preserve">, </w:t>
       </w:r>
-      <w:hyperlink r:id="rId60">
-        <w:r>
-          <w:rPr>
-            <w:lang w:val="en_US" w:bidi="en_US"/>
-          </w:rPr>
-          <w:rPr>
-            <w:color w:val="0000EE"/>
-            <w:u w:val="single"/>
-          </w:rPr>
-          <w:t>6:2</w:t>
-        </w:r>
-      </w:hyperlink>
+      <w:r>
+        <w:rPr>
+          <w:lang w:val="en_US" w:bidi="en_US"/>
+        </w:rPr>
+        <w:t>6:2</w:t>
+      </w:r>
       <w:r>
         <w:rPr>
           <w:lang w:val="en_US" w:bidi="en_US"/>
@@ -7296,18 +6300,12 @@
         </w:rPr>
         <w:t xml:space="preserve"> 225, 253) </w:t>
       </w:r>
-      <w:hyperlink r:id="rId76">
-        <w:r>
-          <w:rPr>
-            <w:lang w:val="en_US" w:bidi="en_US"/>
-          </w:rPr>
-          <w:rPr>
-            <w:color w:val="0000EE"/>
-            <w:u w:val="single"/>
-          </w:rPr>
-          <w:t>7:4</w:t>
-        </w:r>
-      </w:hyperlink>
+      <w:r>
+        <w:rPr>
+          <w:lang w:val="en_US" w:bidi="en_US"/>
+        </w:rPr>
+        <w:t>7:4</w:t>
+      </w:r>
       <w:r>
         <w:rPr>
           <w:lang w:val="en_US" w:bidi="en_US"/>
@@ -7433,36 +6431,24 @@
         </w:rPr>
         <w:t xml:space="preserve">);— abs. </w:t>
       </w:r>
-      <w:hyperlink r:id="rId109">
-        <w:r>
-          <w:rPr>
-            <w:lang w:val="en_US" w:bidi="en_US"/>
-          </w:rPr>
-          <w:rPr>
-            <w:color w:val="0000EE"/>
-            <w:u w:val="single"/>
-          </w:rPr>
-          <w:t>Dn 6:16</w:t>
-        </w:r>
-      </w:hyperlink>
+      <w:r>
+        <w:rPr>
+          <w:lang w:val="en_US" w:bidi="en_US"/>
+        </w:rPr>
+        <w:t>Dn 6:16</w:t>
+      </w:r>
       <w:r>
         <w:rPr>
           <w:lang w:val="en_US" w:bidi="en_US"/>
         </w:rPr>
         <w:t>, cstr. v:</w:t>
       </w:r>
-      <w:hyperlink r:id="rId102">
-        <w:r>
-          <w:rPr>
-            <w:lang w:val="en_US" w:bidi="en_US"/>
-          </w:rPr>
-          <w:rPr>
-            <w:color w:val="0000EE"/>
-            <w:u w:val="single"/>
-          </w:rPr>
-          <w:t>8</w:t>
-        </w:r>
-      </w:hyperlink>
+      <w:r>
+        <w:rPr>
+          <w:lang w:val="en_US" w:bidi="en_US"/>
+        </w:rPr>
+        <w:t>8</w:t>
+      </w:r>
       <w:r>
         <w:rPr>
           <w:lang w:val="en_US" w:bidi="en_US"/>
@@ -7635,18 +6621,12 @@
         </w:rPr>
         <w:t xml:space="preserve">: </w:t>
       </w:r>
-      <w:hyperlink r:id="rId67">
-        <w:r>
-          <w:rPr>
-            <w:lang w:val="en_US" w:bidi="en_US"/>
-          </w:rPr>
-          <w:rPr>
-            <w:color w:val="0000EE"/>
-            <w:u w:val="single"/>
-          </w:rPr>
-          <w:t>Dn 6:27</w:t>
-        </w:r>
-      </w:hyperlink>
+      <w:r>
+        <w:rPr>
+          <w:lang w:val="en_US" w:bidi="en_US"/>
+        </w:rPr>
+        <w:t>Dn 6:27</w:t>
+      </w:r>
       <w:r>
         <w:rPr>
           <w:lang w:val="en_US" w:bidi="en_US"/>
@@ -7701,18 +6681,12 @@
         </w:rPr>
         <w:t xml:space="preserve"> </w:t>
       </w:r>
-      <w:hyperlink r:id="rId114">
-        <w:r>
-          <w:rPr>
-            <w:lang w:val="en_US" w:bidi="en_US"/>
-          </w:rPr>
-          <w:rPr>
-            <w:color w:val="0000EE"/>
-            <w:u w:val="single"/>
-          </w:rPr>
-          <w:t>4:23</w:t>
-        </w:r>
-      </w:hyperlink>
+      <w:r>
+        <w:rPr>
+          <w:lang w:val="en_US" w:bidi="en_US"/>
+        </w:rPr>
+        <w:t>4:23</w:t>
+      </w:r>
       <w:r>
         <w:rPr>
           <w:lang w:val="en_US" w:bidi="en_US"/>
@@ -7867,18 +6841,12 @@
         </w:rPr>
         <w:t xml:space="preserve"> </w:t>
       </w:r>
-      <w:hyperlink r:id="rId72">
-        <w:r>
-          <w:rPr>
-            <w:lang w:val="en_US" w:bidi="en_US"/>
-          </w:rPr>
-          <w:rPr>
-            <w:color w:val="0000EE"/>
-            <w:u w:val="single"/>
-          </w:rPr>
-          <w:t>Dn 5:19</w:t>
-        </w:r>
-      </w:hyperlink>
+      <w:r>
+        <w:rPr>
+          <w:lang w:val="en_US" w:bidi="en_US"/>
+        </w:rPr>
+        <w:t>Dn 5:19</w:t>
+      </w:r>
       <w:r>
         <w:rPr>
           <w:lang w:val="en_US" w:bidi="en_US"/>
@@ -7949,18 +6917,12 @@
         </w:rPr>
         <w:t xml:space="preserve"> </w:t>
       </w:r>
-      <w:hyperlink r:id="rId115">
-        <w:r>
-          <w:rPr>
-            <w:lang w:val="en_US" w:bidi="en_US"/>
-          </w:rPr>
-          <w:rPr>
-            <w:color w:val="0000EE"/>
-            <w:u w:val="single"/>
-          </w:rPr>
-          <w:t>5:30</w:t>
-        </w:r>
-      </w:hyperlink>
+      <w:r>
+        <w:rPr>
+          <w:lang w:val="en_US" w:bidi="en_US"/>
+        </w:rPr>
+        <w:t>5:30</w:t>
+      </w:r>
       <w:r>
         <w:rPr>
           <w:lang w:val="en_US" w:bidi="en_US"/>
@@ -7979,18 +6941,12 @@
         </w:rPr>
         <w:t xml:space="preserve"> </w:t>
       </w:r>
-      <w:hyperlink r:id="rId90">
-        <w:r>
-          <w:rPr>
-            <w:lang w:val="en_US" w:bidi="en_US"/>
-          </w:rPr>
-          <w:rPr>
-            <w:color w:val="0000EE"/>
-            <w:u w:val="single"/>
-          </w:rPr>
-          <w:t>7:11</w:t>
-        </w:r>
-      </w:hyperlink>
+      <w:r>
+        <w:rPr>
+          <w:lang w:val="en_US" w:bidi="en_US"/>
+        </w:rPr>
+        <w:t>7:11</w:t>
+      </w:r>
       <w:r>
         <w:rPr>
           <w:lang w:val="en_US" w:bidi="en_US"/>
@@ -8042,18 +6998,12 @@
         </w:rPr>
         <w:t xml:space="preserve"> </w:t>
       </w:r>
-      <w:hyperlink r:id="rId28">
-        <w:r>
-          <w:rPr>
-            <w:lang w:val="en_US" w:bidi="en_US"/>
-          </w:rPr>
-          <w:rPr>
-            <w:color w:val="0000EE"/>
-            <w:u w:val="single"/>
-          </w:rPr>
-          <w:t>3:22</w:t>
-        </w:r>
-      </w:hyperlink>
+      <w:r>
+        <w:rPr>
+          <w:lang w:val="en_US" w:bidi="en_US"/>
+        </w:rPr>
+        <w:t>3:22</w:t>
+      </w:r>
       <w:r>
         <w:rPr>
           <w:lang w:val="en_US" w:bidi="en_US"/>
@@ -8097,18 +7047,12 @@
         </w:rPr>
         <w:t xml:space="preserve"> </w:t>
       </w:r>
-      <w:hyperlink r:id="rId116">
-        <w:r>
-          <w:rPr>
-            <w:lang w:val="en_US" w:bidi="en_US"/>
-          </w:rPr>
-          <w:rPr>
-            <w:color w:val="0000EE"/>
-            <w:u w:val="single"/>
-          </w:rPr>
-          <w:t>2:14</w:t>
-        </w:r>
-      </w:hyperlink>
+      <w:r>
+        <w:rPr>
+          <w:lang w:val="en_US" w:bidi="en_US"/>
+        </w:rPr>
+        <w:t>2:14</w:t>
+      </w:r>
       <w:r>
         <w:rPr>
           <w:lang w:val="en_US" w:bidi="en_US"/>
@@ -8177,18 +7121,12 @@
         </w:rPr>
         <w:t xml:space="preserve"> </w:t>
       </w:r>
-      <w:hyperlink r:id="rId117">
-        <w:r>
-          <w:rPr>
-            <w:lang w:val="en_US" w:bidi="en_US"/>
-          </w:rPr>
-          <w:rPr>
-            <w:color w:val="0000EE"/>
-            <w:u w:val="single"/>
-          </w:rPr>
-          <w:t>2:13</w:t>
-        </w:r>
-      </w:hyperlink>
+      <w:r>
+        <w:rPr>
+          <w:lang w:val="en_US" w:bidi="en_US"/>
+        </w:rPr>
+        <w:t>2:13</w:t>
+      </w:r>
       <w:r>
         <w:rPr>
           <w:lang w:val="en_US" w:bidi="en_US"/>
@@ -8251,18 +7189,12 @@
         </w:rPr>
         <w:t xml:space="preserve"> v:</w:t>
       </w:r>
-      <w:hyperlink r:id="rId117">
-        <w:r>
-          <w:rPr>
-            <w:lang w:val="en_US" w:bidi="en_US"/>
-          </w:rPr>
-          <w:rPr>
-            <w:color w:val="0000EE"/>
-            <w:u w:val="single"/>
-          </w:rPr>
-          <w:t>13</w:t>
-        </w:r>
-      </w:hyperlink>
+      <w:r>
+        <w:rPr>
+          <w:lang w:val="en_US" w:bidi="en_US"/>
+        </w:rPr>
+        <w:t>13</w:t>
+      </w:r>
       <w:r>
         <w:rPr>
           <w:lang w:val="en_US" w:bidi="en_US"/>
@@ -8509,18 +7441,12 @@
         </w:rPr>
         <w:t>:</w:t>
       </w:r>
-      <w:hyperlink r:id="rId118">
-        <w:r>
-          <w:rPr>
-            <w:lang w:val="en_US" w:bidi="en_US"/>
-          </w:rPr>
-          <w:rPr>
-            <w:color w:val="0000EE"/>
-            <w:u w:val="single"/>
-          </w:rPr>
-          <w:t>Dn 5:6</w:t>
-        </w:r>
-      </w:hyperlink>
+      <w:r>
+        <w:rPr>
+          <w:lang w:val="en_US" w:bidi="en_US"/>
+        </w:rPr>
+        <w:t>Dn 5:6</w:t>
+      </w:r>
       <w:r>
         <w:rPr>
           <w:lang w:val="en_US" w:bidi="en_US"/>
@@ -8551,18 +7477,12 @@
         </w:rPr>
         <w:t xml:space="preserve"> </w:t>
       </w:r>
-      <w:hyperlink r:id="rId118">
-        <w:r>
-          <w:rPr>
-            <w:lang w:val="en_US" w:bidi="en_US"/>
-          </w:rPr>
-          <w:rPr>
-            <w:color w:val="0000EE"/>
-            <w:u w:val="single"/>
-          </w:rPr>
-          <w:t>Dn 5:6</w:t>
-        </w:r>
-      </w:hyperlink>
+      <w:r>
+        <w:rPr>
+          <w:lang w:val="en_US" w:bidi="en_US"/>
+        </w:rPr>
+        <w:t>Dn 5:6</w:t>
+      </w:r>
       <w:r>
         <w:rPr>
           <w:lang w:val="en_US" w:bidi="en_US"/>
@@ -8594,36 +7514,24 @@
         </w:rPr>
         <w:t xml:space="preserve"> v:</w:t>
       </w:r>
-      <w:hyperlink r:id="rId119">
-        <w:r>
-          <w:rPr>
-            <w:lang w:val="en_US" w:bidi="en_US"/>
-          </w:rPr>
-          <w:rPr>
-            <w:color w:val="0000EE"/>
-            <w:u w:val="single"/>
-          </w:rPr>
-          <w:t>12</w:t>
-        </w:r>
-      </w:hyperlink>
+      <w:r>
+        <w:rPr>
+          <w:lang w:val="en_US" w:bidi="en_US"/>
+        </w:rPr>
+        <w:t>12</w:t>
+      </w:r>
       <w:r>
         <w:rPr>
           <w:lang w:val="en_US" w:bidi="en_US"/>
         </w:rPr>
         <w:t>, v:</w:t>
       </w:r>
-      <w:hyperlink r:id="rId120">
-        <w:r>
-          <w:rPr>
-            <w:lang w:val="en_US" w:bidi="en_US"/>
-          </w:rPr>
-          <w:rPr>
-            <w:color w:val="0000EE"/>
-            <w:u w:val="single"/>
-          </w:rPr>
-          <w:t>16</w:t>
-        </w:r>
-      </w:hyperlink>
+      <w:r>
+        <w:rPr>
+          <w:lang w:val="en_US" w:bidi="en_US"/>
+        </w:rPr>
+        <w:t>16</w:t>
+      </w:r>
       <w:r>
         <w:rPr>
           <w:lang w:val="en_US" w:bidi="en_US"/>
@@ -8848,18 +7756,12 @@
         </w:rPr>
         <w:t xml:space="preserve">: </w:t>
       </w:r>
-      <w:hyperlink r:id="rId121">
-        <w:r>
-          <w:rPr>
-            <w:lang w:val="en_US" w:bidi="en_US"/>
-          </w:rPr>
-          <w:rPr>
-            <w:color w:val="0000EE"/>
-            <w:u w:val="single"/>
-          </w:rPr>
-          <w:t>Dn 2:35</w:t>
-        </w:r>
-      </w:hyperlink>
+      <w:r>
+        <w:rPr>
+          <w:lang w:val="en_US" w:bidi="en_US"/>
+        </w:rPr>
+        <w:t>Dn 2:35</w:t>
+      </w:r>
       <w:r>
         <w:rPr>
           <w:lang w:val="en_US" w:bidi="en_US"/>
@@ -9070,72 +7972,48 @@
         </w:rPr>
         <w:t>. 193: ii. 573);—</w:t>
       </w:r>
-      <w:hyperlink r:id="rId91">
-        <w:r>
-          <w:rPr>
-            <w:lang w:val="en_US" w:bidi="en_US"/>
-          </w:rPr>
-          <w:rPr>
-            <w:color w:val="0000EE"/>
-            <w:u w:val="single"/>
-          </w:rPr>
-          <w:t>Dn 3:5</w:t>
-        </w:r>
-      </w:hyperlink>
+      <w:r>
+        <w:rPr>
+          <w:lang w:val="en_US" w:bidi="en_US"/>
+        </w:rPr>
+        <w:t>Dn 3:5</w:t>
+      </w:r>
       <w:r>
         <w:rPr>
           <w:lang w:val="en_US" w:bidi="en_US"/>
         </w:rPr>
         <w:t xml:space="preserve">, </w:t>
       </w:r>
-      <w:hyperlink r:id="rId24">
-        <w:r>
-          <w:rPr>
-            <w:lang w:val="en_US" w:bidi="en_US"/>
-          </w:rPr>
-          <w:rPr>
-            <w:color w:val="0000EE"/>
-            <w:u w:val="single"/>
-          </w:rPr>
-          <w:t>3:7</w:t>
-        </w:r>
-      </w:hyperlink>
+      <w:r>
+        <w:rPr>
+          <w:lang w:val="en_US" w:bidi="en_US"/>
+        </w:rPr>
+        <w:t>3:7</w:t>
+      </w:r>
       <w:r>
         <w:rPr>
           <w:lang w:val="en_US" w:bidi="en_US"/>
         </w:rPr>
         <w:t xml:space="preserve">, </w:t>
       </w:r>
-      <w:hyperlink r:id="rId92">
-        <w:r>
-          <w:rPr>
-            <w:lang w:val="en_US" w:bidi="en_US"/>
-          </w:rPr>
-          <w:rPr>
-            <w:color w:val="0000EE"/>
-            <w:u w:val="single"/>
-          </w:rPr>
-          <w:t>3:10</w:t>
-        </w:r>
-      </w:hyperlink>
+      <w:r>
+        <w:rPr>
+          <w:lang w:val="en_US" w:bidi="en_US"/>
+        </w:rPr>
+        <w:t>3:10</w:t>
+      </w:r>
       <w:r>
         <w:rPr>
           <w:lang w:val="en_US" w:bidi="en_US"/>
         </w:rPr>
         <w:t xml:space="preserve">, </w:t>
       </w:r>
-      <w:hyperlink r:id="rId93">
-        <w:r>
-          <w:rPr>
-            <w:lang w:val="en_US" w:bidi="en_US"/>
-          </w:rPr>
-          <w:rPr>
-            <w:color w:val="0000EE"/>
-            <w:u w:val="single"/>
-          </w:rPr>
-          <w:t>3:15</w:t>
-        </w:r>
-      </w:hyperlink>
+      <w:r>
+        <w:rPr>
+          <w:lang w:val="en_US" w:bidi="en_US"/>
+        </w:rPr>
+        <w:t>3:15</w:t>
+      </w:r>
       <w:r>
         <w:rPr>
           <w:lang w:val="en_US" w:bidi="en_US"/>
@@ -9398,18 +8276,12 @@
         </w:rPr>
         <w:t xml:space="preserve"> </w:t>
       </w:r>
-      <w:hyperlink r:id="rId27">
-        <w:r>
-          <w:rPr>
-            <w:lang w:val="en_US" w:bidi="en_US"/>
-          </w:rPr>
-          <w:rPr>
-            <w:color w:val="0000EE"/>
-            <w:u w:val="single"/>
-          </w:rPr>
-          <w:t>Ezr 7:17</w:t>
-        </w:r>
-      </w:hyperlink>
+      <w:r>
+        <w:rPr>
+          <w:lang w:val="en_US" w:bidi="en_US"/>
+        </w:rPr>
+        <w:t>Ezr 7:17</w:t>
+      </w:r>
       <w:r>
         <w:rPr>
           <w:lang w:val="en_US" w:bidi="en_US"/>
@@ -9605,18 +8477,12 @@
         </w:rPr>
         <w:t xml:space="preserve"> end (so BH (late); Targum (</w:t>
       </w:r>
-      <w:hyperlink r:id="rId122">
-        <w:r>
-          <w:rPr>
-            <w:lang w:val="en_US" w:bidi="en_US"/>
-          </w:rPr>
-          <w:rPr>
-            <w:color w:val="0000EE"/>
-            <w:u w:val="single"/>
-          </w:rPr>
-          <w:t>Gn 47:2</w:t>
-        </w:r>
-      </w:hyperlink>
+      <w:r>
+        <w:rPr>
+          <w:lang w:val="en_US" w:bidi="en_US"/>
+        </w:rPr>
+        <w:t>Gn 47:2</w:t>
+      </w:r>
       <w:r>
         <w:rPr>
           <w:lang w:val="en_US" w:bidi="en_US"/>
@@ -9667,36 +8533,24 @@
         </w:rPr>
         <w:t xml:space="preserve"> (months, days) </w:t>
       </w:r>
-      <w:hyperlink r:id="rId123">
-        <w:r>
-          <w:rPr>
-            <w:lang w:val="en_US" w:bidi="en_US"/>
-          </w:rPr>
-          <w:rPr>
-            <w:color w:val="0000EE"/>
-            <w:u w:val="single"/>
-          </w:rPr>
-          <w:t>4:26</w:t>
-        </w:r>
-      </w:hyperlink>
+      <w:r>
+        <w:rPr>
+          <w:lang w:val="en_US" w:bidi="en_US"/>
+        </w:rPr>
+        <w:t>4:26</w:t>
+      </w:r>
       <w:r>
         <w:rPr>
           <w:lang w:val="en_US" w:bidi="en_US"/>
         </w:rPr>
         <w:t xml:space="preserve">, </w:t>
       </w:r>
-      <w:hyperlink r:id="rId124">
-        <w:r>
-          <w:rPr>
-            <w:lang w:val="en_US" w:bidi="en_US"/>
-          </w:rPr>
-          <w:rPr>
-            <w:color w:val="0000EE"/>
-            <w:u w:val="single"/>
-          </w:rPr>
-          <w:t>4:31</w:t>
-        </w:r>
-      </w:hyperlink>
+      <w:r>
+        <w:rPr>
+          <w:lang w:val="en_US" w:bidi="en_US"/>
+        </w:rPr>
+        <w:t>4:31</w:t>
+      </w:r>
       <w:r>
         <w:rPr>
           <w:lang w:val="en_US" w:bidi="en_US"/>
@@ -9727,18 +8581,12 @@
         </w:rPr>
         <w:t xml:space="preserve">: </w:t>
       </w:r>
-      <w:hyperlink r:id="rId125">
-        <w:r>
-          <w:rPr>
-            <w:lang w:val="en_US" w:bidi="en_US"/>
-          </w:rPr>
-          <w:rPr>
-            <w:color w:val="0000EE"/>
-            <w:u w:val="single"/>
-          </w:rPr>
-          <w:t>2:42</w:t>
-        </w:r>
-      </w:hyperlink>
+      <w:r>
+        <w:rPr>
+          <w:lang w:val="en_US" w:bidi="en_US"/>
+        </w:rPr>
+        <w:t>2:42</w:t>
+      </w:r>
       <w:r>
         <w:rPr>
           <w:lang w:val="en_US" w:bidi="en_US"/>
@@ -9956,18 +8804,12 @@
         </w:rPr>
         <w:t xml:space="preserve">: </w:t>
       </w:r>
-      <w:hyperlink r:id="rId22">
-        <w:r>
-          <w:rPr>
-            <w:lang w:val="en_US" w:bidi="en_US"/>
-          </w:rPr>
-          <w:rPr>
-            <w:color w:val="0000EE"/>
-            <w:u w:val="single"/>
-          </w:rPr>
-          <w:t>Dn 2:12</w:t>
-        </w:r>
-      </w:hyperlink>
+      <w:r>
+        <w:rPr>
+          <w:lang w:val="en_US" w:bidi="en_US"/>
+        </w:rPr>
+        <w:t>Dn 2:12</w:t>
+      </w:r>
       <w:r>
         <w:rPr>
           <w:lang w:val="en_US" w:bidi="en_US"/>
@@ -10074,18 +8916,12 @@
         </w:rPr>
         <w:t xml:space="preserve">: </w:t>
       </w:r>
-      <w:hyperlink r:id="rId126">
-        <w:r>
-          <w:rPr>
-            <w:lang w:val="en_US" w:bidi="en_US"/>
-          </w:rPr>
-          <w:rPr>
-            <w:color w:val="0000EE"/>
-            <w:u w:val="single"/>
-          </w:rPr>
-          <w:t>Ezr 7:23</w:t>
-        </w:r>
-      </w:hyperlink>
+      <w:r>
+        <w:rPr>
+          <w:lang w:val="en_US" w:bidi="en_US"/>
+        </w:rPr>
+        <w:t>Ezr 7:23</w:t>
+      </w:r>
       <w:r>
         <w:rPr>
           <w:lang w:val="en_US" w:bidi="en_US"/>
@@ -10302,18 +9138,12 @@
         </w:rPr>
         <w:t xml:space="preserve"> </w:t>
       </w:r>
-      <w:hyperlink r:id="rId127">
-        <w:r>
-          <w:rPr>
-            <w:lang w:val="en_US" w:bidi="en_US"/>
-          </w:rPr>
-          <w:rPr>
-            <w:color w:val="0000EE"/>
-            <w:u w:val="single"/>
-          </w:rPr>
-          <w:t>Dn 5:7</w:t>
-        </w:r>
-      </w:hyperlink>
+      <w:r>
+        <w:rPr>
+          <w:lang w:val="en_US" w:bidi="en_US"/>
+        </w:rPr>
+        <w:t>Dn 5:7</w:t>
+      </w:r>
       <w:r>
         <w:rPr>
           <w:lang w:val="en_US" w:bidi="en_US"/>
@@ -10332,18 +9162,12 @@
         </w:rPr>
         <w:t xml:space="preserve"> v:</w:t>
       </w:r>
-      <w:hyperlink r:id="rId128">
-        <w:r>
-          <w:rPr>
-            <w:lang w:val="en_US" w:bidi="en_US"/>
-          </w:rPr>
-          <w:rPr>
-            <w:color w:val="0000EE"/>
-            <w:u w:val="single"/>
-          </w:rPr>
-          <w:t>17</w:t>
-        </w:r>
-      </w:hyperlink>
+      <w:r>
+        <w:rPr>
+          <w:lang w:val="en_US" w:bidi="en_US"/>
+        </w:rPr>
+        <w:t>17</w:t>
+      </w:r>
       <w:r>
         <w:rPr>
           <w:lang w:val="en_US" w:bidi="en_US"/>
@@ -10362,18 +9186,12 @@
         </w:rPr>
         <w:t xml:space="preserve"> v:</w:t>
       </w:r>
-      <w:hyperlink r:id="rId129">
-        <w:r>
-          <w:rPr>
-            <w:lang w:val="en_US" w:bidi="en_US"/>
-          </w:rPr>
-          <w:rPr>
-            <w:color w:val="0000EE"/>
-            <w:u w:val="single"/>
-          </w:rPr>
-          <w:t>15</w:t>
-        </w:r>
-      </w:hyperlink>
+      <w:r>
+        <w:rPr>
+          <w:lang w:val="en_US" w:bidi="en_US"/>
+        </w:rPr>
+        <w:t>15</w:t>
+      </w:r>
       <w:r>
         <w:rPr>
           <w:lang w:val="en_US" w:bidi="en_US"/>
@@ -10405,36 +9223,24 @@
         </w:rPr>
         <w:t xml:space="preserve"> v:</w:t>
       </w:r>
-      <w:hyperlink r:id="rId130">
-        <w:r>
-          <w:rPr>
-            <w:lang w:val="en_US" w:bidi="en_US"/>
-          </w:rPr>
-          <w:rPr>
-            <w:color w:val="0000EE"/>
-            <w:u w:val="single"/>
-          </w:rPr>
-          <w:t>8</w:t>
-        </w:r>
-      </w:hyperlink>
+      <w:r>
+        <w:rPr>
+          <w:lang w:val="en_US" w:bidi="en_US"/>
+        </w:rPr>
+        <w:t>8</w:t>
+      </w:r>
       <w:r>
         <w:rPr>
           <w:lang w:val="en_US" w:bidi="en_US"/>
         </w:rPr>
         <w:t>, v:</w:t>
       </w:r>
-      <w:hyperlink r:id="rId120">
-        <w:r>
-          <w:rPr>
-            <w:lang w:val="en_US" w:bidi="en_US"/>
-          </w:rPr>
-          <w:rPr>
-            <w:color w:val="0000EE"/>
-            <w:u w:val="single"/>
-          </w:rPr>
-          <w:t>16</w:t>
-        </w:r>
-      </w:hyperlink>
+      <w:r>
+        <w:rPr>
+          <w:lang w:val="en_US" w:bidi="en_US"/>
+        </w:rPr>
+        <w:t>16</w:t>
+      </w:r>
       <w:r>
         <w:rPr>
           <w:lang w:val="en_US" w:bidi="en_US"/>
@@ -10466,18 +9272,12 @@
         </w:rPr>
         <w:t xml:space="preserve"> </w:t>
       </w:r>
-      <w:hyperlink r:id="rId131">
-        <w:r>
-          <w:rPr>
-            <w:lang w:val="en_US" w:bidi="en_US"/>
-          </w:rPr>
-          <w:rPr>
-            <w:color w:val="0000EE"/>
-            <w:u w:val="single"/>
-          </w:rPr>
-          <w:t>3:4</w:t>
-        </w:r>
-      </w:hyperlink>
+      <w:r>
+        <w:rPr>
+          <w:lang w:val="en_US" w:bidi="en_US"/>
+        </w:rPr>
+        <w:t>3:4</w:t>
+      </w:r>
       <w:r>
         <w:rPr>
           <w:lang w:val="en_US" w:bidi="en_US"/>
@@ -10522,54 +9322,36 @@
         </w:rPr>
         <w:t xml:space="preserve">: </w:t>
       </w:r>
-      <w:hyperlink r:id="rId131">
-        <w:r>
-          <w:rPr>
-            <w:lang w:val="en_US" w:bidi="en_US"/>
-          </w:rPr>
-          <w:rPr>
-            <w:color w:val="0000EE"/>
-            <w:u w:val="single"/>
-          </w:rPr>
-          <w:t>Dn 3:4</w:t>
-        </w:r>
-      </w:hyperlink>
+      <w:r>
+        <w:rPr>
+          <w:lang w:val="en_US" w:bidi="en_US"/>
+        </w:rPr>
+        <w:t>Dn 3:4</w:t>
+      </w:r>
       <w:r>
         <w:rPr>
           <w:lang w:val="en_US" w:bidi="en_US"/>
         </w:rPr>
         <w:t xml:space="preserve">, </w:t>
       </w:r>
-      <w:hyperlink r:id="rId132">
-        <w:r>
-          <w:rPr>
-            <w:lang w:val="en_US" w:bidi="en_US"/>
-          </w:rPr>
-          <w:rPr>
-            <w:color w:val="0000EE"/>
-            <w:u w:val="single"/>
-          </w:rPr>
-          <w:t>4:11</w:t>
-        </w:r>
-      </w:hyperlink>
+      <w:r>
+        <w:rPr>
+          <w:lang w:val="en_US" w:bidi="en_US"/>
+        </w:rPr>
+        <w:t>4:11</w:t>
+      </w:r>
       <w:r>
         <w:rPr>
           <w:lang w:val="en_US" w:bidi="en_US"/>
         </w:rPr>
         <w:t xml:space="preserve">, </w:t>
       </w:r>
-      <w:hyperlink r:id="rId127">
-        <w:r>
-          <w:rPr>
-            <w:lang w:val="en_US" w:bidi="en_US"/>
-          </w:rPr>
-          <w:rPr>
-            <w:color w:val="0000EE"/>
-            <w:u w:val="single"/>
-          </w:rPr>
-          <w:t>5:7</w:t>
-        </w:r>
-      </w:hyperlink>
+      <w:r>
+        <w:rPr>
+          <w:lang w:val="en_US" w:bidi="en_US"/>
+        </w:rPr>
+        <w:t>5:7</w:t>
+      </w:r>
       <w:r>
         <w:rPr>
           <w:lang w:val="en_US" w:bidi="en_US"/>
@@ -10614,90 +9396,60 @@
         </w:rPr>
         <w:t xml:space="preserve"> </w:t>
       </w:r>
-      <w:hyperlink r:id="rId127">
-        <w:r>
-          <w:rPr>
-            <w:lang w:val="en_US" w:bidi="en_US"/>
-          </w:rPr>
-          <w:rPr>
-            <w:color w:val="0000EE"/>
-            <w:u w:val="single"/>
-          </w:rPr>
-          <w:t>5:7</w:t>
-        </w:r>
-      </w:hyperlink>
+      <w:r>
+        <w:rPr>
+          <w:lang w:val="en_US" w:bidi="en_US"/>
+        </w:rPr>
+        <w:t>5:7</w:t>
+      </w:r>
       <w:r>
         <w:rPr>
           <w:lang w:val="en_US" w:bidi="en_US"/>
         </w:rPr>
         <w:t xml:space="preserve">, </w:t>
       </w:r>
-      <w:hyperlink r:id="rId130">
-        <w:r>
-          <w:rPr>
-            <w:lang w:val="en_US" w:bidi="en_US"/>
-          </w:rPr>
-          <w:rPr>
-            <w:color w:val="0000EE"/>
-            <w:u w:val="single"/>
-          </w:rPr>
-          <w:t>5:8</w:t>
-        </w:r>
-      </w:hyperlink>
+      <w:r>
+        <w:rPr>
+          <w:lang w:val="en_US" w:bidi="en_US"/>
+        </w:rPr>
+        <w:t>5:8</w:t>
+      </w:r>
       <w:r>
         <w:rPr>
           <w:lang w:val="en_US" w:bidi="en_US"/>
         </w:rPr>
         <w:t xml:space="preserve">, </w:t>
       </w:r>
-      <w:hyperlink r:id="rId129">
-        <w:r>
-          <w:rPr>
-            <w:lang w:val="en_US" w:bidi="en_US"/>
-          </w:rPr>
-          <w:rPr>
-            <w:color w:val="0000EE"/>
-            <w:u w:val="single"/>
-          </w:rPr>
-          <w:t>5:15</w:t>
-        </w:r>
-      </w:hyperlink>
+      <w:r>
+        <w:rPr>
+          <w:lang w:val="en_US" w:bidi="en_US"/>
+        </w:rPr>
+        <w:t>5:15</w:t>
+      </w:r>
       <w:r>
         <w:rPr>
           <w:lang w:val="en_US" w:bidi="en_US"/>
         </w:rPr>
         <w:t xml:space="preserve">, </w:t>
       </w:r>
-      <w:hyperlink r:id="rId120">
-        <w:r>
-          <w:rPr>
-            <w:lang w:val="en_US" w:bidi="en_US"/>
-          </w:rPr>
-          <w:rPr>
-            <w:color w:val="0000EE"/>
-            <w:u w:val="single"/>
-          </w:rPr>
-          <w:t>5:16</w:t>
-        </w:r>
-      </w:hyperlink>
+      <w:r>
+        <w:rPr>
+          <w:lang w:val="en_US" w:bidi="en_US"/>
+        </w:rPr>
+        <w:t>5:16</w:t>
+      </w:r>
       <w:r>
         <w:rPr>
           <w:lang w:val="en_US" w:bidi="en_US"/>
         </w:rPr>
         <w:t>, v:</w:t>
       </w:r>
-      <w:hyperlink r:id="rId128">
-        <w:r>
-          <w:rPr>
-            <w:lang w:val="en_US" w:bidi="en_US"/>
-          </w:rPr>
-          <w:rPr>
-            <w:color w:val="0000EE"/>
-            <w:u w:val="single"/>
-          </w:rPr>
-          <w:t>17</w:t>
-        </w:r>
-      </w:hyperlink>
+      <w:r>
+        <w:rPr>
+          <w:lang w:val="en_US" w:bidi="en_US"/>
+        </w:rPr>
+        <w:t>17</w:t>
+      </w:r>
       <w:r>
         <w:rPr>
           <w:lang w:val="en_US" w:bidi="en_US"/>
@@ -10792,36 +9544,24 @@
         </w:rPr>
         <w:t xml:space="preserve"> </w:t>
       </w:r>
-      <w:hyperlink r:id="rId56">
-        <w:r>
-          <w:rPr>
-            <w:lang w:val="en_US" w:bidi="en_US"/>
-          </w:rPr>
-          <w:rPr>
-            <w:color w:val="0000EE"/>
-            <w:u w:val="single"/>
-          </w:rPr>
-          <w:t>Ezr 4:18</w:t>
-        </w:r>
-      </w:hyperlink>
+      <w:r>
+        <w:rPr>
+          <w:lang w:val="en_US" w:bidi="en_US"/>
+        </w:rPr>
+        <w:t>Ezr 4:18</w:t>
+      </w:r>
       <w:r>
         <w:rPr>
           <w:lang w:val="en_US" w:bidi="en_US"/>
         </w:rPr>
         <w:t xml:space="preserve">, </w:t>
       </w:r>
-      <w:hyperlink r:id="rId57">
-        <w:r>
-          <w:rPr>
-            <w:lang w:val="en_US" w:bidi="en_US"/>
-          </w:rPr>
-          <w:rPr>
-            <w:color w:val="0000EE"/>
-            <w:u w:val="single"/>
-          </w:rPr>
-          <w:t>4:23</w:t>
-        </w:r>
-      </w:hyperlink>
+      <w:r>
+        <w:rPr>
+          <w:lang w:val="en_US" w:bidi="en_US"/>
+        </w:rPr>
+        <w:t>4:23</w:t>
+      </w:r>
       <w:r>
         <w:rPr>
           <w:lang w:val="en_US" w:bidi="en_US"/>
@@ -10903,18 +9643,12 @@
         </w:rPr>
         <w:t xml:space="preserve"> </w:t>
       </w:r>
-      <w:hyperlink r:id="rId119">
-        <w:r>
-          <w:rPr>
-            <w:lang w:val="en_US" w:bidi="en_US"/>
-          </w:rPr>
-          <w:rPr>
-            <w:color w:val="0000EE"/>
-            <w:u w:val="single"/>
-          </w:rPr>
-          <w:t>Dn 5:12</w:t>
-        </w:r>
-      </w:hyperlink>
+      <w:r>
+        <w:rPr>
+          <w:lang w:val="en_US" w:bidi="en_US"/>
+        </w:rPr>
+        <w:t>Dn 5:12</w:t>
+      </w:r>
       <w:r>
         <w:rPr>
           <w:lang w:val="en_US" w:bidi="en_US"/>
@@ -11069,18 +9803,12 @@
         </w:rPr>
         <w:t xml:space="preserve">: </w:t>
       </w:r>
-      <w:hyperlink r:id="rId133">
-        <w:r>
-          <w:rPr>
-            <w:lang w:val="en_US" w:bidi="en_US"/>
-          </w:rPr>
-          <w:rPr>
-            <w:color w:val="0000EE"/>
-            <w:u w:val="single"/>
-          </w:rPr>
-          <w:t>Dn 3:26</w:t>
-        </w:r>
-      </w:hyperlink>
+      <w:r>
+        <w:rPr>
+          <w:lang w:val="en_US" w:bidi="en_US"/>
+        </w:rPr>
+        <w:t>Dn 3:26</w:t>
+      </w:r>
       <w:r>
         <w:rPr>
           <w:lang w:val="en_US" w:bidi="en_US"/>
@@ -11123,18 +9851,12 @@
         </w:rPr>
         <w:t xml:space="preserve"> </w:t>
       </w:r>
-      <w:hyperlink r:id="rId100">
-        <w:r>
-          <w:rPr>
-            <w:lang w:val="en_US" w:bidi="en_US"/>
-          </w:rPr>
-          <w:rPr>
-            <w:color w:val="0000EE"/>
-            <w:u w:val="single"/>
-          </w:rPr>
-          <w:t>7:16</w:t>
-        </w:r>
-      </w:hyperlink>
+      <w:r>
+        <w:rPr>
+          <w:lang w:val="en_US" w:bidi="en_US"/>
+        </w:rPr>
+        <w:t>7:16</w:t>
+      </w:r>
       <w:r>
         <w:rPr>
           <w:lang w:val="en_US" w:bidi="en_US"/>
@@ -11177,36 +9899,24 @@
         </w:rPr>
         <w:t xml:space="preserve"> </w:t>
       </w:r>
-      <w:hyperlink r:id="rId25">
-        <w:r>
-          <w:rPr>
-            <w:lang w:val="en_US" w:bidi="en_US"/>
-          </w:rPr>
-          <w:rPr>
-            <w:color w:val="0000EE"/>
-            <w:u w:val="single"/>
-          </w:rPr>
-          <w:t>Dn 3:8</w:t>
-        </w:r>
-      </w:hyperlink>
+      <w:r>
+        <w:rPr>
+          <w:lang w:val="en_US" w:bidi="en_US"/>
+        </w:rPr>
+        <w:t>Dn 3:8</w:t>
+      </w:r>
       <w:r>
         <w:rPr>
           <w:lang w:val="en_US" w:bidi="en_US"/>
         </w:rPr>
         <w:t xml:space="preserve">, </w:t>
       </w:r>
-      <w:hyperlink r:id="rId54">
-        <w:r>
-          <w:rPr>
-            <w:lang w:val="en_US" w:bidi="en_US"/>
-          </w:rPr>
-          <w:rPr>
-            <w:color w:val="0000EE"/>
-            <w:u w:val="single"/>
-          </w:rPr>
-          <w:t>6:13</w:t>
-        </w:r>
-      </w:hyperlink>
+      <w:r>
+        <w:rPr>
+          <w:lang w:val="en_US" w:bidi="en_US"/>
+        </w:rPr>
+        <w:t>6:13</w:t>
+      </w:r>
       <w:r>
         <w:rPr>
           <w:lang w:val="en_US" w:bidi="en_US"/>
@@ -11238,18 +9948,12 @@
         </w:rPr>
         <w:t xml:space="preserve"> </w:t>
       </w:r>
-      <w:hyperlink r:id="rId89">
-        <w:r>
-          <w:rPr>
-            <w:lang w:val="en_US" w:bidi="en_US"/>
-          </w:rPr>
-          <w:rPr>
-            <w:color w:val="0000EE"/>
-            <w:u w:val="single"/>
-          </w:rPr>
-          <w:t>6:21</w:t>
-        </w:r>
-      </w:hyperlink>
+      <w:r>
+        <w:rPr>
+          <w:lang w:val="en_US" w:bidi="en_US"/>
+        </w:rPr>
+        <w:t>6:21</w:t>
+      </w:r>
       <w:r>
         <w:rPr>
           <w:lang w:val="en_US" w:bidi="en_US"/>
@@ -11344,18 +10048,12 @@
         </w:rPr>
         <w:t xml:space="preserve"> </w:t>
       </w:r>
-      <w:hyperlink r:id="rId27">
-        <w:r>
-          <w:rPr>
-            <w:lang w:val="en_US" w:bidi="en_US"/>
-          </w:rPr>
-          <w:rPr>
-            <w:color w:val="0000EE"/>
-            <w:u w:val="single"/>
-          </w:rPr>
-          <w:t>Ezr 7:17</w:t>
-        </w:r>
-      </w:hyperlink>
+      <w:r>
+        <w:rPr>
+          <w:lang w:val="en_US" w:bidi="en_US"/>
+        </w:rPr>
+        <w:t>Ezr 7:17</w:t>
+      </w:r>
       <w:r>
         <w:rPr>
           <w:lang w:val="en_US" w:bidi="en_US"/>
@@ -11449,18 +10147,12 @@
         </w:rPr>
         <w:t xml:space="preserve"> </w:t>
       </w:r>
-      <w:hyperlink r:id="rId134">
-        <w:r>
-          <w:rPr>
-            <w:lang w:val="en_US" w:bidi="en_US"/>
-          </w:rPr>
-          <w:rPr>
-            <w:color w:val="0000EE"/>
-            <w:u w:val="single"/>
-          </w:rPr>
-          <w:t>Ezr 6:17</w:t>
-        </w:r>
-      </w:hyperlink>
+      <w:r>
+        <w:rPr>
+          <w:lang w:val="en_US" w:bidi="en_US"/>
+        </w:rPr>
+        <w:t>Ezr 6:17</w:t>
+      </w:r>
       <w:r>
         <w:rPr>
           <w:lang w:val="en_US" w:bidi="en_US"/>
@@ -11492,18 +10184,12 @@
         </w:rPr>
         <w:t xml:space="preserve"> v:</w:t>
       </w:r>
-      <w:hyperlink r:id="rId135">
-        <w:r>
-          <w:rPr>
-            <w:lang w:val="en_US" w:bidi="en_US"/>
-          </w:rPr>
-          <w:rPr>
-            <w:color w:val="0000EE"/>
-            <w:u w:val="single"/>
-          </w:rPr>
-          <w:t>10</w:t>
-        </w:r>
-      </w:hyperlink>
+      <w:r>
+        <w:rPr>
+          <w:lang w:val="en_US" w:bidi="en_US"/>
+        </w:rPr>
+        <w:t>10</w:t>
+      </w:r>
       <w:r>
         <w:rPr>
           <w:lang w:val="en_US" w:bidi="en_US"/>
@@ -11567,18 +10253,12 @@
         </w:rPr>
         <w:t xml:space="preserve"> </w:t>
       </w:r>
-      <w:hyperlink r:id="rId136">
-        <w:r>
-          <w:rPr>
-            <w:lang w:val="en_US" w:bidi="en_US"/>
-          </w:rPr>
-          <w:rPr>
-            <w:color w:val="0000EE"/>
-            <w:u w:val="single"/>
-          </w:rPr>
-          <w:t>Dn 7:13</w:t>
-        </w:r>
-      </w:hyperlink>
+      <w:r>
+        <w:rPr>
+          <w:lang w:val="en_US" w:bidi="en_US"/>
+        </w:rPr>
+        <w:t>Dn 7:13</w:t>
+      </w:r>
       <w:r>
         <w:rPr>
           <w:lang w:val="en_US" w:bidi="en_US"/>
@@ -11717,18 +10397,12 @@
         </w:rPr>
         <w:t xml:space="preserve"> BH as Aramaism);—abs. </w:t>
       </w:r>
-      <w:hyperlink r:id="rId84">
-        <w:r>
-          <w:rPr>
-            <w:lang w:val="en_US" w:bidi="en_US"/>
-          </w:rPr>
-          <w:rPr>
-            <w:color w:val="0000EE"/>
-            <w:u w:val="single"/>
-          </w:rPr>
-          <w:t>Dn 7:21</w:t>
-        </w:r>
-      </w:hyperlink>
+      <w:r>
+        <w:rPr>
+          <w:lang w:val="en_US" w:bidi="en_US"/>
+        </w:rPr>
+        <w:t>Dn 7:21</w:t>
+      </w:r>
       <w:r>
         <w:rPr>
           <w:lang w:val="en_US" w:bidi="en_US"/>
@@ -11878,18 +10552,12 @@
         </w:rPr>
         <w:t xml:space="preserve"> </w:t>
       </w:r>
-      <w:hyperlink r:id="rId137">
-        <w:r>
-          <w:rPr>
-            <w:lang w:val="en_US" w:bidi="en_US"/>
-          </w:rPr>
-          <w:rPr>
-            <w:color w:val="0000EE"/>
-            <w:u w:val="single"/>
-          </w:rPr>
-          <w:t>Ezr 4:10</w:t>
-        </w:r>
-      </w:hyperlink>
+      <w:r>
+        <w:rPr>
+          <w:lang w:val="en_US" w:bidi="en_US"/>
+        </w:rPr>
+        <w:t>Ezr 4:10</w:t>
+      </w:r>
       <w:r>
         <w:rPr>
           <w:lang w:val="en_US" w:bidi="en_US"/>
@@ -11908,18 +10576,12 @@
         </w:rPr>
         <w:t xml:space="preserve"> v:</w:t>
       </w:r>
-      <w:hyperlink r:id="rId138">
-        <w:r>
-          <w:rPr>
-            <w:lang w:val="en_US" w:bidi="en_US"/>
-          </w:rPr>
-          <w:rPr>
-            <w:color w:val="0000EE"/>
-            <w:u w:val="single"/>
-          </w:rPr>
-          <w:t>15</w:t>
-        </w:r>
-      </w:hyperlink>
+      <w:r>
+        <w:rPr>
+          <w:lang w:val="en_US" w:bidi="en_US"/>
+        </w:rPr>
+        <w:t>15</w:t>
+      </w:r>
       <w:r>
         <w:rPr>
           <w:lang w:val="en_US" w:bidi="en_US"/>
@@ -11938,126 +10600,84 @@
         </w:rPr>
         <w:t xml:space="preserve"> v:</w:t>
       </w:r>
-      <w:hyperlink r:id="rId139">
-        <w:r>
-          <w:rPr>
-            <w:lang w:val="en_US" w:bidi="en_US"/>
-          </w:rPr>
-          <w:rPr>
-            <w:color w:val="0000EE"/>
-            <w:u w:val="single"/>
-          </w:rPr>
-          <w:t>12</w:t>
-        </w:r>
-      </w:hyperlink>
+      <w:r>
+        <w:rPr>
+          <w:lang w:val="en_US" w:bidi="en_US"/>
+        </w:rPr>
+        <w:t>12</w:t>
+      </w:r>
       <w:r>
         <w:rPr>
           <w:lang w:val="en_US" w:bidi="en_US"/>
         </w:rPr>
         <w:t>, v:</w:t>
       </w:r>
-      <w:hyperlink r:id="rId140">
-        <w:r>
-          <w:rPr>
-            <w:lang w:val="en_US" w:bidi="en_US"/>
-          </w:rPr>
-          <w:rPr>
-            <w:color w:val="0000EE"/>
-            <w:u w:val="single"/>
-          </w:rPr>
-          <w:t>13</w:t>
-        </w:r>
-      </w:hyperlink>
+      <w:r>
+        <w:rPr>
+          <w:lang w:val="en_US" w:bidi="en_US"/>
+        </w:rPr>
+        <w:t>13</w:t>
+      </w:r>
       <w:r>
         <w:rPr>
           <w:lang w:val="en_US" w:bidi="en_US"/>
         </w:rPr>
         <w:t>, v:</w:t>
       </w:r>
-      <w:hyperlink r:id="rId138">
-        <w:r>
-          <w:rPr>
-            <w:lang w:val="en_US" w:bidi="en_US"/>
-          </w:rPr>
-          <w:rPr>
-            <w:color w:val="0000EE"/>
-            <w:u w:val="single"/>
-          </w:rPr>
-          <w:t>15</w:t>
-        </w:r>
-      </w:hyperlink>
+      <w:r>
+        <w:rPr>
+          <w:lang w:val="en_US" w:bidi="en_US"/>
+        </w:rPr>
+        <w:t>15</w:t>
+      </w:r>
       <w:r>
         <w:rPr>
           <w:lang w:val="en_US" w:bidi="en_US"/>
         </w:rPr>
         <w:t>, v:</w:t>
       </w:r>
-      <w:hyperlink r:id="rId138">
-        <w:r>
-          <w:rPr>
-            <w:lang w:val="en_US" w:bidi="en_US"/>
-          </w:rPr>
-          <w:rPr>
-            <w:color w:val="0000EE"/>
-            <w:u w:val="single"/>
-          </w:rPr>
-          <w:t>15</w:t>
-        </w:r>
-      </w:hyperlink>
+      <w:r>
+        <w:rPr>
+          <w:lang w:val="en_US" w:bidi="en_US"/>
+        </w:rPr>
+        <w:t>15</w:t>
+      </w:r>
       <w:r>
         <w:rPr>
           <w:lang w:val="en_US" w:bidi="en_US"/>
         </w:rPr>
         <w:t>, v:</w:t>
       </w:r>
-      <w:hyperlink r:id="rId20">
-        <w:r>
-          <w:rPr>
-            <w:lang w:val="en_US" w:bidi="en_US"/>
-          </w:rPr>
-          <w:rPr>
-            <w:color w:val="0000EE"/>
-            <w:u w:val="single"/>
-          </w:rPr>
-          <w:t>16</w:t>
-        </w:r>
-      </w:hyperlink>
+      <w:r>
+        <w:rPr>
+          <w:lang w:val="en_US" w:bidi="en_US"/>
+        </w:rPr>
+        <w:t>16</w:t>
+      </w:r>
       <w:r>
         <w:rPr>
           <w:lang w:val="en_US" w:bidi="en_US"/>
         </w:rPr>
         <w:t>, v:</w:t>
       </w:r>
-      <w:hyperlink r:id="rId141">
-        <w:r>
-          <w:rPr>
-            <w:lang w:val="en_US" w:bidi="en_US"/>
-          </w:rPr>
-          <w:rPr>
-            <w:color w:val="0000EE"/>
-            <w:u w:val="single"/>
-          </w:rPr>
-          <w:t>19</w:t>
-        </w:r>
-      </w:hyperlink>
+      <w:r>
+        <w:rPr>
+          <w:lang w:val="en_US" w:bidi="en_US"/>
+        </w:rPr>
+        <w:t>19</w:t>
+      </w:r>
       <w:r>
         <w:rPr>
           <w:lang w:val="en_US" w:bidi="en_US"/>
         </w:rPr>
         <w:t>, v:</w:t>
       </w:r>
-      <w:hyperlink r:id="rId142">
-        <w:r>
-          <w:rPr>
-            <w:lang w:val="en_US" w:bidi="en_US"/>
-          </w:rPr>
-          <w:rPr>
-            <w:color w:val="0000EE"/>
-            <w:u w:val="single"/>
-          </w:rPr>
-          <w:t>21</w:t>
-        </w:r>
-      </w:hyperlink>
+      <w:r>
+        <w:rPr>
+          <w:lang w:val="en_US" w:bidi="en_US"/>
+        </w:rPr>
+        <w:t>21</w:t>
+      </w:r>
       <w:r>
         <w:rPr>
           <w:lang w:val="en_US" w:bidi="en_US"/>
@@ -12121,18 +10741,12 @@
         </w:rPr>
         <w:t>:</w:t>
       </w:r>
-      <w:hyperlink r:id="rId48">
-        <w:r>
-          <w:rPr>
-            <w:lang w:val="en_US" w:bidi="en_US"/>
-          </w:rPr>
-          <w:rPr>
-            <w:color w:val="0000EE"/>
-            <w:u w:val="single"/>
-          </w:rPr>
-          <w:t>Dn 7:8</w:t>
-        </w:r>
-      </w:hyperlink>
+      <w:r>
+        <w:rPr>
+          <w:lang w:val="en_US" w:bidi="en_US"/>
+        </w:rPr>
+        <w:t>Dn 7:8</w:t>
+      </w:r>
       <w:r>
         <w:rPr>
           <w:lang w:val="en_US" w:bidi="en_US"/>
@@ -12163,18 +10777,12 @@
         </w:rPr>
         <w:t xml:space="preserve">: </w:t>
       </w:r>
-      <w:hyperlink r:id="rId48">
-        <w:r>
-          <w:rPr>
-            <w:lang w:val="en_US" w:bidi="en_US"/>
-          </w:rPr>
-          <w:rPr>
-            <w:color w:val="0000EE"/>
-            <w:u w:val="single"/>
-          </w:rPr>
-          <w:t>Dn 7:8</w:t>
-        </w:r>
-      </w:hyperlink>
+      <w:r>
+        <w:rPr>
+          <w:lang w:val="en_US" w:bidi="en_US"/>
+        </w:rPr>
+        <w:t>Dn 7:8</w:t>
+      </w:r>
       <w:r>
         <w:rPr>
           <w:lang w:val="en_US" w:bidi="en_US"/>
@@ -12193,18 +10801,12 @@
         </w:rPr>
         <w:t xml:space="preserve"> </w:t>
       </w:r>
-      <w:hyperlink r:id="rId91">
-        <w:r>
-          <w:rPr>
-            <w:lang w:val="en_US" w:bidi="en_US"/>
-          </w:rPr>
-          <w:rPr>
-            <w:color w:val="0000EE"/>
-            <w:u w:val="single"/>
-          </w:rPr>
-          <w:t>3:5</w:t>
-        </w:r>
-      </w:hyperlink>
+      <w:r>
+        <w:rPr>
+          <w:lang w:val="en_US" w:bidi="en_US"/>
+        </w:rPr>
+        <w:t>3:5</w:t>
+      </w:r>
       <w:r>
         <w:rPr>
           <w:lang w:val="en_US" w:bidi="en_US"/>
@@ -12223,18 +10825,12 @@
         </w:rPr>
         <w:t xml:space="preserve"> </w:t>
       </w:r>
-      <w:hyperlink r:id="rId47">
-        <w:r>
-          <w:rPr>
-            <w:lang w:val="en_US" w:bidi="en_US"/>
-          </w:rPr>
-          <w:rPr>
-            <w:color w:val="0000EE"/>
-            <w:u w:val="single"/>
-          </w:rPr>
-          <w:t>7:7</w:t>
-        </w:r>
-      </w:hyperlink>
+      <w:r>
+        <w:rPr>
+          <w:lang w:val="en_US" w:bidi="en_US"/>
+        </w:rPr>
+        <w:t>7:7</w:t>
+      </w:r>
       <w:r>
         <w:rPr>
           <w:lang w:val="en_US" w:bidi="en_US"/>
@@ -12253,18 +10849,12 @@
         </w:rPr>
         <w:t xml:space="preserve">- </w:t>
       </w:r>
-      <w:hyperlink r:id="rId48">
-        <w:r>
-          <w:rPr>
-            <w:lang w:val="en_US" w:bidi="en_US"/>
-          </w:rPr>
-          <w:rPr>
-            <w:color w:val="0000EE"/>
-            <w:u w:val="single"/>
-          </w:rPr>
-          <w:t>7:8</w:t>
-        </w:r>
-      </w:hyperlink>
+      <w:r>
+        <w:rPr>
+          <w:lang w:val="en_US" w:bidi="en_US"/>
+        </w:rPr>
+        <w:t>7:8</w:t>
+      </w:r>
       <w:r>
         <w:rPr>
           <w:lang w:val="en_US" w:bidi="en_US"/>
@@ -12284,72 +10874,48 @@
         </w:rPr>
         <w:t xml:space="preserve"> instr. of music, </w:t>
       </w:r>
-      <w:hyperlink r:id="rId91">
-        <w:r>
-          <w:rPr>
-            <w:lang w:val="en_US" w:bidi="en_US"/>
-          </w:rPr>
-          <w:rPr>
-            <w:color w:val="0000EE"/>
-            <w:u w:val="single"/>
-          </w:rPr>
-          <w:t>Dn 3:5</w:t>
-        </w:r>
-      </w:hyperlink>
+      <w:r>
+        <w:rPr>
+          <w:lang w:val="en_US" w:bidi="en_US"/>
+        </w:rPr>
+        <w:t>Dn 3:5</w:t>
+      </w:r>
       <w:r>
         <w:rPr>
           <w:lang w:val="en_US" w:bidi="en_US"/>
         </w:rPr>
         <w:t xml:space="preserve">, </w:t>
       </w:r>
-      <w:hyperlink r:id="rId24">
-        <w:r>
-          <w:rPr>
-            <w:lang w:val="en_US" w:bidi="en_US"/>
-          </w:rPr>
-          <w:rPr>
-            <w:color w:val="0000EE"/>
-            <w:u w:val="single"/>
-          </w:rPr>
-          <w:t>3:7</w:t>
-        </w:r>
-      </w:hyperlink>
+      <w:r>
+        <w:rPr>
+          <w:lang w:val="en_US" w:bidi="en_US"/>
+        </w:rPr>
+        <w:t>3:7</w:t>
+      </w:r>
       <w:r>
         <w:rPr>
           <w:lang w:val="en_US" w:bidi="en_US"/>
         </w:rPr>
         <w:t xml:space="preserve">, </w:t>
       </w:r>
-      <w:hyperlink r:id="rId92">
-        <w:r>
-          <w:rPr>
-            <w:lang w:val="en_US" w:bidi="en_US"/>
-          </w:rPr>
-          <w:rPr>
-            <w:color w:val="0000EE"/>
-            <w:u w:val="single"/>
-          </w:rPr>
-          <w:t>3:10</w:t>
-        </w:r>
-      </w:hyperlink>
+      <w:r>
+        <w:rPr>
+          <w:lang w:val="en_US" w:bidi="en_US"/>
+        </w:rPr>
+        <w:t>3:10</w:t>
+      </w:r>
       <w:r>
         <w:rPr>
           <w:lang w:val="en_US" w:bidi="en_US"/>
         </w:rPr>
         <w:t xml:space="preserve">, </w:t>
       </w:r>
-      <w:hyperlink r:id="rId93">
-        <w:r>
-          <w:rPr>
-            <w:lang w:val="en_US" w:bidi="en_US"/>
-          </w:rPr>
-          <w:rPr>
-            <w:color w:val="0000EE"/>
-            <w:u w:val="single"/>
-          </w:rPr>
-          <w:t>3:15</w:t>
-        </w:r>
-      </w:hyperlink>
+      <w:r>
+        <w:rPr>
+          <w:lang w:val="en_US" w:bidi="en_US"/>
+        </w:rPr>
+        <w:t>3:15</w:t>
+      </w:r>
       <w:r>
         <w:rPr>
           <w:lang w:val="en_US" w:bidi="en_US"/>
@@ -12369,162 +10935,108 @@
         </w:rPr>
         <w:t xml:space="preserve"> symbolic, in vision, </w:t>
       </w:r>
-      <w:hyperlink r:id="rId47">
-        <w:r>
-          <w:rPr>
-            <w:lang w:val="en_US" w:bidi="en_US"/>
-          </w:rPr>
-          <w:rPr>
-            <w:color w:val="0000EE"/>
-            <w:u w:val="single"/>
-          </w:rPr>
-          <w:t>7:7</w:t>
-        </w:r>
-      </w:hyperlink>
+      <w:r>
+        <w:rPr>
+          <w:lang w:val="en_US" w:bidi="en_US"/>
+        </w:rPr>
+        <w:t>7:7</w:t>
+      </w:r>
       <w:r>
         <w:rPr>
           <w:lang w:val="en_US" w:bidi="en_US"/>
         </w:rPr>
         <w:t xml:space="preserve">, </w:t>
       </w:r>
-      <w:hyperlink r:id="rId48">
-        <w:r>
-          <w:rPr>
-            <w:lang w:val="en_US" w:bidi="en_US"/>
-          </w:rPr>
-          <w:rPr>
-            <w:color w:val="0000EE"/>
-            <w:u w:val="single"/>
-          </w:rPr>
-          <w:t>7:8</w:t>
-        </w:r>
-      </w:hyperlink>
+      <w:r>
+        <w:rPr>
+          <w:lang w:val="en_US" w:bidi="en_US"/>
+        </w:rPr>
+        <w:t>7:8</w:t>
+      </w:r>
       <w:r>
         <w:rPr>
           <w:lang w:val="en_US" w:bidi="en_US"/>
         </w:rPr>
         <w:t xml:space="preserve">, </w:t>
       </w:r>
-      <w:hyperlink r:id="rId48">
-        <w:r>
-          <w:rPr>
-            <w:lang w:val="en_US" w:bidi="en_US"/>
-          </w:rPr>
-          <w:rPr>
-            <w:color w:val="0000EE"/>
-            <w:u w:val="single"/>
-          </w:rPr>
-          <w:t>7:8</w:t>
-        </w:r>
-      </w:hyperlink>
+      <w:r>
+        <w:rPr>
+          <w:lang w:val="en_US" w:bidi="en_US"/>
+        </w:rPr>
+        <w:t>7:8</w:t>
+      </w:r>
       <w:r>
         <w:rPr>
           <w:lang w:val="en_US" w:bidi="en_US"/>
         </w:rPr>
         <w:t xml:space="preserve">, </w:t>
       </w:r>
-      <w:hyperlink r:id="rId48">
-        <w:r>
-          <w:rPr>
-            <w:lang w:val="en_US" w:bidi="en_US"/>
-          </w:rPr>
-          <w:rPr>
-            <w:color w:val="0000EE"/>
-            <w:u w:val="single"/>
-          </w:rPr>
-          <w:t>7:8</w:t>
-        </w:r>
-      </w:hyperlink>
+      <w:r>
+        <w:rPr>
+          <w:lang w:val="en_US" w:bidi="en_US"/>
+        </w:rPr>
+        <w:t>7:8</w:t>
+      </w:r>
       <w:r>
         <w:rPr>
           <w:lang w:val="en_US" w:bidi="en_US"/>
         </w:rPr>
         <w:t xml:space="preserve">, </w:t>
       </w:r>
-      <w:hyperlink r:id="rId90">
-        <w:r>
-          <w:rPr>
-            <w:lang w:val="en_US" w:bidi="en_US"/>
-          </w:rPr>
-          <w:rPr>
-            <w:color w:val="0000EE"/>
-            <w:u w:val="single"/>
-          </w:rPr>
-          <w:t>7:11</w:t>
-        </w:r>
-      </w:hyperlink>
+      <w:r>
+        <w:rPr>
+          <w:lang w:val="en_US" w:bidi="en_US"/>
+        </w:rPr>
+        <w:t>7:11</w:t>
+      </w:r>
       <w:r>
         <w:rPr>
           <w:lang w:val="en_US" w:bidi="en_US"/>
         </w:rPr>
         <w:t xml:space="preserve">, </w:t>
       </w:r>
-      <w:hyperlink r:id="rId49">
-        <w:r>
-          <w:rPr>
-            <w:lang w:val="en_US" w:bidi="en_US"/>
-          </w:rPr>
-          <w:rPr>
-            <w:color w:val="0000EE"/>
-            <w:u w:val="single"/>
-          </w:rPr>
-          <w:t>7:20</w:t>
-        </w:r>
-      </w:hyperlink>
+      <w:r>
+        <w:rPr>
+          <w:lang w:val="en_US" w:bidi="en_US"/>
+        </w:rPr>
+        <w:t>7:20</w:t>
+      </w:r>
       <w:r>
         <w:rPr>
           <w:lang w:val="en_US" w:bidi="en_US"/>
         </w:rPr>
         <w:t xml:space="preserve">, </w:t>
       </w:r>
-      <w:hyperlink r:id="rId49">
-        <w:r>
-          <w:rPr>
-            <w:lang w:val="en_US" w:bidi="en_US"/>
-          </w:rPr>
-          <w:rPr>
-            <w:color w:val="0000EE"/>
-            <w:u w:val="single"/>
-          </w:rPr>
-          <w:t>7:20</w:t>
-        </w:r>
-      </w:hyperlink>
+      <w:r>
+        <w:rPr>
+          <w:lang w:val="en_US" w:bidi="en_US"/>
+        </w:rPr>
+        <w:t>7:20</w:t>
+      </w:r>
       <w:r>
         <w:rPr>
           <w:lang w:val="en_US" w:bidi="en_US"/>
         </w:rPr>
         <w:t xml:space="preserve">, </w:t>
       </w:r>
-      <w:hyperlink r:id="rId84">
-        <w:r>
-          <w:rPr>
-            <w:lang w:val="en_US" w:bidi="en_US"/>
-          </w:rPr>
-          <w:rPr>
-            <w:color w:val="0000EE"/>
-            <w:u w:val="single"/>
-          </w:rPr>
-          <w:t>7:21</w:t>
-        </w:r>
-      </w:hyperlink>
+      <w:r>
+        <w:rPr>
+          <w:lang w:val="en_US" w:bidi="en_US"/>
+        </w:rPr>
+        <w:t>7:21</w:t>
+      </w:r>
       <w:r>
         <w:rPr>
           <w:lang w:val="en_US" w:bidi="en_US"/>
         </w:rPr>
         <w:t xml:space="preserve">, </w:t>
       </w:r>
-      <w:hyperlink r:id="rId77">
-        <w:r>
-          <w:rPr>
-            <w:lang w:val="en_US" w:bidi="en_US"/>
-          </w:rPr>
-          <w:rPr>
-            <w:color w:val="0000EE"/>
-            <w:u w:val="single"/>
-          </w:rPr>
-          <w:t>7:24</w:t>
-        </w:r>
-      </w:hyperlink>
+      <w:r>
+        <w:rPr>
+          <w:lang w:val="en_US" w:bidi="en_US"/>
+        </w:rPr>
+        <w:t>7:24</w:t>
+      </w:r>
       <w:r>
         <w:rPr>
           <w:lang w:val="en_US" w:bidi="en_US"/>
@@ -12630,18 +11142,12 @@
         </w:rPr>
         <w:t xml:space="preserve"> </w:t>
       </w:r>
-      <w:hyperlink r:id="rId143">
-        <w:r>
-          <w:rPr>
-            <w:lang w:val="en_US" w:bidi="en_US"/>
-          </w:rPr>
-          <w:rPr>
-            <w:color w:val="0000EE"/>
-            <w:u w:val="single"/>
-          </w:rPr>
-          <w:t>Dn 6:25</w:t>
-        </w:r>
-      </w:hyperlink>
+      <w:r>
+        <w:rPr>
+          <w:lang w:val="en_US" w:bidi="en_US"/>
+        </w:rPr>
+        <w:t>Dn 6:25</w:t>
+      </w:r>
       <w:r>
         <w:rPr>
           <w:lang w:val="en_US" w:bidi="en_US"/>
@@ -12660,18 +11166,12 @@
         </w:rPr>
         <w:t xml:space="preserve">- </w:t>
       </w:r>
-      <w:hyperlink r:id="rId25">
-        <w:r>
-          <w:rPr>
-            <w:lang w:val="en_US" w:bidi="en_US"/>
-          </w:rPr>
-          <w:rPr>
-            <w:color w:val="0000EE"/>
-            <w:u w:val="single"/>
-          </w:rPr>
-          <w:t>3:8</w:t>
-        </w:r>
-      </w:hyperlink>
+      <w:r>
+        <w:rPr>
+          <w:lang w:val="en_US" w:bidi="en_US"/>
+        </w:rPr>
+        <w:t>3:8</w:t>
+      </w:r>
       <w:r>
         <w:rPr>
           <w:lang w:val="en_US" w:bidi="en_US"/>
@@ -13033,18 +11533,12 @@
         </w:rPr>
         <w:t xml:space="preserve"> once, Aramaism));—abs. </w:t>
       </w:r>
-      <w:hyperlink r:id="rId124">
-        <w:r>
-          <w:rPr>
-            <w:lang w:val="en_US" w:bidi="en_US"/>
-          </w:rPr>
-          <w:rPr>
-            <w:color w:val="0000EE"/>
-            <w:u w:val="single"/>
-          </w:rPr>
-          <w:t>Dn 4:34</w:t>
-        </w:r>
-      </w:hyperlink>
+      <w:r>
+        <w:rPr>
+          <w:lang w:val="en_US" w:bidi="en_US"/>
+        </w:rPr>
+        <w:t>Dn 4:34</w:t>
+      </w:r>
       <w:r>
         <w:rPr>
           <w:lang w:val="en_US" w:bidi="en_US"/>
@@ -13063,18 +11557,12 @@
         </w:rPr>
         <w:t xml:space="preserve">: </w:t>
       </w:r>
-      <w:hyperlink r:id="rId144">
-        <w:r>
-          <w:rPr>
-            <w:lang w:val="en_US" w:bidi="en_US"/>
-          </w:rPr>
-          <w:rPr>
-            <w:color w:val="0000EE"/>
-            <w:u w:val="single"/>
-          </w:rPr>
-          <w:t>2:47</w:t>
-        </w:r>
-      </w:hyperlink>
+      <w:r>
+        <w:rPr>
+          <w:lang w:val="en_US" w:bidi="en_US"/>
+        </w:rPr>
+        <w:t>2:47</w:t>
+      </w:r>
       <w:r>
         <w:rPr>
           <w:lang w:val="en_US" w:bidi="en_US"/>
